--- a/swh/docx/010.content.docx
+++ b/swh/docx/010.content.docx
@@ -331,56 +331,1232 @@
       </w:r>
       <w:r>
         <w:rPr>
+          <w:lang w:val="sw_KE" w:bidi="sw_KE"/>
+        </w:rPr>
+        <w:t>nchi</w:t>
+      </w:r>
+      <w:r>
+        <w:rPr>
+          <w:lang w:val="sw_KE" w:bidi="sw_KE"/>
+        </w:rPr>
+        <w:t xml:space="preserve"> ambazo zinatawaliwa na mtu mmoja au serikali moja. Kiongozi wa himaya anaitwa mfalme. Mfalme wa Warumi aliitwa Kaisari.</w:t>
+      </w:r>
+    </w:p>
+    <w:p>
+      <w:pPr/>
+      <w:r>
+        <w:rPr>
+          <w:lang w:val="sw_KE" w:bidi="sw_KE"/>
+        </w:rPr>
+      </w:r>
+      <w:r>
+        <w:rPr>
+          <w:lang w:val="sw_KE" w:bidi="sw_KE"/>
+        </w:rPr>
+        <w:t xml:space="preserve">Milki ya Roma ilijumuisha nchi nyingi na vikundi vya watu. Ilikuwa kubwa sana. Watu katika nchi hizo zote walipaswa kulipa ushuru kwa Kaisari. Kaisari alikuwa na nguvu sana kwamba watu wengi walimtendea kama mungu. Katika miji mingine, watu walijenga </w:t>
+      </w:r>
+      <w:r>
+        <w:rPr>
+          <w:lang w:val="sw_KE" w:bidi="sw_KE"/>
+        </w:rPr>
+        <w:t>mahekalu</w:t>
+      </w:r>
+      <w:r>
+        <w:rPr>
+          <w:lang w:val="sw_KE" w:bidi="sw_KE"/>
+        </w:rPr>
+        <w:t xml:space="preserve"> ambapo waliabudu </w:t>
+      </w:r>
+      <w:r>
+        <w:rPr>
+          <w:lang w:val="sw_KE" w:bidi="sw_KE"/>
+        </w:rPr>
+        <w:t>sanamu</w:t>
+      </w:r>
+      <w:r>
+        <w:rPr>
+          <w:lang w:val="sw_KE" w:bidi="sw_KE"/>
+        </w:rPr>
+        <w:t xml:space="preserve"> ya Kaisari.</w:t>
+      </w:r>
+      <w:r>
+        <w:rPr>
+          <w:lang w:val="sw_KE" w:bidi="sw_KE"/>
+        </w:rPr>
+      </w:r>
+      <w:r>
+        <w:rPr>
+          <w:lang w:val="sw_KE" w:bidi="sw_KE"/>
+        </w:rPr>
+      </w:r>
+    </w:p>
+    <w:p>
+      <w:pPr/>
+      <w:r>
+        <w:rPr>
+          <w:lang w:val="sw_KE" w:bidi="sw_KE"/>
+        </w:rPr>
+      </w:r>
+    </w:p>
+    <w:p>
+      <w:pPr>
+        <w:pStyle w:val="Heading2"/>
+      </w:pPr>
+      <w:r>
+        <w:rPr>
+          <w:lang w:val="sw_KE" w:bidi="sw_KE"/>
+        </w:rPr>
+        <w:t>Kaisari Filipi</w:t>
+      </w:r>
+      <w:r>
+        <w:rPr>
+          <w:lang w:val="sw_KE" w:bidi="sw_KE"/>
+        </w:rPr>
+      </w:r>
+    </w:p>
+    <w:p>
+      <w:pPr/>
+      <w:r>
+        <w:rPr>
+          <w:lang w:val="sw_KE" w:bidi="sw_KE"/>
+        </w:rPr>
+      </w:r>
+      <w:r>
+        <w:rPr>
           <w:b/>
           <w:lang w:val="sw_KE" w:bidi="sw_KE"/>
         </w:rPr>
-        <w:t>nchi</w:t>
-      </w:r>
-      <w:r>
-        <w:rPr>
-          <w:lang w:val="sw_KE" w:bidi="sw_KE"/>
-        </w:rPr>
-        <w:t xml:space="preserve"> ambazo zinatawaliwa na mtu mmoja au serikali moja. Kiongozi wa himaya anaitwa mfalme. Mfalme wa Warumi aliitwa Kaisari.</w:t>
-      </w:r>
-    </w:p>
-    <w:p>
-      <w:pPr/>
-      <w:r>
-        <w:rPr>
-          <w:lang w:val="sw_KE" w:bidi="sw_KE"/>
-        </w:rPr>
-      </w:r>
-      <w:r>
-        <w:rPr>
-          <w:lang w:val="sw_KE" w:bidi="sw_KE"/>
-        </w:rPr>
-        <w:t xml:space="preserve">Milki ya Roma ilijumuisha nchi nyingi na vikundi vya watu. Ilikuwa kubwa sana. Watu katika nchi hizo zote walipaswa kulipa ushuru kwa Kaisari. Kaisari alikuwa na nguvu sana kwamba watu wengi walimtendea kama mungu. Katika miji mingine, watu walijenga </w:t>
+        <w:t>Kaisaria Filipi</w:t>
+      </w:r>
+      <w:r>
+        <w:rPr>
+          <w:lang w:val="sw_KE" w:bidi="sw_KE"/>
+        </w:rPr>
+        <w:t xml:space="preserve"> ulikuwa mji karibu kilomita 40 kaskazini kutoka </w:t>
+      </w:r>
+      <w:r>
+        <w:rPr>
+          <w:lang w:val="sw_KE" w:bidi="sw_KE"/>
+        </w:rPr>
+        <w:t>Bahari ya Galilaya</w:t>
+      </w:r>
+      <w:r>
+        <w:rPr>
+          <w:lang w:val="sw_KE" w:bidi="sw_KE"/>
+        </w:rPr>
+        <w:t xml:space="preserve">. Watu ambao waliishi katika eneo hili hawakuwa </w:t>
+      </w:r>
+      <w:r>
+        <w:rPr>
+          <w:lang w:val="sw_KE" w:bidi="sw_KE"/>
+        </w:rPr>
+        <w:t>Wayahudi</w:t>
+      </w:r>
+      <w:r>
+        <w:rPr>
+          <w:lang w:val="sw_KE" w:bidi="sw_KE"/>
+        </w:rPr>
+        <w:t xml:space="preserve">. Ndani ya mji huu kulikuwa na hekalu ambalo watu walikuwa </w:t>
+      </w:r>
+      <w:r>
+        <w:rPr>
+          <w:lang w:val="sw_KE" w:bidi="sw_KE"/>
+        </w:rPr>
+        <w:t>wamejenga</w:t>
+      </w:r>
+      <w:r>
+        <w:rPr>
+          <w:lang w:val="sw_KE" w:bidi="sw_KE"/>
+        </w:rPr>
+        <w:t xml:space="preserve"> ili kumwabudu </w:t>
+      </w:r>
+      <w:r>
+        <w:rPr>
+          <w:lang w:val="sw_KE" w:bidi="sw_KE"/>
+        </w:rPr>
+        <w:t>Kaisari</w:t>
+      </w:r>
+      <w:r>
+        <w:rPr>
+          <w:lang w:val="sw_KE" w:bidi="sw_KE"/>
+        </w:rPr>
+        <w:t>, Mfalme wa Kirumi.</w:t>
+      </w:r>
+      <w:r>
+        <w:rPr>
+          <w:lang w:val="sw_KE" w:bidi="sw_KE"/>
+        </w:rPr>
+      </w:r>
+      <w:r>
+        <w:rPr>
+          <w:lang w:val="sw_KE" w:bidi="sw_KE"/>
+        </w:rPr>
+      </w:r>
+    </w:p>
+    <w:p>
+      <w:pPr/>
+      <w:r>
+        <w:rPr>
+          <w:lang w:val="sw_KE" w:bidi="sw_KE"/>
+        </w:rPr>
+      </w:r>
+    </w:p>
+    <w:p>
+      <w:pPr>
+        <w:pStyle w:val="Heading2"/>
+      </w:pPr>
+      <w:r>
+        <w:rPr>
+          <w:lang w:val="sw_KE" w:bidi="sw_KE"/>
+        </w:rPr>
+        <w:t>kamanda</w:t>
+      </w:r>
+      <w:r>
+        <w:rPr>
+          <w:lang w:val="sw_KE" w:bidi="sw_KE"/>
+        </w:rPr>
+      </w:r>
+    </w:p>
+    <w:p>
+      <w:pPr/>
+      <w:r>
+        <w:rPr>
+          <w:lang w:val="sw_KE" w:bidi="sw_KE"/>
+        </w:rPr>
       </w:r>
       <w:r>
         <w:rPr>
           <w:b/>
           <w:lang w:val="sw_KE" w:bidi="sw_KE"/>
         </w:rPr>
-        <w:t>mahekalu</w:t>
-      </w:r>
-      <w:r>
-        <w:rPr>
-          <w:lang w:val="sw_KE" w:bidi="sw_KE"/>
-        </w:rPr>
-        <w:t xml:space="preserve"> ambapo waliabudu </w:t>
+        <w:t>Kamanda</w:t>
+      </w:r>
+      <w:r>
+        <w:rPr>
+          <w:lang w:val="sw_KE" w:bidi="sw_KE"/>
+        </w:rPr>
+        <w:t xml:space="preserve"> katika Agano jipya ni jina la afisa katika jeshi la kirumi. Watu wakati mwingine waliwaita makamanda "mkuu." Kamanda au tribune alikuwa na mamlaka zaidi kuliko jemedari </w:t>
+      </w:r>
+      <w:r>
+        <w:rPr>
+          <w:lang w:val="sw_KE" w:bidi="sw_KE"/>
+        </w:rPr>
+        <w:t>ambaye</w:t>
+      </w:r>
+      <w:r>
+        <w:rPr>
+          <w:lang w:val="sw_KE" w:bidi="sw_KE"/>
+        </w:rPr>
+        <w:t xml:space="preserve"> alikuwa anasimamila watu mia moja tu. Kamanda mara nyingi angekuwa msimamizi wa maakida 6 hadi 10 na askari wao. Kwa hivyo kamanda alikuwa anasimamia takriban askari 600 hadi 1000 kwa jumla.</w:t>
+      </w:r>
+      <w:r>
+        <w:rPr>
+          <w:lang w:val="sw_KE" w:bidi="sw_KE"/>
+        </w:rPr>
+      </w:r>
+      <w:r>
+        <w:rPr>
+          <w:lang w:val="sw_KE" w:bidi="sw_KE"/>
+        </w:rPr>
+      </w:r>
+    </w:p>
+    <w:p>
+      <w:pPr/>
+      <w:r>
+        <w:rPr>
+          <w:lang w:val="sw_KE" w:bidi="sw_KE"/>
+        </w:rPr>
+      </w:r>
+    </w:p>
+    <w:p>
+      <w:pPr>
+        <w:pStyle w:val="Heading2"/>
+      </w:pPr>
+      <w:r>
+        <w:rPr>
+          <w:lang w:val="sw_KE" w:bidi="sw_KE"/>
+        </w:rPr>
+        <w:t>Kanaani</w:t>
+      </w:r>
+      <w:r>
+        <w:rPr>
+          <w:lang w:val="sw_KE" w:bidi="sw_KE"/>
+        </w:rPr>
+      </w:r>
+    </w:p>
+    <w:p>
+      <w:pPr/>
+      <w:r>
+        <w:rPr>
+          <w:lang w:val="sw_KE" w:bidi="sw_KE"/>
+        </w:rPr>
+      </w:r>
+      <w:r>
+        <w:rPr>
+          <w:lang w:val="sw_KE" w:bidi="sw_KE"/>
+        </w:rPr>
+        <w:t xml:space="preserve">Katika Agano la Kale, </w:t>
       </w:r>
       <w:r>
         <w:rPr>
           <w:b/>
           <w:lang w:val="sw_KE" w:bidi="sw_KE"/>
         </w:rPr>
+        <w:t>Kanaani</w:t>
+      </w:r>
+      <w:r>
+        <w:rPr>
+          <w:lang w:val="sw_KE" w:bidi="sw_KE"/>
+        </w:rPr>
+        <w:t xml:space="preserve"> ni eneo ambalo takriban ni ukanda wa ardhi kati ya </w:t>
+      </w:r>
+      <w:r>
+        <w:rPr>
+          <w:lang w:val="sw_KE" w:bidi="sw_KE"/>
+        </w:rPr>
+        <w:t>Mto Yordani</w:t>
+      </w:r>
+      <w:r>
+        <w:rPr>
+          <w:lang w:val="sw_KE" w:bidi="sw_KE"/>
+        </w:rPr>
+        <w:t xml:space="preserve"> katika mashariki, na Bahari ya Mediterania magharibi. Hii ni eneo ambalo leo linajumuisha sehemu ya nchi za </w:t>
+      </w:r>
+      <w:r>
+        <w:rPr>
+          <w:lang w:val="sw_KE" w:bidi="sw_KE"/>
+        </w:rPr>
+        <w:t>Israeli</w:t>
+      </w:r>
+      <w:r>
+        <w:rPr>
+          <w:lang w:val="sw_KE" w:bidi="sw_KE"/>
+        </w:rPr>
+        <w:t xml:space="preserve"> na Palestina, Lebanoni, na Siria.</w:t>
+      </w:r>
+    </w:p>
+    <w:p>
+      <w:pPr/>
+      <w:r>
+        <w:rPr>
+          <w:lang w:val="sw_KE" w:bidi="sw_KE"/>
+        </w:rPr>
+      </w:r>
+      <w:r>
+        <w:rPr>
+          <w:lang w:val="sw_KE" w:bidi="sw_KE"/>
+        </w:rPr>
+        <w:t xml:space="preserve">Mungu alikuwa amemwita </w:t>
+      </w:r>
+      <w:r>
+        <w:rPr>
+          <w:lang w:val="sw_KE" w:bidi="sw_KE"/>
+        </w:rPr>
+        <w:t>Ibrahimu</w:t>
+      </w:r>
+      <w:r>
+        <w:rPr>
+          <w:lang w:val="sw_KE" w:bidi="sw_KE"/>
+        </w:rPr>
+        <w:t xml:space="preserve"> na kumwambia aende kwenye ambayo angemwonyesha. Nchi hii ilikuwa Kanaani. Mungu alimwahidi Ibrahimu kwamba nchi yote ya Kanaani ingekuwa ya wazao .</w:t>
+      </w:r>
+    </w:p>
+    <w:p>
+      <w:pPr/>
+      <w:r>
+        <w:rPr>
+          <w:lang w:val="sw_KE" w:bidi="sw_KE"/>
+        </w:rPr>
+      </w:r>
+      <w:r>
+        <w:rPr>
+          <w:lang w:val="sw_KE" w:bidi="sw_KE"/>
+        </w:rPr>
+        <w:t>Makundi mengine mengi ya watu waliishi katika eneo hili wakati huo: Wahiti, Waamori, Wakanaani, na wengine wachache. Wakati mwingine wote pamoja wanaitwa Wakanaani, na wakati mwingine wote pamoja wanaitwa Waamori.</w:t>
+      </w:r>
+    </w:p>
+    <w:p>
+      <w:pPr/>
+      <w:r>
+        <w:rPr>
+          <w:lang w:val="sw_KE" w:bidi="sw_KE"/>
+        </w:rPr>
+      </w:r>
+      <w:r>
+        <w:rPr>
+          <w:lang w:val="sw_KE" w:bidi="sw_KE"/>
+        </w:rPr>
+        <w:t xml:space="preserve">Wanaume wa Ibrahimu, </w:t>
+      </w:r>
+      <w:r>
+        <w:rPr>
+          <w:lang w:val="sw_KE" w:bidi="sw_KE"/>
+        </w:rPr>
+        <w:t>Waisraeli</w:t>
+      </w:r>
+      <w:r>
+        <w:rPr>
+          <w:lang w:val="sw_KE" w:bidi="sw_KE"/>
+        </w:rPr>
+        <w:t xml:space="preserve">, wanapowekwa huru kutoka kwa utumwa katika Misri, Mungu anawaleta Kanaani. Mungu anawapa kazi ya kuwafukuza Wakanaani na kuchukua nchi. Mungu alikuwa angetoa nchi kwa Waisraeli. Mungu alitaka kujenga </w:t>
+      </w:r>
+      <w:r>
+        <w:rPr>
+          <w:lang w:val="sw_KE" w:bidi="sw_KE"/>
+        </w:rPr>
+        <w:t>taifa</w:t>
+      </w:r>
+      <w:r>
+        <w:rPr>
+          <w:lang w:val="sw_KE" w:bidi="sw_KE"/>
+        </w:rPr>
+        <w:t xml:space="preserve"> kutoka kwa Waisraeli ambao </w:t>
+      </w:r>
+      <w:r>
+        <w:rPr>
+          <w:lang w:val="sw_KE" w:bidi="sw_KE"/>
+        </w:rPr>
+        <w:t>kupitia</w:t>
+      </w:r>
+      <w:r>
+        <w:rPr>
+          <w:lang w:val="sw_KE" w:bidi="sw_KE"/>
+        </w:rPr>
+        <w:t xml:space="preserve"> kwake angabariki watu wote wa dunia. Ili watu wabaki waaminifu kwa Mungu, ilikuwa muhimu kwamba hawangeshawishiwa na watu wa Kanaani. Watu wa Kanaani </w:t>
+      </w:r>
+      <w:r>
+        <w:rPr>
+          <w:lang w:val="sw_KE" w:bidi="sw_KE"/>
+        </w:rPr>
+        <w:t>waliabudu</w:t>
+      </w:r>
+      <w:r>
+        <w:rPr>
+          <w:lang w:val="sw_KE" w:bidi="sw_KE"/>
+        </w:rPr>
+        <w:t xml:space="preserve"> miungu mingi na kufanya mambo mengi ambayo Mungu alikuwa amekataza hasa katika amri </w:t>
+      </w:r>
+      <w:r>
+        <w:rPr>
+          <w:lang w:val="sw_KE" w:bidi="sw_KE"/>
+        </w:rPr>
+        <w:t>zake</w:t>
+      </w:r>
+      <w:r>
+        <w:rPr>
+          <w:lang w:val="sw_KE" w:bidi="sw_KE"/>
+        </w:rPr>
+        <w:t xml:space="preserve">. Lakini Waisraeli walishindwa kuwafukuza Wakanaani, na mara nyingi walifanya </w:t>
+      </w:r>
+      <w:r>
+        <w:rPr>
+          <w:lang w:val="sw_KE" w:bidi="sw_KE"/>
+        </w:rPr>
+        <w:t>dhambi</w:t>
+      </w:r>
+      <w:r>
+        <w:rPr>
+          <w:lang w:val="sw_KE" w:bidi="sw_KE"/>
+        </w:rPr>
+        <w:t xml:space="preserve"> kwa kufuata desturi na miungu ya Wakanaani.</w:t>
+      </w:r>
+      <w:r>
+        <w:rPr>
+          <w:lang w:val="sw_KE" w:bidi="sw_KE"/>
+        </w:rPr>
+      </w:r>
+      <w:r>
+        <w:rPr>
+          <w:lang w:val="sw_KE" w:bidi="sw_KE"/>
+        </w:rPr>
+      </w:r>
+    </w:p>
+    <w:p>
+      <w:pPr/>
+      <w:r>
+        <w:rPr>
+          <w:lang w:val="sw_KE" w:bidi="sw_KE"/>
+        </w:rPr>
+      </w:r>
+    </w:p>
+    <w:p>
+      <w:pPr>
+        <w:pStyle w:val="Heading2"/>
+      </w:pPr>
+      <w:r>
+        <w:rPr>
+          <w:lang w:val="sw_KE" w:bidi="sw_KE"/>
+        </w:rPr>
+        <w:t>kanisa</w:t>
+      </w:r>
+      <w:r>
+        <w:rPr>
+          <w:lang w:val="sw_KE" w:bidi="sw_KE"/>
+        </w:rPr>
+      </w:r>
+    </w:p>
+    <w:p>
+      <w:pPr/>
+      <w:r>
+        <w:rPr>
+          <w:lang w:val="sw_KE" w:bidi="sw_KE"/>
+        </w:rPr>
+      </w:r>
+      <w:r>
+        <w:rPr>
+          <w:lang w:val="sw_KE" w:bidi="sw_KE"/>
+        </w:rPr>
+        <w:t xml:space="preserve">Katika Biblia watu hawakutumia neno </w:t>
+      </w:r>
+      <w:r>
+        <w:rPr>
+          <w:b/>
+          <w:lang w:val="sw_KE" w:bidi="sw_KE"/>
+        </w:rPr>
+        <w:t>kanisa</w:t>
+      </w:r>
+      <w:r>
+        <w:rPr>
+          <w:lang w:val="sw_KE" w:bidi="sw_KE"/>
+        </w:rPr>
+        <w:t xml:space="preserve"> kumaanisha jengo. Badala yake, kanisa ni jamii ya watu wanaomwamini Yesu. Wakati mwingine neno kanisa linatumiwa kwa kikundi cha waumini katika sehemu moja, na wakati mwingine neno hilo linamaanisha watu wote duniani wanaomwamini Yesu.</w:t>
+      </w:r>
+    </w:p>
+    <w:p>
+      <w:pPr/>
+      <w:r>
+        <w:rPr>
+          <w:lang w:val="sw_KE" w:bidi="sw_KE"/>
+        </w:rPr>
+      </w:r>
+      <w:r>
+        <w:rPr>
+          <w:lang w:val="sw_KE" w:bidi="sw_KE"/>
+        </w:rPr>
+        <w:t xml:space="preserve">Watu ambao ni wa kanisa wanakuja pamoja ili </w:t>
+      </w:r>
+      <w:r>
+        <w:rPr>
+          <w:lang w:val="sw_KE" w:bidi="sw_KE"/>
+        </w:rPr>
+        <w:t>kuomba</w:t>
+      </w:r>
+      <w:r>
+        <w:rPr>
+          <w:lang w:val="sw_KE" w:bidi="sw_KE"/>
+        </w:rPr>
+        <w:t xml:space="preserve">, </w:t>
+      </w:r>
+      <w:r>
+        <w:rPr>
+          <w:lang w:val="sw_KE" w:bidi="sw_KE"/>
+        </w:rPr>
+        <w:t>kumwabudu</w:t>
+      </w:r>
+      <w:r>
+        <w:rPr>
+          <w:lang w:val="sw_KE" w:bidi="sw_KE"/>
+        </w:rPr>
+        <w:t xml:space="preserve"> Mungu, kusherehekea karamu ya Bwana, na kujifunza neno la Mungu pamoja.</w:t>
+      </w:r>
+    </w:p>
+    <w:p>
+      <w:pPr/>
+      <w:r>
+        <w:rPr>
+          <w:lang w:val="sw_KE" w:bidi="sw_KE"/>
+        </w:rPr>
+      </w:r>
+      <w:r>
+        <w:rPr>
+          <w:lang w:val="sw_KE" w:bidi="sw_KE"/>
+        </w:rPr>
+        <w:t xml:space="preserve">Kitabu cha Matendo kinatuambia jinsi kanisa linakua kutoka kwa kikundi kidogo cha watu katika </w:t>
+      </w:r>
+      <w:r>
+        <w:rPr>
+          <w:lang w:val="sw_KE" w:bidi="sw_KE"/>
+        </w:rPr>
+        <w:t>Yerusalemu</w:t>
+      </w:r>
+      <w:r>
+        <w:rPr>
+          <w:lang w:val="sw_KE" w:bidi="sw_KE"/>
+        </w:rPr>
+        <w:t xml:space="preserve"> hadi maelfu ya watu katika nchi nyingi tofauti.</w:t>
+      </w:r>
+    </w:p>
+    <w:p>
+      <w:pPr/>
+      <w:r>
+        <w:rPr>
+          <w:lang w:val="sw_KE" w:bidi="sw_KE"/>
+        </w:rPr>
+      </w:r>
+      <w:r>
+        <w:rPr>
+          <w:lang w:val="sw_KE" w:bidi="sw_KE"/>
+        </w:rPr>
+        <w:t>Barua ni barua kutoka kwa mitume kwa makanisa, au jamii za waumini, katika sehemu tofauti za dunia. Paulo, mtume ambaye aliandika barua nyingi kwa makanisa, analinganisha kanisa na mwili wa Kristo katika barua yake kwa Wakorintho. Kila mtu katika kanisa ni kama sehemu ya mwili na anafanya kazi muhimu. Wote kwa pamoja, mwili wa Kristo, au kanisa, unafanya kazi ya Kristo katika ulimwengu.</w:t>
+      </w:r>
+      <w:r>
+        <w:rPr>
+          <w:lang w:val="sw_KE" w:bidi="sw_KE"/>
+        </w:rPr>
+      </w:r>
+      <w:r>
+        <w:rPr>
+          <w:lang w:val="sw_KE" w:bidi="sw_KE"/>
+        </w:rPr>
+      </w:r>
+    </w:p>
+    <w:p>
+      <w:pPr/>
+      <w:r>
+        <w:rPr>
+          <w:lang w:val="sw_KE" w:bidi="sw_KE"/>
+        </w:rPr>
+      </w:r>
+    </w:p>
+    <w:p>
+      <w:pPr>
+        <w:pStyle w:val="Heading2"/>
+      </w:pPr>
+      <w:r>
+        <w:rPr>
+          <w:lang w:val="sw_KE" w:bidi="sw_KE"/>
+        </w:rPr>
+        <w:t>Kapernaumu</w:t>
+      </w:r>
+      <w:r>
+        <w:rPr>
+          <w:lang w:val="sw_KE" w:bidi="sw_KE"/>
+        </w:rPr>
+      </w:r>
+    </w:p>
+    <w:p>
+      <w:pPr/>
+      <w:r>
+        <w:rPr>
+          <w:lang w:val="sw_KE" w:bidi="sw_KE"/>
+        </w:rPr>
+      </w:r>
+      <w:r>
+        <w:rPr>
+          <w:b/>
+          <w:lang w:val="sw_KE" w:bidi="sw_KE"/>
+        </w:rPr>
+        <w:t>Kapernaumu</w:t>
+      </w:r>
+      <w:r>
+        <w:rPr>
+          <w:lang w:val="sw_KE" w:bidi="sw_KE"/>
+        </w:rPr>
+        <w:t xml:space="preserve"> ulikuwa mji mdogo katika eneo linaloitwa </w:t>
+      </w:r>
+      <w:r>
+        <w:rPr>
+          <w:lang w:val="sw_KE" w:bidi="sw_KE"/>
+        </w:rPr>
+        <w:t>Galilaya</w:t>
+      </w:r>
+      <w:r>
+        <w:rPr>
+          <w:lang w:val="sw_KE" w:bidi="sw_KE"/>
+        </w:rPr>
+        <w:t xml:space="preserve"> karibu na </w:t>
+      </w:r>
+      <w:r>
+        <w:rPr>
+          <w:lang w:val="sw_KE" w:bidi="sw_KE"/>
+        </w:rPr>
+        <w:t>Bahari ya Galilaya</w:t>
+      </w:r>
+      <w:r>
+        <w:rPr>
+          <w:lang w:val="sw_KE" w:bidi="sw_KE"/>
+        </w:rPr>
+        <w:t>. Watu wengi katika Kapernaumu walijikimu kimaisha kwa kuvua au kununua na kuuza bidhaa. Mji ulikua karibu na barabara muhimu Watu walisafiri katika barabara hii kwenda mahali pengine kununua na kuuza bidhaa Kwa hivyo mji ulikuwa muhimu katika eneo hilo ingawa haukuwa mkubwa sana.</w:t>
+      </w:r>
+    </w:p>
+    <w:p>
+      <w:pPr/>
+      <w:r>
+        <w:rPr>
+          <w:lang w:val="sw_KE" w:bidi="sw_KE"/>
+        </w:rPr>
+      </w:r>
+      <w:r>
+        <w:rPr>
+          <w:lang w:val="sw_KE" w:bidi="sw_KE"/>
+        </w:rPr>
+        <w:t xml:space="preserve">Wanafunzi kadhaa wa Yesu </w:t>
+      </w:r>
+      <w:r>
+        <w:rPr>
+          <w:lang w:val="sw_KE" w:bidi="sw_KE"/>
+        </w:rPr>
+        <w:t>walitoka</w:t>
+      </w:r>
+      <w:r>
+        <w:rPr>
+          <w:lang w:val="sw_KE" w:bidi="sw_KE"/>
+        </w:rPr>
+        <w:t xml:space="preserve"> mji wa Kapernaumu. Yesu mara nyingi alikaa katika kapernaumu.</w:t>
+      </w:r>
+      <w:r>
+        <w:rPr>
+          <w:lang w:val="sw_KE" w:bidi="sw_KE"/>
+        </w:rPr>
+      </w:r>
+      <w:r>
+        <w:rPr>
+          <w:lang w:val="sw_KE" w:bidi="sw_KE"/>
+        </w:rPr>
+      </w:r>
+    </w:p>
+    <w:p>
+      <w:pPr/>
+      <w:r>
+        <w:rPr>
+          <w:lang w:val="sw_KE" w:bidi="sw_KE"/>
+        </w:rPr>
+      </w:r>
+    </w:p>
+    <w:p>
+      <w:pPr>
+        <w:pStyle w:val="Heading2"/>
+      </w:pPr>
+      <w:r>
+        <w:rPr>
+          <w:lang w:val="sw_KE" w:bidi="sw_KE"/>
+        </w:rPr>
+        <w:t>kaya</w:t>
+      </w:r>
+      <w:r>
+        <w:rPr>
+          <w:lang w:val="sw_KE" w:bidi="sw_KE"/>
+        </w:rPr>
+      </w:r>
+    </w:p>
+    <w:p>
+      <w:pPr/>
+      <w:r>
+        <w:rPr>
+          <w:lang w:val="sw_KE" w:bidi="sw_KE"/>
+        </w:rPr>
+      </w:r>
+      <w:r>
+        <w:rPr>
+          <w:lang w:val="sw_KE" w:bidi="sw_KE"/>
+        </w:rPr>
+        <w:t xml:space="preserve">Katika Biblia, </w:t>
+      </w:r>
+      <w:r>
+        <w:rPr>
+          <w:b/>
+          <w:lang w:val="sw_KE" w:bidi="sw_KE"/>
+        </w:rPr>
+        <w:t>kaya</w:t>
+      </w:r>
+      <w:r>
+        <w:rPr>
+          <w:lang w:val="sw_KE" w:bidi="sw_KE"/>
+        </w:rPr>
+        <w:t xml:space="preserve"> inamaanisha watu wote ambao wanaishi pamoja katika nyumba </w:t>
+      </w:r>
+      <w:r>
+        <w:rPr>
+          <w:b/>
+          <w:lang w:val="sw_KE" w:bidi="sw_KE"/>
+        </w:rPr>
+        <w:t>moja</w:t>
+      </w:r>
+      <w:r>
+        <w:rPr>
+          <w:lang w:val="sw_KE" w:bidi="sw_KE"/>
+        </w:rPr>
+        <w:t xml:space="preserve">. Baba kwa kawaida alikuwa mkuu wa kaya. Kaya ilijumuisha mke wake, watoto, mabinti ambao hawajaolewa, na wana wa kiume wote na wake zao pamoja na watoto. Kunaweza kuwa na jamaa wengine wanaoishi nao pia. Ikiwa familia ilikuwa na </w:t>
+      </w:r>
+      <w:r>
+        <w:rPr>
+          <w:b/>
+          <w:lang w:val="sw_KE" w:bidi="sw_KE"/>
+        </w:rPr>
+        <w:t>watumishi</w:t>
+      </w:r>
+      <w:r>
+        <w:rPr>
+          <w:lang w:val="sw_KE" w:bidi="sw_KE"/>
+        </w:rPr>
+        <w:t xml:space="preserve"> au </w:t>
+      </w:r>
+      <w:r>
+        <w:rPr>
+          <w:b/>
+          <w:lang w:val="sw_KE" w:bidi="sw_KE"/>
+        </w:rPr>
+        <w:t>watumwa</w:t>
+      </w:r>
+      <w:r>
+        <w:rPr>
+          <w:lang w:val="sw_KE" w:bidi="sw_KE"/>
+        </w:rPr>
+        <w:t>, basi walijumuishwa katika kaya pia.</w:t>
+      </w:r>
+    </w:p>
+    <w:p>
+      <w:pPr/>
+      <w:r>
+        <w:rPr>
+          <w:lang w:val="sw_KE" w:bidi="sw_KE"/>
+        </w:rPr>
+      </w:r>
+      <w:r>
+        <w:rPr>
+          <w:lang w:val="sw_KE" w:bidi="sw_KE"/>
+        </w:rPr>
+        <w:t>Watu pia walitumia neno "nyumba" badala ya "kaya." Ikiwa mtu alisema "mimi na nyumba yangu," walimaanisha "mimi na watu wote katika kaya yangu."</w:t>
+      </w:r>
+    </w:p>
+    <w:p>
+      <w:pPr/>
+      <w:r>
+        <w:rPr>
+          <w:lang w:val="sw_KE" w:bidi="sw_KE"/>
+        </w:rPr>
+      </w:r>
+      <w:r>
+        <w:rPr>
+          <w:lang w:val="sw_KE" w:bidi="sw_KE"/>
+        </w:rPr>
+        <w:t xml:space="preserve">Watu pia wangeweza kutumia neno kaya, au nyumba, kumaanisha kikundi kikubwa cha watu ambao hawakuishi katika nyumba moja, lakini ambao walikuwa na kitu cha kawaida. Kwa mfano, </w:t>
+      </w:r>
+      <w:r>
+        <w:rPr>
+          <w:b/>
+          <w:lang w:val="sw_KE" w:bidi="sw_KE"/>
+        </w:rPr>
+        <w:t>Waisraeli</w:t>
+      </w:r>
+      <w:r>
+        <w:rPr>
+          <w:lang w:val="sw_KE" w:bidi="sw_KE"/>
+        </w:rPr>
+        <w:t xml:space="preserve"> wakati mwingine huitwa "nyumba ya Israeli."</w:t>
+      </w:r>
+      <w:r>
+        <w:rPr>
+          <w:lang w:val="sw_KE" w:bidi="sw_KE"/>
+        </w:rPr>
+      </w:r>
+      <w:r>
+        <w:rPr>
+          <w:lang w:val="sw_KE" w:bidi="sw_KE"/>
+        </w:rPr>
+      </w:r>
+    </w:p>
+    <w:p>
+      <w:pPr/>
+      <w:r>
+        <w:rPr>
+          <w:lang w:val="sw_KE" w:bidi="sw_KE"/>
+        </w:rPr>
+      </w:r>
+    </w:p>
+    <w:p>
+      <w:pPr>
+        <w:pStyle w:val="Heading2"/>
+      </w:pPr>
+      <w:r>
+        <w:rPr>
+          <w:lang w:val="sw_KE" w:bidi="sw_KE"/>
+        </w:rPr>
+        <w:t>kiapo</w:t>
+      </w:r>
+      <w:r>
+        <w:rPr>
+          <w:lang w:val="sw_KE" w:bidi="sw_KE"/>
+        </w:rPr>
+      </w:r>
+    </w:p>
+    <w:p>
+      <w:pPr/>
+      <w:r>
+        <w:rPr>
+          <w:lang w:val="sw_KE" w:bidi="sw_KE"/>
+        </w:rPr>
+      </w:r>
+      <w:r>
+        <w:rPr>
+          <w:lang w:val="sw_KE" w:bidi="sw_KE"/>
+        </w:rPr>
+        <w:t xml:space="preserve">Watu wanapofanya ahadi kwa kila mmoja, wanaweza kuapa </w:t>
+      </w:r>
+      <w:r>
+        <w:rPr>
+          <w:b/>
+          <w:lang w:val="sw_KE" w:bidi="sw_KE"/>
+        </w:rPr>
+        <w:t>kiapo</w:t>
+      </w:r>
+      <w:r>
+        <w:rPr>
+          <w:lang w:val="sw_KE" w:bidi="sw_KE"/>
+        </w:rPr>
+        <w:t xml:space="preserve"> ili kufanya ahadi hiyo kuwa kubwa zaidi. Mtu anapoapa kiapo, anasema: "Nitaweka ahadi yangu kabisa. Ikiwa sitafanya hivyo, Mungu anaweza kuniadhibu."</w:t>
+      </w:r>
+    </w:p>
+    <w:p>
+      <w:pPr/>
+      <w:r>
+        <w:rPr>
+          <w:lang w:val="sw_KE" w:bidi="sw_KE"/>
+        </w:rPr>
+      </w:r>
+      <w:r>
+        <w:rPr>
+          <w:lang w:val="sw_KE" w:bidi="sw_KE"/>
+        </w:rPr>
+        <w:t>Ikiwa mtu hakutimiza ahadi yake baada ya kuapa kwa kiapo, tunasema kwamba amevunja kiapo chake. Ilikuwa aibu kabisa na kitu cha hatari cha kuvunja kiapo.</w:t>
+      </w:r>
+    </w:p>
+    <w:p>
+      <w:pPr/>
+      <w:r>
+        <w:rPr>
+          <w:lang w:val="sw_KE" w:bidi="sw_KE"/>
+        </w:rPr>
+      </w:r>
+      <w:r>
+        <w:rPr>
+          <w:lang w:val="sw_KE" w:bidi="sw_KE"/>
+        </w:rPr>
+        <w:t>Mungu alipotoa ahadi kwa watu, mara nyingi alifanya kiapo pia. Hakuna mtu mkuu kuliko Mungu ambaye anaweza kumwadhibu Mungu ikiwa anavunja kiapo, kwa hivyo Mungu alifanya kiapo hizi kwa jina lake mwenyewe, kumaanisha kwamba angejiadhibu ikiwa alivunja ahadi yake.</w:t>
+      </w:r>
+      <w:r>
+        <w:rPr>
+          <w:lang w:val="sw_KE" w:bidi="sw_KE"/>
+        </w:rPr>
+      </w:r>
+      <w:r>
+        <w:rPr>
+          <w:lang w:val="sw_KE" w:bidi="sw_KE"/>
+        </w:rPr>
+      </w:r>
+    </w:p>
+    <w:p>
+      <w:pPr/>
+      <w:r>
+        <w:rPr>
+          <w:lang w:val="sw_KE" w:bidi="sw_KE"/>
+        </w:rPr>
+      </w:r>
+    </w:p>
+    <w:p>
+      <w:pPr>
+        <w:pStyle w:val="Heading2"/>
+      </w:pPr>
+      <w:r>
+        <w:rPr>
+          <w:lang w:val="sw_KE" w:bidi="sw_KE"/>
+        </w:rPr>
+        <w:t>Kiebrania</w:t>
+      </w:r>
+      <w:r>
+        <w:rPr>
+          <w:lang w:val="sw_KE" w:bidi="sw_KE"/>
+        </w:rPr>
+      </w:r>
+    </w:p>
+    <w:p>
+      <w:pPr/>
+      <w:r>
+        <w:rPr>
+          <w:lang w:val="sw_KE" w:bidi="sw_KE"/>
+        </w:rPr>
+      </w:r>
+      <w:r>
+        <w:rPr>
+          <w:lang w:val="sw_KE" w:bidi="sw_KE"/>
+        </w:rPr>
+        <w:t xml:space="preserve">Neno la </w:t>
+      </w:r>
+      <w:r>
+        <w:rPr>
+          <w:b/>
+          <w:lang w:val="sw_KE" w:bidi="sw_KE"/>
+        </w:rPr>
+        <w:t>Kiebrania</w:t>
+      </w:r>
+      <w:r>
+        <w:rPr>
+          <w:lang w:val="sw_KE" w:bidi="sw_KE"/>
+        </w:rPr>
+        <w:t xml:space="preserve"> linaweza kumaanisha </w:t>
+      </w:r>
+      <w:r>
+        <w:rPr>
+          <w:lang w:val="sw_KE" w:bidi="sw_KE"/>
+        </w:rPr>
+        <w:t>uzao</w:t>
+      </w:r>
+      <w:r>
+        <w:rPr>
+          <w:lang w:val="sw_KE" w:bidi="sw_KE"/>
+        </w:rPr>
+        <w:t xml:space="preserve"> wa </w:t>
+      </w:r>
+      <w:r>
+        <w:rPr>
+          <w:lang w:val="sw_KE" w:bidi="sw_KE"/>
+        </w:rPr>
+        <w:t>Ibrahimu</w:t>
+      </w:r>
+      <w:r>
+        <w:rPr>
+          <w:lang w:val="sw_KE" w:bidi="sw_KE"/>
+        </w:rPr>
+        <w:t xml:space="preserve">. Watu huita kizazi cha Ibrahimu </w:t>
+      </w:r>
+      <w:r>
+        <w:rPr>
+          <w:lang w:val="sw_KE" w:bidi="sw_KE"/>
+        </w:rPr>
+        <w:t>Waisraeli</w:t>
+      </w:r>
+      <w:r>
+        <w:rPr>
+          <w:lang w:val="sw_KE" w:bidi="sw_KE"/>
+        </w:rPr>
+        <w:t xml:space="preserve">, </w:t>
+      </w:r>
+      <w:r>
+        <w:rPr>
+          <w:lang w:val="sw_KE" w:bidi="sw_KE"/>
+        </w:rPr>
+        <w:t>Wayahudi</w:t>
+      </w:r>
+      <w:r>
+        <w:rPr>
+          <w:lang w:val="sw_KE" w:bidi="sw_KE"/>
+        </w:rPr>
+        <w:t xml:space="preserve">, na wakati mwingine Waebrania. Kizazi cha Ibrahimu mara nyingi kinajulikana kama Waebrania wakati wa kuzungumza na wageni kufanya tofauti kati ya wao na watu kutoka kwa </w:t>
+      </w:r>
+      <w:r>
+        <w:rPr>
+          <w:lang w:val="sw_KE" w:bidi="sw_KE"/>
+        </w:rPr>
+        <w:t>makundi</w:t>
+      </w:r>
+      <w:r>
+        <w:rPr>
+          <w:lang w:val="sw_KE" w:bidi="sw_KE"/>
+        </w:rPr>
+        <w:t xml:space="preserve"> mengine ya kikabila. Kwa njia ile ile, wageni mara nyingi walirejelea uzao wa Ibrahimu kama Waebrania.</w:t>
+      </w:r>
+    </w:p>
+    <w:p>
+      <w:pPr/>
+      <w:r>
+        <w:rPr>
+          <w:lang w:val="sw_KE" w:bidi="sw_KE"/>
+        </w:rPr>
+      </w:r>
+      <w:r>
+        <w:rPr>
+          <w:lang w:val="sw_KE" w:bidi="sw_KE"/>
+        </w:rPr>
+        <w:t>Neno la Kiebrania pia linamaanisha lugha ambayo kizazi cha Ibrahimu walizungumza. Waandishi wa Agano la Kale waliandika zaidi katika Kiebrania.</w:t>
+      </w:r>
+      <w:r>
+        <w:rPr>
+          <w:lang w:val="sw_KE" w:bidi="sw_KE"/>
+        </w:rPr>
+      </w:r>
+      <w:r>
+        <w:rPr>
+          <w:lang w:val="sw_KE" w:bidi="sw_KE"/>
+        </w:rPr>
+      </w:r>
+    </w:p>
+    <w:p>
+      <w:pPr/>
+      <w:r>
+        <w:rPr>
+          <w:lang w:val="sw_KE" w:bidi="sw_KE"/>
+        </w:rPr>
+      </w:r>
+    </w:p>
+    <w:p>
+      <w:pPr>
+        <w:pStyle w:val="Heading2"/>
+      </w:pPr>
+      <w:r>
+        <w:rPr>
+          <w:lang w:val="sw_KE" w:bidi="sw_KE"/>
+        </w:rPr>
+        <w:t>Kigiriki</w:t>
+      </w:r>
+      <w:r>
+        <w:rPr>
+          <w:lang w:val="sw_KE" w:bidi="sw_KE"/>
+        </w:rPr>
+      </w:r>
+    </w:p>
+    <w:p>
+      <w:pPr/>
+      <w:r>
+        <w:rPr>
+          <w:lang w:val="sw_KE" w:bidi="sw_KE"/>
+        </w:rPr>
+      </w:r>
+      <w:r>
+        <w:rPr>
+          <w:lang w:val="sw_KE" w:bidi="sw_KE"/>
+        </w:rPr>
+        <w:t xml:space="preserve">Watu ambao ni wa nchi inayoitwa Ugiriki ni </w:t>
+      </w:r>
+      <w:r>
+        <w:rPr>
+          <w:b/>
+          <w:lang w:val="sw_KE" w:bidi="sw_KE"/>
+        </w:rPr>
+        <w:t>Wagiriki</w:t>
+      </w:r>
+      <w:r>
+        <w:rPr>
+          <w:lang w:val="sw_KE" w:bidi="sw_KE"/>
+        </w:rPr>
+        <w:t xml:space="preserve">. Ugiriki ni nchi ambayo iko katika sehemu ya kusini ya eneo ambalo sasa tunaiita Ulaya. Mamia kadhaa ya miaka kabla ya kuzaliwa kwa Kristo, Ugiriki ilikuwa taifa lenye </w:t>
+      </w:r>
+      <w:r>
+        <w:rPr>
+          <w:lang w:val="sw_KE" w:bidi="sw_KE"/>
+        </w:rPr>
+        <w:t>nguvu</w:t>
+      </w:r>
+      <w:r>
+        <w:rPr>
+          <w:lang w:val="sw_KE" w:bidi="sw_KE"/>
+        </w:rPr>
+        <w:t xml:space="preserve"> zaidi katika eneo hilo, na Wagiriki walikuwa wakitawala eneo kubwa sana. Eneo hili pia lilijumuisha </w:t>
+      </w:r>
+      <w:r>
+        <w:rPr>
+          <w:lang w:val="sw_KE" w:bidi="sw_KE"/>
+        </w:rPr>
+        <w:t>Israeli</w:t>
+      </w:r>
+      <w:r>
+        <w:rPr>
+          <w:lang w:val="sw_KE" w:bidi="sw_KE"/>
+        </w:rPr>
+        <w:t>.</w:t>
+      </w:r>
+    </w:p>
+    <w:p>
+      <w:pPr/>
+      <w:r>
+        <w:rPr>
+          <w:lang w:val="sw_KE" w:bidi="sw_KE"/>
+        </w:rPr>
+      </w:r>
+      <w:r>
+        <w:rPr>
+          <w:lang w:val="sw_KE" w:bidi="sw_KE"/>
+        </w:rPr>
+        <w:t xml:space="preserve">Utamaduni wa Kigiriki ulikuwa na ushawishi mwingi kwa nchi zingine. Watu wengi walichukua desturi za Kigiriki na kuanza kuzungumza lugha ya Kigiriki. Watu wengine hata </w:t>
+      </w:r>
+      <w:r>
+        <w:rPr>
+          <w:lang w:val="sw_KE" w:bidi="sw_KE"/>
+        </w:rPr>
+        <w:t>waliabudu</w:t>
+      </w:r>
+      <w:r>
+        <w:rPr>
+          <w:lang w:val="sw_KE" w:bidi="sw_KE"/>
+        </w:rPr>
+        <w:t xml:space="preserve"> miungu ya Kigiriki. Wakati huo, hata </w:t>
+      </w:r>
+      <w:r>
+        <w:rPr>
+          <w:lang w:val="sw_KE" w:bidi="sw_KE"/>
+        </w:rPr>
+        <w:t>Wayahudi</w:t>
+      </w:r>
+      <w:r>
+        <w:rPr>
+          <w:lang w:val="sw_KE" w:bidi="sw_KE"/>
+        </w:rPr>
+        <w:t xml:space="preserve"> wengi walianza kukubali miungu ya Kigiriki. Hii ilisababisha kipindi cha vita katika Israeli ambapo watu waliotaka kukaa waaminifu kwa Mungu walikuwa wakipigana dhidi ya desturi za Kigiriki, na dhidi ya watu ambao walikuwa wamekubali miungu ya Kigiriki.</w:t>
+      </w:r>
+    </w:p>
+    <w:p>
+      <w:pPr/>
+      <w:r>
+        <w:rPr>
+          <w:lang w:val="sw_KE" w:bidi="sw_KE"/>
+        </w:rPr>
+      </w:r>
+      <w:r>
+        <w:rPr>
+          <w:lang w:val="sw_KE" w:bidi="sw_KE"/>
+        </w:rPr>
+        <w:t>Baada ya muda, watu waliokuwa wakifuata desturi za Kigiriki waliitwa Wagiriki hata wakati hawakuja kutoka nchi ya Ugiriki.</w:t>
+      </w:r>
+    </w:p>
+    <w:p>
+      <w:pPr/>
+      <w:r>
+        <w:rPr>
+          <w:lang w:val="sw_KE" w:bidi="sw_KE"/>
+        </w:rPr>
+      </w:r>
+      <w:r>
+        <w:rPr>
+          <w:lang w:val="sw_KE" w:bidi="sw_KE"/>
+        </w:rPr>
+        <w:t>Wakati wa Agano Jipya, Wagiriki walikuwa wamepoteza nguvu zao za kisiasa na sasa Warumi walikuwa wakitawala sehemu dunia. Hata hivyo, watu wengi bado wanazungumza lugha ya Kigiriki. Watu wengi katika Israeli walizungumza lugha yao wenyewe inayoitwa Kiaramu, lakini pia walizungumza Kigiriki. Waandishi wa vitabu vya Agano Jipya waliandika kwa lugha ya Kigiriki.</w:t>
+      </w:r>
+    </w:p>
+    <w:p>
+      <w:pPr/>
+      <w:r>
+        <w:rPr>
+          <w:lang w:val="sw_KE" w:bidi="sw_KE"/>
+        </w:rPr>
+      </w:r>
+      <w:r>
+        <w:rPr>
+          <w:lang w:val="sw_KE" w:bidi="sw_KE"/>
+        </w:rPr>
+        <w:t xml:space="preserve">Katika Agano Jipya, neno Kigiriki kwa hiyo linaweza kumaanisha watu ambao ni wa nchi ya Ugiriki, au linaweza kumaanisha watu ambao walikuwa wamechukua utamaduni na lugha ya Kigiriki. Myahudi mwema hatachukua utamaduni wa Kigiriki, ambao ulijumuisha ibada ya </w:t>
+      </w:r>
+      <w:r>
+        <w:rPr>
+          <w:lang w:val="sw_KE" w:bidi="sw_KE"/>
+        </w:rPr>
         <w:t>sanamu</w:t>
       </w:r>
       <w:r>
         <w:rPr>
           <w:lang w:val="sw_KE" w:bidi="sw_KE"/>
         </w:rPr>
-        <w:t xml:space="preserve"> ya Kaisari.</w:t>
+        <w:t xml:space="preserve">, na kwa hiyo neno la Kigiriki lilianza kutumiwa kwa maana "mtu yeyote ambaye si Myahudi." Kwa maana hiyo, wakati mwingine neno "Kigiriki" linaweza kumaanisha sawa na neno la </w:t>
+      </w:r>
+      <w:r>
+        <w:rPr>
+          <w:lang w:val="sw_KE" w:bidi="sw_KE"/>
+        </w:rPr>
+        <w:t>Mataifa</w:t>
+      </w:r>
+      <w:r>
+        <w:rPr>
+          <w:lang w:val="sw_KE" w:bidi="sw_KE"/>
+        </w:rPr>
+        <w:t>.</w:t>
       </w:r>
       <w:r>
         <w:rPr>
@@ -409,100 +1585,1650 @@
         <w:rPr>
           <w:lang w:val="sw_KE" w:bidi="sw_KE"/>
         </w:rPr>
-        <w:t>Kaisari Filipi</w:t>
-      </w:r>
-      <w:r>
-        <w:rPr>
-          <w:lang w:val="sw_KE" w:bidi="sw_KE"/>
-        </w:rPr>
-      </w:r>
-    </w:p>
-    <w:p>
-      <w:pPr/>
-      <w:r>
-        <w:rPr>
-          <w:lang w:val="sw_KE" w:bidi="sw_KE"/>
-        </w:rPr>
+        <w:t>kikapu</w:t>
+      </w:r>
+      <w:r>
+        <w:rPr>
+          <w:lang w:val="sw_KE" w:bidi="sw_KE"/>
+        </w:rPr>
+      </w:r>
+    </w:p>
+    <w:p>
+      <w:pPr/>
+      <w:r>
+        <w:rPr>
+          <w:lang w:val="sw_KE" w:bidi="sw_KE"/>
+        </w:rPr>
+      </w:r>
+      <w:r>
+        <w:rPr>
+          <w:lang w:val="sw_KE" w:bidi="sw_KE"/>
+        </w:rPr>
+        <w:t xml:space="preserve">Watu wanatumia </w:t>
       </w:r>
       <w:r>
         <w:rPr>
           <w:b/>
           <w:lang w:val="sw_KE" w:bidi="sw_KE"/>
         </w:rPr>
-        <w:t>Kaisaria Filipi</w:t>
-      </w:r>
-      <w:r>
-        <w:rPr>
-          <w:lang w:val="sw_KE" w:bidi="sw_KE"/>
-        </w:rPr>
-        <w:t xml:space="preserve"> ulikuwa mji karibu kilomita 40 kaskazini kutoka </w:t>
-      </w:r>
-      <w:hyperlink r:id="rId13">
-        <w:r>
-          <w:rPr>
-            <w:lang w:val="sw_KE" w:bidi="sw_KE"/>
-          </w:rPr>
-          <w:rPr>
-            <w:color w:val="0000EE"/>
-            <w:u w:val="single"/>
-          </w:rPr>
-          <w:t>Bahari ya Galilaya</w:t>
-        </w:r>
-      </w:hyperlink>
-      <w:r>
-        <w:rPr>
-          <w:lang w:val="sw_KE" w:bidi="sw_KE"/>
-        </w:rPr>
-        <w:t xml:space="preserve">. Watu ambao waliishi katika eneo hili hawakuwa </w:t>
+        <w:t>kikapu</w:t>
+      </w:r>
+      <w:r>
+        <w:rPr>
+          <w:lang w:val="sw_KE" w:bidi="sw_KE"/>
+        </w:rPr>
+        <w:t xml:space="preserve"> kubeba au kuhifadhi vitu. Watu wanatengeneza vikapu kwa kusuka pamoja vijiti vingine, shina la mimea, au rezi. Uzi ni mmea ambao unakua katika maji.</w:t>
+      </w:r>
+    </w:p>
+    <w:p>
+      <w:pPr/>
+      <w:r>
+        <w:rPr>
+          <w:lang w:val="sw_KE" w:bidi="sw_KE"/>
+        </w:rPr>
+      </w:r>
+      <w:r>
+        <w:rPr>
+          <w:lang w:val="sw_KE" w:bidi="sw_KE"/>
+        </w:rPr>
+        <w:t>Vikapu vingine vilikuwa vidogo na watu walibeba mgongoni. Watu walitumia vikapu hivi kwa kubeba chakula. Vikapu vingine vilikuwa vikubwa zaidi, na watu wawili wanaweza kuhitajika kubeba vilipojaa. Kwa mfano, wavuvi walitumia vikapu hivi kukusanya samaki ambao walikamata na kuichukua kwenye soko.</w:t>
+      </w:r>
+      <w:r>
+        <w:rPr>
+          <w:lang w:val="sw_KE" w:bidi="sw_KE"/>
+        </w:rPr>
+      </w:r>
+      <w:r>
+        <w:rPr>
+          <w:lang w:val="sw_KE" w:bidi="sw_KE"/>
+        </w:rPr>
+      </w:r>
+    </w:p>
+    <w:p>
+      <w:pPr/>
+      <w:r>
+        <w:rPr>
+          <w:lang w:val="sw_KE" w:bidi="sw_KE"/>
+        </w:rPr>
+      </w:r>
+    </w:p>
+    <w:p>
+      <w:pPr>
+        <w:pStyle w:val="Heading2"/>
+      </w:pPr>
+      <w:r>
+        <w:rPr>
+          <w:lang w:val="sw_KE" w:bidi="sw_KE"/>
+        </w:rPr>
+        <w:t>kimau</w:t>
+      </w:r>
+      <w:r>
+        <w:rPr>
+          <w:lang w:val="sw_KE" w:bidi="sw_KE"/>
+        </w:rPr>
+      </w:r>
+    </w:p>
+    <w:p>
+      <w:pPr/>
+      <w:r>
+        <w:rPr>
+          <w:lang w:val="sw_KE" w:bidi="sw_KE"/>
+        </w:rPr>
+      </w:r>
+      <w:r>
+        <w:rPr>
+          <w:lang w:val="sw_KE" w:bidi="sw_KE"/>
+        </w:rPr>
+        <w:t>t180 kanzu</w:t>
+      </w:r>
+    </w:p>
+    <w:p>
+      <w:pPr/>
+      <w:r>
+        <w:rPr>
+          <w:lang w:val="sw_KE" w:bidi="sw_KE"/>
+        </w:rPr>
+      </w:r>
+      <w:r>
+        <w:rPr>
+          <w:lang w:val="sw_KE" w:bidi="sw_KE"/>
+        </w:rPr>
+        <w:t xml:space="preserve">Kanzu ni nguo inayovaliwa na wanaume na wanawake. Ni shati ambalo linafika hadi magoti, au hadi vifundo vya viguu. Watu wangeweza kutengeneza kanzu kutoka kwa pamba au kutoka kwa kitani. Watu kwa kawaida walivaa ukanda wa kiuno uliofungwa kiunoni mwao nje ya kanzu. Wanaume wanaweza kuweka panga zao kwenye ukanda wa kiuno wa kanzu zao. Watu walivaa kanzu ndani ya nguo za nje kama </w:t>
       </w:r>
       <w:r>
         <w:rPr>
           <w:b/>
           <w:lang w:val="sw_KE" w:bidi="sw_KE"/>
         </w:rPr>
+        <w:t>vazi</w:t>
+      </w:r>
+      <w:r>
+        <w:rPr>
+          <w:lang w:val="sw_KE" w:bidi="sw_KE"/>
+        </w:rPr>
+        <w:t xml:space="preserve"> au </w:t>
+      </w:r>
+      <w:r>
+        <w:rPr>
+          <w:b/>
+          <w:lang w:val="sw_KE" w:bidi="sw_KE"/>
+        </w:rPr>
+        <w:t>vazi</w:t>
+      </w:r>
+      <w:r>
+        <w:rPr>
+          <w:lang w:val="sw_KE" w:bidi="sw_KE"/>
+        </w:rPr>
+        <w:t>.</w:t>
+      </w:r>
+      <w:r>
+        <w:rPr>
+          <w:lang w:val="sw_KE" w:bidi="sw_KE"/>
+        </w:rPr>
+      </w:r>
+      <w:r>
+        <w:rPr>
+          <w:lang w:val="sw_KE" w:bidi="sw_KE"/>
+        </w:rPr>
+      </w:r>
+    </w:p>
+    <w:p>
+      <w:pPr/>
+      <w:r>
+        <w:rPr>
+          <w:lang w:val="sw_KE" w:bidi="sw_KE"/>
+        </w:rPr>
+      </w:r>
+    </w:p>
+    <w:p>
+      <w:pPr>
+        <w:pStyle w:val="Heading2"/>
+      </w:pPr>
+      <w:r>
+        <w:rPr>
+          <w:lang w:val="sw_KE" w:bidi="sw_KE"/>
+        </w:rPr>
+        <w:t>kizazi</w:t>
+      </w:r>
+      <w:r>
+        <w:rPr>
+          <w:lang w:val="sw_KE" w:bidi="sw_KE"/>
+        </w:rPr>
+      </w:r>
+    </w:p>
+    <w:p>
+      <w:pPr/>
+      <w:r>
+        <w:rPr>
+          <w:lang w:val="sw_KE" w:bidi="sw_KE"/>
+        </w:rPr>
+      </w:r>
+      <w:r>
+        <w:rPr>
+          <w:b/>
+          <w:lang w:val="sw_KE" w:bidi="sw_KE"/>
+        </w:rPr>
+        <w:t>kizazi</w:t>
+      </w:r>
+      <w:r>
+        <w:rPr>
+          <w:lang w:val="sw_KE" w:bidi="sw_KE"/>
+        </w:rPr>
+        <w:t xml:space="preserve"> cha mtu ni watoto wake na wajukuu na vizazi vyote vijavyo kutoka kwa kizazi kimoja cha familia. </w:t>
+      </w:r>
+      <w:r>
+        <w:rPr>
+          <w:b/>
+          <w:lang w:val="sw_KE" w:bidi="sw_KE"/>
+        </w:rPr>
+        <w:t>waisraeli</w:t>
+      </w:r>
+      <w:r>
+        <w:rPr>
+          <w:lang w:val="sw_KE" w:bidi="sw_KE"/>
+        </w:rPr>
+        <w:t xml:space="preserve"> ni kizazi cha Yakobo na mjukuu wa </w:t>
+      </w:r>
+      <w:r>
+        <w:rPr>
+          <w:b/>
+          <w:lang w:val="sw_KE" w:bidi="sw_KE"/>
+        </w:rPr>
+        <w:t>Ibrahimu</w:t>
+      </w:r>
+      <w:r>
+        <w:rPr>
+          <w:lang w:val="sw_KE" w:bidi="sw_KE"/>
+        </w:rPr>
+        <w:t xml:space="preserve"> Yakobo ni babu wa Waisraeli</w:t>
+      </w:r>
+      <w:r>
+        <w:rPr>
+          <w:lang w:val="sw_KE" w:bidi="sw_KE"/>
+        </w:rPr>
+      </w:r>
+      <w:r>
+        <w:rPr>
+          <w:lang w:val="sw_KE" w:bidi="sw_KE"/>
+        </w:rPr>
+      </w:r>
+    </w:p>
+    <w:p>
+      <w:pPr/>
+      <w:r>
+        <w:rPr>
+          <w:lang w:val="sw_KE" w:bidi="sw_KE"/>
+        </w:rPr>
+      </w:r>
+    </w:p>
+    <w:p>
+      <w:pPr>
+        <w:pStyle w:val="Heading2"/>
+      </w:pPr>
+      <w:r>
+        <w:rPr>
+          <w:lang w:val="sw_KE" w:bidi="sw_KE"/>
+        </w:rPr>
+        <w:t>koti ya kiyahudi</w:t>
+      </w:r>
+      <w:r>
+        <w:rPr>
+          <w:lang w:val="sw_KE" w:bidi="sw_KE"/>
+        </w:rPr>
+      </w:r>
+    </w:p>
+    <w:p>
+      <w:pPr/>
+      <w:r>
+        <w:rPr>
+          <w:lang w:val="sw_KE" w:bidi="sw_KE"/>
+        </w:rPr>
+      </w:r>
+      <w:r>
+        <w:rPr>
+          <w:lang w:val="sw_KE" w:bidi="sw_KE"/>
+        </w:rPr>
+        <w:t>Huyu</w:t>
+      </w:r>
+      <w:r>
+        <w:rPr>
+          <w:b/>
+          <w:lang w:val="sw_KE" w:bidi="sw_KE"/>
+        </w:rPr>
+        <w:t xml:space="preserve"> Sanhedrini</w:t>
+      </w:r>
+      <w:r>
+        <w:rPr>
+          <w:lang w:val="sw_KE" w:bidi="sw_KE"/>
+        </w:rPr>
+        <w:t xml:space="preserve"> ni jina la kikundi cha viongozi wa </w:t>
+      </w:r>
+      <w:r>
+        <w:rPr>
+          <w:lang w:val="sw_KE" w:bidi="sw_KE"/>
+        </w:rPr>
+        <w:t>Kiyahudi</w:t>
+      </w:r>
+      <w:r>
+        <w:rPr>
+          <w:lang w:val="sw_KE" w:bidi="sw_KE"/>
+        </w:rPr>
+        <w:t xml:space="preserve"> ambao wanachaguliwa kufanya maamuzi kwa niaba ya watu, hasa kuhusiana na dini. Katika wakati wa Agano Jipya, </w:t>
+      </w:r>
+      <w:r>
+        <w:rPr>
+          <w:lang w:val="sw_KE" w:bidi="sw_KE"/>
+        </w:rPr>
+        <w:t>Israeli</w:t>
+      </w:r>
+      <w:r>
+        <w:rPr>
+          <w:lang w:val="sw_KE" w:bidi="sw_KE"/>
+        </w:rPr>
+        <w:t xml:space="preserve"> ilitawaliwa na watu wa Kirumi, lakini Wayahudi wangeweza kuamua mambo fulani wenyewe. Maamuzi haya yalifanyika katika Sanhedrini. Sanhedrini ilisikiliza kesi za mahakama na kutoa hukumu kulingana na sheria ya kidini. Walipokutana kwa kesi, kwa kawaida waliketi katika duara ili wote waweze kuonana. Mtu anayeshtakiwa aliketi katikati ya mduara huo.</w:t>
+      </w:r>
+    </w:p>
+    <w:p>
+      <w:pPr/>
+      <w:r>
+        <w:rPr>
+          <w:lang w:val="sw_KE" w:bidi="sw_KE"/>
+        </w:rPr>
+      </w:r>
+      <w:r>
+        <w:rPr>
+          <w:lang w:val="sw_KE" w:bidi="sw_KE"/>
+        </w:rPr>
+        <w:t xml:space="preserve">Jina lingine la Sanhedrini ni mahakama ya </w:t>
+      </w:r>
+      <w:r>
+        <w:rPr>
+          <w:b/>
+          <w:lang w:val="sw_KE" w:bidi="sw_KE"/>
+        </w:rPr>
+        <w:t>Kiyahudi</w:t>
+      </w:r>
+      <w:r>
+        <w:rPr>
+          <w:lang w:val="sw_KE" w:bidi="sw_KE"/>
+        </w:rPr>
+        <w:t xml:space="preserve">, au </w:t>
+      </w:r>
+      <w:r>
+        <w:rPr>
+          <w:b/>
+          <w:lang w:val="sw_KE" w:bidi="sw_KE"/>
+        </w:rPr>
+        <w:t>Baraza la Kiyahudi</w:t>
+      </w:r>
+      <w:r>
+        <w:rPr>
+          <w:lang w:val="sw_KE" w:bidi="sw_KE"/>
+        </w:rPr>
+        <w:t>.</w:t>
+      </w:r>
+    </w:p>
+    <w:p>
+      <w:pPr/>
+      <w:r>
+        <w:rPr>
+          <w:lang w:val="sw_KE" w:bidi="sw_KE"/>
+        </w:rPr>
+      </w:r>
+      <w:r>
+        <w:rPr>
+          <w:lang w:val="sw_KE" w:bidi="sw_KE"/>
+        </w:rPr>
+        <w:t xml:space="preserve">Hatujui mengi kuhusu Sanhedrini. Inaonekana kwamba viongozi wa kidini kama </w:t>
+      </w:r>
+      <w:r>
+        <w:rPr>
+          <w:lang w:val="sw_KE" w:bidi="sw_KE"/>
+        </w:rPr>
+        <w:t>makuhani</w:t>
+      </w:r>
+      <w:r>
+        <w:rPr>
+          <w:lang w:val="sw_KE" w:bidi="sw_KE"/>
+        </w:rPr>
+        <w:t xml:space="preserve">, </w:t>
+      </w:r>
+      <w:r>
+        <w:rPr>
+          <w:lang w:val="sw_KE" w:bidi="sw_KE"/>
+        </w:rPr>
+        <w:t>Masadukayo</w:t>
+      </w:r>
+      <w:r>
+        <w:rPr>
+          <w:lang w:val="sw_KE" w:bidi="sw_KE"/>
+        </w:rPr>
+        <w:t xml:space="preserve">, na </w:t>
+      </w:r>
+      <w:r>
+        <w:rPr>
+          <w:lang w:val="sw_KE" w:bidi="sw_KE"/>
+        </w:rPr>
+        <w:t>Mafarisayo</w:t>
+      </w:r>
+      <w:r>
+        <w:rPr>
+          <w:lang w:val="sw_KE" w:bidi="sw_KE"/>
+        </w:rPr>
+        <w:t xml:space="preserve"> walikuwa sehemu ya kikundi hiki. Watu wengine matajiri ambao hawakuwa viongozi wa kidini huenda walikuwa sehemu ya Sanhedrini. Kuhani muhimu zaidi, </w:t>
+      </w:r>
+      <w:r>
+        <w:rPr>
+          <w:lang w:val="sw_KE" w:bidi="sw_KE"/>
+        </w:rPr>
+        <w:t>kuhani mkuu</w:t>
+      </w:r>
+      <w:r>
+        <w:rPr>
+          <w:lang w:val="sw_KE" w:bidi="sw_KE"/>
+        </w:rPr>
+        <w:t>, huenda alikuwa kiongozi wa Sanhedrini.</w:t>
+      </w:r>
+    </w:p>
+    <w:p>
+      <w:pPr/>
+      <w:r>
+        <w:rPr>
+          <w:lang w:val="sw_KE" w:bidi="sw_KE"/>
+        </w:rPr>
+      </w:r>
+      <w:r>
+        <w:rPr>
+          <w:lang w:val="sw_KE" w:bidi="sw_KE"/>
+        </w:rPr>
+        <w:t>Ikiwa ulikuwa mshiriki wa Sanhedrini, ulikuwa mtu muhimu.</w:t>
+      </w:r>
+    </w:p>
+    <w:p>
+      <w:pPr/>
+      <w:r>
+        <w:rPr>
+          <w:lang w:val="sw_KE" w:bidi="sw_KE"/>
+        </w:rPr>
+      </w:r>
+      <w:r>
+        <w:rPr>
+          <w:lang w:val="sw_KE" w:bidi="sw_KE"/>
+        </w:rPr>
+        <w:t xml:space="preserve">Watu ambao waliunda Sanhedrini mara nyingi walikuwa kinyume na Yesu. Walikuwa na jukumu la kumkabidhi kwa serikali ya Kirumi, na kwa kutaka kifo chake. Baada ya kifo na </w:t>
+      </w:r>
+      <w:r>
+        <w:rPr>
+          <w:lang w:val="sw_KE" w:bidi="sw_KE"/>
+        </w:rPr>
+        <w:t>ufufuo</w:t>
+      </w:r>
+      <w:r>
+        <w:rPr>
+          <w:lang w:val="sw_KE" w:bidi="sw_KE"/>
+        </w:rPr>
+        <w:t xml:space="preserve"> wa Yesu, Sanhedrini iliwakamata wanafunzi </w:t>
+      </w:r>
+      <w:r>
+        <w:rPr>
+          <w:lang w:val="sw_KE" w:bidi="sw_KE"/>
+        </w:rPr>
+        <w:t>kadhaa</w:t>
+      </w:r>
+      <w:r>
+        <w:rPr>
+          <w:lang w:val="sw_KE" w:bidi="sw_KE"/>
+        </w:rPr>
+        <w:t xml:space="preserve"> wa Yesu.</w:t>
+      </w:r>
+      <w:r>
+        <w:rPr>
+          <w:lang w:val="sw_KE" w:bidi="sw_KE"/>
+        </w:rPr>
+      </w:r>
+      <w:r>
+        <w:rPr>
+          <w:lang w:val="sw_KE" w:bidi="sw_KE"/>
+        </w:rPr>
+      </w:r>
+    </w:p>
+    <w:p>
+      <w:pPr/>
+      <w:r>
+        <w:rPr>
+          <w:lang w:val="sw_KE" w:bidi="sw_KE"/>
+        </w:rPr>
+      </w:r>
+    </w:p>
+    <w:p>
+      <w:pPr>
+        <w:pStyle w:val="Heading2"/>
+      </w:pPr>
+      <w:r>
+        <w:rPr>
+          <w:lang w:val="sw_KE" w:bidi="sw_KE"/>
+        </w:rPr>
+        <w:t>Kristo</w:t>
+      </w:r>
+      <w:r>
+        <w:rPr>
+          <w:lang w:val="sw_KE" w:bidi="sw_KE"/>
+        </w:rPr>
+      </w:r>
+    </w:p>
+    <w:p>
+      <w:pPr/>
+      <w:r>
+        <w:rPr>
+          <w:lang w:val="sw_KE" w:bidi="sw_KE"/>
+        </w:rPr>
+      </w:r>
+      <w:r>
+        <w:rPr>
+          <w:lang w:val="sw_KE" w:bidi="sw_KE"/>
+        </w:rPr>
+        <w:t xml:space="preserve">Neno </w:t>
+      </w:r>
+      <w:r>
+        <w:rPr>
+          <w:b/>
+          <w:lang w:val="sw_KE" w:bidi="sw_KE"/>
+        </w:rPr>
+        <w:t>Kristo</w:t>
+      </w:r>
+      <w:r>
+        <w:rPr>
+          <w:lang w:val="sw_KE" w:bidi="sw_KE"/>
+        </w:rPr>
+        <w:t xml:space="preserve"> ni sawa na neno </w:t>
+      </w:r>
+      <w:r>
+        <w:rPr>
+          <w:lang w:val="sw_KE" w:bidi="sw_KE"/>
+        </w:rPr>
+        <w:t>Masihi</w:t>
+      </w:r>
+      <w:r>
+        <w:rPr>
+          <w:lang w:val="sw_KE" w:bidi="sw_KE"/>
+        </w:rPr>
+        <w:t xml:space="preserve">. Kristo ni neno la </w:t>
+      </w:r>
+      <w:r>
+        <w:rPr>
+          <w:lang w:val="sw_KE" w:bidi="sw_KE"/>
+        </w:rPr>
+        <w:t>Kigiriki,</w:t>
+      </w:r>
+      <w:r>
+        <w:rPr>
+          <w:lang w:val="sw_KE" w:bidi="sw_KE"/>
+        </w:rPr>
+        <w:t xml:space="preserve"> na Masihi ni neno lile katika </w:t>
+      </w:r>
+      <w:r>
+        <w:rPr>
+          <w:lang w:val="sw_KE" w:bidi="sw_KE"/>
+        </w:rPr>
+        <w:t>Kiebrania.</w:t>
+      </w:r>
+      <w:r>
+        <w:rPr>
+          <w:lang w:val="sw_KE" w:bidi="sw_KE"/>
+        </w:rPr>
+        <w:t xml:space="preserve"> Kigiriki ni lugha ya Agano Jipya, wakati Kiebrania ni lugha ya Agano la Kale.</w:t>
+      </w:r>
+    </w:p>
+    <w:p>
+      <w:pPr/>
+      <w:r>
+        <w:rPr>
+          <w:lang w:val="sw_KE" w:bidi="sw_KE"/>
+        </w:rPr>
+      </w:r>
+      <w:r>
+        <w:rPr>
+          <w:lang w:val="sw_KE" w:bidi="sw_KE"/>
+        </w:rPr>
+        <w:t xml:space="preserve">Neno "Masihi" linamaanisha </w:t>
+      </w:r>
+      <w:r>
+        <w:rPr>
+          <w:lang w:val="sw_KE" w:bidi="sw_KE"/>
+        </w:rPr>
+        <w:t>mfalme</w:t>
+      </w:r>
+      <w:r>
+        <w:rPr>
+          <w:lang w:val="sw_KE" w:bidi="sw_KE"/>
+        </w:rPr>
+        <w:t xml:space="preserve"> maalum na </w:t>
+      </w:r>
+      <w:r>
+        <w:rPr>
+          <w:lang w:val="sw_KE" w:bidi="sw_KE"/>
+        </w:rPr>
+        <w:t>Mwokozi</w:t>
+      </w:r>
+      <w:r>
+        <w:rPr>
+          <w:lang w:val="sw_KE" w:bidi="sw_KE"/>
+        </w:rPr>
+        <w:t xml:space="preserve"> ambaye Mungu alikuwa ameahidi kutuma.</w:t>
+      </w:r>
+    </w:p>
+    <w:p>
+      <w:pPr/>
+      <w:r>
+        <w:rPr>
+          <w:lang w:val="sw_KE" w:bidi="sw_KE"/>
+        </w:rPr>
+      </w:r>
+      <w:r>
+        <w:rPr>
+          <w:lang w:val="sw_KE" w:bidi="sw_KE"/>
+        </w:rPr>
+        <w:t xml:space="preserve">Masihi kwa kweli alimaanisha mtu ambaye alitiwa </w:t>
+      </w:r>
+      <w:r>
+        <w:rPr>
+          <w:lang w:val="sw_KE" w:bidi="sw_KE"/>
+        </w:rPr>
+        <w:t>mafuta</w:t>
+      </w:r>
+      <w:r>
+        <w:rPr>
+          <w:lang w:val="sw_KE" w:bidi="sw_KE"/>
+        </w:rPr>
+        <w:t xml:space="preserve">. Hiyo ilimaanisha kwamba mtu mwingine alikuwa amemwaga mafuta juu yao. Hii ilikuwa ishara kwamba Mungu alikuwa amempa mtu huyu kazi maalum. Kwa mfano, Katika Agano la Kale, Mungu alimwambia </w:t>
+      </w:r>
+      <w:r>
+        <w:rPr>
+          <w:lang w:val="sw_KE" w:bidi="sw_KE"/>
+        </w:rPr>
+        <w:t>nabii</w:t>
+      </w:r>
+      <w:r>
+        <w:rPr>
+          <w:lang w:val="sw_KE" w:bidi="sw_KE"/>
+        </w:rPr>
+        <w:t xml:space="preserve"> Samweli amwagie </w:t>
+      </w:r>
+      <w:r>
+        <w:rPr>
+          <w:lang w:val="sw_KE" w:bidi="sw_KE"/>
+        </w:rPr>
+        <w:t>Daudi</w:t>
+      </w:r>
+      <w:r>
+        <w:rPr>
+          <w:lang w:val="sw_KE" w:bidi="sw_KE"/>
+        </w:rPr>
+        <w:t xml:space="preserve">. mafuta. Hii ilikuwa ishara kwamba Mungu alimchagua Daudi kuwa mfalme anayefuata wa </w:t>
+      </w:r>
+      <w:r>
+        <w:rPr>
+          <w:lang w:val="sw_KE" w:bidi="sw_KE"/>
+        </w:rPr>
+        <w:t>Israeli</w:t>
+      </w:r>
+      <w:r>
+        <w:rPr>
+          <w:lang w:val="sw_KE" w:bidi="sw_KE"/>
+        </w:rPr>
+        <w:t>.</w:t>
+      </w:r>
+    </w:p>
+    <w:p>
+      <w:pPr/>
+      <w:r>
+        <w:rPr>
+          <w:lang w:val="sw_KE" w:bidi="sw_KE"/>
+        </w:rPr>
+      </w:r>
+      <w:r>
+        <w:rPr>
+          <w:lang w:val="sw_KE" w:bidi="sw_KE"/>
+        </w:rPr>
+        <w:t>Baadaye, watu walimwita mtu aliyetiwa mafuta ikiwa Mungu angemteua mtu huyo kwa kazi maalum, hata kama hakuna mtu alikuwa amemwaga mafuta vichwa vyao.</w:t>
+      </w:r>
+    </w:p>
+    <w:p>
+      <w:pPr/>
+      <w:r>
+        <w:rPr>
+          <w:lang w:val="sw_KE" w:bidi="sw_KE"/>
+        </w:rPr>
+      </w:r>
+      <w:r>
+        <w:rPr>
+          <w:lang w:val="sw_KE" w:bidi="sw_KE"/>
+        </w:rPr>
+        <w:t xml:space="preserve">Daudi akawa mfalme mpendwa zaidi wa Israeli. Lakini baada ya Daudi, watu wengine walitawala Israeli, na wengi wao hawakuwa wafalme wazuri. Wafalme hawa waliwaongoza watu mbali na Mungu, na kwa hivyo Mungu alipaswa kuwaadhibu watu. Nchi ya Israeli iliharibiwa, na kuja chini ya udhibiti wa </w:t>
+      </w:r>
+      <w:r>
+        <w:rPr>
+          <w:lang w:val="sw_KE" w:bidi="sw_KE"/>
+        </w:rPr>
+        <w:t>mataifa</w:t>
+      </w:r>
+      <w:r>
+        <w:rPr>
+          <w:lang w:val="sw_KE" w:bidi="sw_KE"/>
+        </w:rPr>
+        <w:t xml:space="preserve"> mengine. Lakini bado, Mungu aliwaahidi watu wa Israeli kwamba atawaletea mfalme mpya. Mfalme huyu angewaokoa watu kutoka kwa shida zao. Mfalme huyu angekuwa mzao wa Daudi.</w:t>
+      </w:r>
+    </w:p>
+    <w:p>
+      <w:pPr/>
+      <w:r>
+        <w:rPr>
+          <w:lang w:val="sw_KE" w:bidi="sw_KE"/>
+        </w:rPr>
+      </w:r>
+      <w:r>
+        <w:rPr>
+          <w:lang w:val="sw_KE" w:bidi="sw_KE"/>
+        </w:rPr>
+        <w:t xml:space="preserve">Waisraeli </w:t>
+      </w:r>
+      <w:r>
+        <w:rPr>
+          <w:lang w:val="sw_KE" w:bidi="sw_KE"/>
+        </w:rPr>
+        <w:t>walianza</w:t>
+      </w:r>
+      <w:r>
+        <w:rPr>
+          <w:lang w:val="sw_KE" w:bidi="sw_KE"/>
+        </w:rPr>
+        <w:t xml:space="preserve"> kuwita mfalme huyu ambaye Mungu aliahidi kumtuma kama "Masihi," ambayo ilimaanisha "aliyetiwa mafuta."</w:t>
+      </w:r>
+    </w:p>
+    <w:p>
+      <w:pPr/>
+      <w:r>
+        <w:rPr>
+          <w:lang w:val="sw_KE" w:bidi="sw_KE"/>
+        </w:rPr>
+      </w:r>
+      <w:r>
+        <w:rPr>
+          <w:lang w:val="sw_KE" w:bidi="sw_KE"/>
+        </w:rPr>
+        <w:t xml:space="preserve">Yesu alipokuja, aliwaonyesha watu kwamba yeye ni </w:t>
+      </w:r>
+      <w:r>
+        <w:rPr>
+          <w:b/>
+          <w:lang w:val="sw_KE" w:bidi="sw_KE"/>
+        </w:rPr>
+        <w:t>Masihi</w:t>
+      </w:r>
+      <w:r>
+        <w:rPr>
+          <w:lang w:val="sw_KE" w:bidi="sw_KE"/>
+        </w:rPr>
+        <w:t xml:space="preserve"> ambaye Mungu alikuwa ameahidi kutuma. Yesu alikuwa mzao wa Daudi. Yesu alithibitisha kwamba Mungu alikuwa amemteua kwa njia ya nguvu na mamlaka ya ajabu ambayo </w:t>
+      </w:r>
+      <w:r>
+        <w:rPr>
+          <w:lang w:val="sw_KE" w:bidi="sw_KE"/>
+        </w:rPr>
+        <w:t>alikuwa</w:t>
+      </w:r>
+      <w:r>
+        <w:rPr>
+          <w:lang w:val="sw_KE" w:bidi="sw_KE"/>
+        </w:rPr>
+        <w:t xml:space="preserve"> nayo.</w:t>
+      </w:r>
+    </w:p>
+    <w:p>
+      <w:pPr/>
+      <w:r>
+        <w:rPr>
+          <w:lang w:val="sw_KE" w:bidi="sw_KE"/>
+        </w:rPr>
+      </w:r>
+      <w:r>
+        <w:rPr>
+          <w:lang w:val="sw_KE" w:bidi="sw_KE"/>
+        </w:rPr>
+        <w:t xml:space="preserve">Yesu hakuwahi kuwaambia watu moja kwa moja "Mimi ni Masihi!" Hii ni kwa sababu watu bado hawakujua kweli ingemaanisha nini kwa Yesu kuwa Masihi. Waliamini </w:t>
+      </w:r>
+      <w:r>
+        <w:rPr>
+          <w:lang w:val="sw_KE" w:bidi="sw_KE"/>
+        </w:rPr>
+        <w:t>kimakosa</w:t>
+      </w:r>
+      <w:r>
+        <w:rPr>
+          <w:lang w:val="sw_KE" w:bidi="sw_KE"/>
+        </w:rPr>
+        <w:t xml:space="preserve"> kwamba Masihi angeweza kurejesha ufalme wa Israeli na kuwapa nguvu ya kisiasa. Yesu badala yake alijiita "</w:t>
+      </w:r>
+      <w:r>
+        <w:rPr>
+          <w:lang w:val="sw_KE" w:bidi="sw_KE"/>
+        </w:rPr>
+        <w:t>Mwana wa Adamu</w:t>
+      </w:r>
+      <w:r>
+        <w:rPr>
+          <w:lang w:val="sw_KE" w:bidi="sw_KE"/>
+        </w:rPr>
+        <w:t>," ambayo ilikuwa njia isiyo ya moja kwa moja ya kusema kwamba alikuwa Masihi.</w:t>
+      </w:r>
+    </w:p>
+    <w:p>
+      <w:pPr/>
+      <w:r>
+        <w:rPr>
+          <w:lang w:val="sw_KE" w:bidi="sw_KE"/>
+        </w:rPr>
+      </w:r>
+      <w:r>
+        <w:rPr>
+          <w:lang w:val="sw_KE" w:bidi="sw_KE"/>
+        </w:rPr>
+        <w:t xml:space="preserve">Baada ya Yesu kufufuka kutoka kwa wafu, </w:t>
+      </w:r>
+      <w:r>
+        <w:rPr>
+          <w:lang w:val="sw_KE" w:bidi="sw_KE"/>
+        </w:rPr>
+        <w:t>wanafunzi</w:t>
+      </w:r>
+      <w:r>
+        <w:rPr>
+          <w:lang w:val="sw_KE" w:bidi="sw_KE"/>
+        </w:rPr>
+        <w:t xml:space="preserve"> wake walijua kwa uhakika mkubwa kwamba alikuwa Masihi na walianza kushiriki habari hii njema na watu wengine. Mungu alikuwa amemtuma Mwokozi wake! Lakini Yesu hakuwa Mwokozi ambaye aliwapa watu huru tu kutoka kwa serikali ya kidunia. Yesu alikuwa Mwokozi ambaye alifanya zaidi - Yesu aliwapa watu huru kutoka kwa </w:t>
+      </w:r>
+      <w:r>
+        <w:rPr>
+          <w:lang w:val="sw_KE" w:bidi="sw_KE"/>
+        </w:rPr>
+        <w:t>dhambi</w:t>
+      </w:r>
+      <w:r>
+        <w:rPr>
+          <w:lang w:val="sw_KE" w:bidi="sw_KE"/>
+        </w:rPr>
+        <w:t xml:space="preserve"> na kifo.</w:t>
+      </w:r>
+    </w:p>
+    <w:p>
+      <w:pPr/>
+      <w:r>
+        <w:rPr>
+          <w:lang w:val="sw_KE" w:bidi="sw_KE"/>
+        </w:rPr>
+      </w:r>
+      <w:r>
+        <w:rPr>
+          <w:b/>
+          <w:lang w:val="sw_KE" w:bidi="sw_KE"/>
+        </w:rPr>
+        <w:t>Wakati wa kutafsiri maneno "Masihi" au "Kristo," kuwa mwangalifu kuhusu mambo yafuatayo:</w:t>
+      </w:r>
+      <w:r>
+        <w:rPr>
+          <w:lang w:val="sw_KE" w:bidi="sw_KE"/>
+        </w:rPr>
+      </w:r>
+      <w:r>
+        <w:rPr>
+          <w:lang w:val="sw_KE" w:bidi="sw_KE"/>
+        </w:rPr>
+      </w:r>
+    </w:p>
+    <w:p>
+      <w:pPr/>
+      <w:r>
+        <w:rPr>
+          <w:lang w:val="sw_KE" w:bidi="sw_KE"/>
+        </w:rPr>
+      </w:r>
+    </w:p>
+    <w:p>
+      <w:pPr>
+        <w:pStyle w:val="Heading2"/>
+      </w:pPr>
+      <w:r>
+        <w:rPr>
+          <w:lang w:val="sw_KE" w:bidi="sw_KE"/>
+        </w:rPr>
+        <w:t>kufunga</w:t>
+      </w:r>
+      <w:r>
+        <w:rPr>
+          <w:lang w:val="sw_KE" w:bidi="sw_KE"/>
+        </w:rPr>
+      </w:r>
+    </w:p>
+    <w:p>
+      <w:pPr/>
+      <w:r>
+        <w:rPr>
+          <w:lang w:val="sw_KE" w:bidi="sw_KE"/>
+        </w:rPr>
+      </w:r>
+      <w:r>
+        <w:rPr>
+          <w:lang w:val="sw_KE" w:bidi="sw_KE"/>
+        </w:rPr>
+        <w:t xml:space="preserve">Wakati mtu </w:t>
+      </w:r>
+      <w:r>
+        <w:rPr>
+          <w:b/>
+          <w:lang w:val="sw_KE" w:bidi="sw_KE"/>
+        </w:rPr>
+        <w:t>anafunga</w:t>
+      </w:r>
+      <w:r>
+        <w:rPr>
+          <w:lang w:val="sw_KE" w:bidi="sw_KE"/>
+        </w:rPr>
+        <w:t>, hafai kula au kunywa kitu chochote kwa kiasi fulani cha muda.</w:t>
+      </w:r>
+    </w:p>
+    <w:p>
+      <w:pPr/>
+      <w:r>
+        <w:rPr>
+          <w:lang w:val="sw_KE" w:bidi="sw_KE"/>
+        </w:rPr>
+      </w:r>
+      <w:r>
+        <w:rPr>
+          <w:lang w:val="sw_KE" w:bidi="sw_KE"/>
+        </w:rPr>
+        <w:t xml:space="preserve">Kulikuwa na nyakati fulani katika mwaka ambapo </w:t>
+      </w:r>
+      <w:r>
+        <w:rPr>
+          <w:lang w:val="sw_KE" w:bidi="sw_KE"/>
+        </w:rPr>
+        <w:t>Waisraeli</w:t>
+      </w:r>
+      <w:r>
+        <w:rPr>
+          <w:lang w:val="sw_KE" w:bidi="sw_KE"/>
+        </w:rPr>
+        <w:t xml:space="preserve"> walitakiwa kufunga, lakini watu pia wangeweza kufunga wakati mwingine ikiwa walitaka. Na wakati mwingine watu hawakuwa na budi ila kufunga kwa sababu hapakuwa na chakula.</w:t>
+      </w:r>
+    </w:p>
+    <w:p>
+      <w:pPr/>
+      <w:r>
+        <w:rPr>
+          <w:lang w:val="sw_KE" w:bidi="sw_KE"/>
+        </w:rPr>
+      </w:r>
+      <w:r>
+        <w:rPr>
+          <w:lang w:val="sw_KE" w:bidi="sw_KE"/>
+        </w:rPr>
+        <w:t>Wakati mwingine watu walikuwa wakifunga kwa sababu walikuwa na huzuni kuhusu kitu fulani ambacho kilikuwa kimetokea.</w:t>
+      </w:r>
+    </w:p>
+    <w:p>
+      <w:pPr/>
+      <w:r>
+        <w:rPr>
+          <w:lang w:val="sw_KE" w:bidi="sw_KE"/>
+        </w:rPr>
+      </w:r>
+      <w:r>
+        <w:rPr>
+          <w:lang w:val="sw_KE" w:bidi="sw_KE"/>
+        </w:rPr>
+        <w:t xml:space="preserve">Wakati mwingine watu wakifunga kwa sababu walitaka </w:t>
+      </w:r>
+      <w:r>
+        <w:rPr>
+          <w:lang w:val="sw_KE" w:bidi="sw_KE"/>
+        </w:rPr>
+        <w:t>kutubu</w:t>
+      </w:r>
+      <w:r>
+        <w:rPr>
+          <w:lang w:val="sw_KE" w:bidi="sw_KE"/>
+        </w:rPr>
+        <w:t xml:space="preserve"> au kuomba </w:t>
+      </w:r>
+      <w:r>
+        <w:rPr>
+          <w:lang w:val="sw_KE" w:bidi="sw_KE"/>
+        </w:rPr>
+        <w:t>msamaha</w:t>
+      </w:r>
+      <w:r>
+        <w:rPr>
+          <w:lang w:val="sw_KE" w:bidi="sw_KE"/>
+        </w:rPr>
+        <w:t xml:space="preserve"> kwa </w:t>
+      </w:r>
+      <w:r>
+        <w:rPr>
+          <w:lang w:val="sw_KE" w:bidi="sw_KE"/>
+        </w:rPr>
+        <w:t>dhambi</w:t>
+      </w:r>
+      <w:r>
+        <w:rPr>
+          <w:lang w:val="sw_KE" w:bidi="sw_KE"/>
+        </w:rPr>
+        <w:t xml:space="preserve"> zao. Kufunga wakati huo ilikuwa ishara ya unyenyekevu.</w:t>
+      </w:r>
+    </w:p>
+    <w:p>
+      <w:pPr/>
+      <w:r>
+        <w:rPr>
+          <w:lang w:val="sw_KE" w:bidi="sw_KE"/>
+        </w:rPr>
+      </w:r>
+      <w:r>
+        <w:rPr>
+          <w:lang w:val="sw_KE" w:bidi="sw_KE"/>
+        </w:rPr>
+        <w:t>Wakati mwingine watu walikuwa wakifunga kwa sababu walitaka Mungu awasaidie, au walitaka Mungu awaambie nini cha kufanya. Kufunga basi ilikuwa njia ya kumwonyesha Mungu jinsi tatizo lilivyokuwa kubwa.</w:t>
+      </w:r>
+    </w:p>
+    <w:p>
+      <w:pPr/>
+      <w:r>
+        <w:rPr>
+          <w:lang w:val="sw_KE" w:bidi="sw_KE"/>
+        </w:rPr>
+      </w:r>
+      <w:r>
+        <w:rPr>
+          <w:lang w:val="sw_KE" w:bidi="sw_KE"/>
+        </w:rPr>
+        <w:t xml:space="preserve">Wakati mwingine watu walidhani kwamba ikiwa wangefunga, Mungu angefurahi sana nao na kuwapa walichohitaji lakini waliendelea kufanya mambo ya dhambi! Lakini Mungu aliwaambia watu </w:t>
+      </w:r>
+      <w:r>
+        <w:rPr>
+          <w:lang w:val="sw_KE" w:bidi="sw_KE"/>
+        </w:rPr>
+        <w:t>kupitia</w:t>
+      </w:r>
+      <w:r>
+        <w:rPr>
+          <w:lang w:val="sw_KE" w:bidi="sw_KE"/>
+        </w:rPr>
+        <w:t xml:space="preserve"> kwa manabii wake kwamba hii ilikuwa makosa. Hakuna maana katika kufunga ikiwa humtii Mungu pia.</w:t>
+      </w:r>
+    </w:p>
+    <w:p>
+      <w:pPr/>
+      <w:r>
+        <w:rPr>
+          <w:lang w:val="sw_KE" w:bidi="sw_KE"/>
+        </w:rPr>
+      </w:r>
+      <w:r>
+        <w:rPr>
+          <w:lang w:val="sw_KE" w:bidi="sw_KE"/>
+        </w:rPr>
+        <w:t>Katika nyakati za Yesu wakati mwingine watu wangefunga ili kuwafanya watu wengine wafikiri kwamba walikuwa wazuri sana na watu wa kidini. Lakini Yesu aliwaambia kwamba hawapaswi kufunga ili kufanya waonekane wazuri. Hawapaswi kufanya onyesho kubwa la kufunga kwao mbele ya watu wengine!</w:t>
+      </w:r>
+    </w:p>
+    <w:p>
+      <w:pPr/>
+      <w:r>
+        <w:rPr>
+          <w:lang w:val="sw_KE" w:bidi="sw_KE"/>
+        </w:rPr>
+      </w:r>
+      <w:r>
+        <w:rPr>
+          <w:b/>
+          <w:lang w:val="sw_KE" w:bidi="sw_KE"/>
+        </w:rPr>
+        <w:t>Wakati wa kutafsiri "kufunga," kuwa mwangalifu kuhusu mambo yafuatayo:</w:t>
+      </w:r>
+    </w:p>
+    <w:p>
+      <w:pPr/>
+      <w:r>
+        <w:rPr>
+          <w:lang w:val="sw_KE" w:bidi="sw_KE"/>
+        </w:rPr>
+      </w:r>
+      <w:r>
+        <w:rPr>
+          <w:lang w:val="sw_KE" w:bidi="sw_KE"/>
+        </w:rPr>
+        <w:t>Watu katika tamaduni nyingi wanajua mazoezi ya kufunga. Wakati wa kutafsiri neno "kufunga" kuwa mwangalifu kwamba neno katika lugha yenu halimaanishi kufunga kwa heshima ya mungu fulani, au linatumiwa kufunga katika dini fulani tu. Kuwa mwangalifu pia kwamba neno hilo halitumiwi tu kwa kufunga kwa sababu moja fulani. Huenda ukahitaji kutumia neno tofauti au kifungu ambacho kinaelezea mazoezi ya Biblia ya kufunga.</w:t>
+      </w:r>
+      <w:r>
+        <w:rPr>
+          <w:lang w:val="sw_KE" w:bidi="sw_KE"/>
+        </w:rPr>
+      </w:r>
+      <w:r>
+        <w:rPr>
+          <w:lang w:val="sw_KE" w:bidi="sw_KE"/>
+        </w:rPr>
+      </w:r>
+    </w:p>
+    <w:p>
+      <w:pPr/>
+      <w:r>
+        <w:rPr>
+          <w:lang w:val="sw_KE" w:bidi="sw_KE"/>
+        </w:rPr>
+      </w:r>
+    </w:p>
+    <w:p>
+      <w:pPr>
+        <w:pStyle w:val="Heading2"/>
+      </w:pPr>
+      <w:r>
+        <w:rPr>
+          <w:lang w:val="sw_KE" w:bidi="sw_KE"/>
+        </w:rPr>
+        <w:t>kuhalalisha</w:t>
+      </w:r>
+      <w:r>
+        <w:rPr>
+          <w:lang w:val="sw_KE" w:bidi="sw_KE"/>
+        </w:rPr>
+      </w:r>
+    </w:p>
+    <w:p>
+      <w:pPr/>
+      <w:r>
+        <w:rPr>
+          <w:lang w:val="sw_KE" w:bidi="sw_KE"/>
+        </w:rPr>
+      </w:r>
+      <w:r>
+        <w:rPr>
+          <w:lang w:val="sw_KE" w:bidi="sw_KE"/>
+        </w:rPr>
+        <w:t xml:space="preserve">Mtu </w:t>
+      </w:r>
+      <w:r>
+        <w:rPr>
+          <w:b/>
+          <w:lang w:val="sw_KE" w:bidi="sw_KE"/>
+        </w:rPr>
+        <w:t>anapomheshimu</w:t>
+      </w:r>
+      <w:r>
+        <w:rPr>
+          <w:lang w:val="sw_KE" w:bidi="sw_KE"/>
+        </w:rPr>
+        <w:t xml:space="preserve"> mtu, anatangaza mtu huyo hana hatia. Mungu anapotangaza mtu hana hatia, hiyo inamaanisha mtu huyo ni mwenye </w:t>
+      </w:r>
+      <w:r>
+        <w:rPr>
+          <w:lang w:val="sw_KE" w:bidi="sw_KE"/>
+        </w:rPr>
+        <w:t>haki</w:t>
+      </w:r>
+      <w:r>
+        <w:rPr>
+          <w:lang w:val="sw_KE" w:bidi="sw_KE"/>
+        </w:rPr>
+        <w:t xml:space="preserve"> na ana uhusiano sahihi na Mungu. Katika Agano Jipya, Mungu atamheshimu mtu tu ikiwa anamwamini kama </w:t>
+      </w:r>
+      <w:r>
+        <w:rPr>
+          <w:lang w:val="sw_KE" w:bidi="sw_KE"/>
+        </w:rPr>
+        <w:t>Mwokozi</w:t>
+      </w:r>
+      <w:r>
+        <w:rPr>
+          <w:lang w:val="sw_KE" w:bidi="sw_KE"/>
+        </w:rPr>
+        <w:t xml:space="preserve">, au </w:t>
+      </w:r>
+      <w:r>
+        <w:rPr>
+          <w:lang w:val="sw_KE" w:bidi="sw_KE"/>
+        </w:rPr>
+        <w:t>Kristo</w:t>
+      </w:r>
+      <w:r>
+        <w:rPr>
+          <w:lang w:val="sw_KE" w:bidi="sw_KE"/>
+        </w:rPr>
+        <w:t xml:space="preserve">, ambaye Mungu ametuma kuwaokoa watu kutoka kwa </w:t>
+      </w:r>
+      <w:r>
+        <w:rPr>
+          <w:lang w:val="sw_KE" w:bidi="sw_KE"/>
+        </w:rPr>
+        <w:t>dhambi</w:t>
+      </w:r>
+      <w:r>
+        <w:rPr>
+          <w:lang w:val="sw_KE" w:bidi="sw_KE"/>
+        </w:rPr>
+        <w:t xml:space="preserve"> zao. Hii inamaanisha waumini katika Yesu wanaweza kuwa na uhusiano sahihi na Mungu na Mungu anaheshimu haki.</w:t>
+      </w:r>
+      <w:r>
+        <w:rPr>
+          <w:lang w:val="sw_KE" w:bidi="sw_KE"/>
+        </w:rPr>
+      </w:r>
+      <w:r>
+        <w:rPr>
+          <w:lang w:val="sw_KE" w:bidi="sw_KE"/>
+        </w:rPr>
+      </w:r>
+    </w:p>
+    <w:p>
+      <w:pPr/>
+      <w:r>
+        <w:rPr>
+          <w:lang w:val="sw_KE" w:bidi="sw_KE"/>
+        </w:rPr>
+      </w:r>
+    </w:p>
+    <w:p>
+      <w:pPr>
+        <w:pStyle w:val="Heading2"/>
+      </w:pPr>
+      <w:r>
+        <w:rPr>
+          <w:lang w:val="sw_KE" w:bidi="sw_KE"/>
+        </w:rPr>
+        <w:t>kuhani</w:t>
+      </w:r>
+      <w:r>
+        <w:rPr>
+          <w:lang w:val="sw_KE" w:bidi="sw_KE"/>
+        </w:rPr>
+      </w:r>
+    </w:p>
+    <w:p>
+      <w:pPr/>
+      <w:r>
+        <w:rPr>
+          <w:lang w:val="sw_KE" w:bidi="sw_KE"/>
+        </w:rPr>
+      </w:r>
+      <w:r>
+        <w:rPr>
+          <w:b/>
+          <w:lang w:val="sw_KE" w:bidi="sw_KE"/>
+        </w:rPr>
+        <w:t>Makuhani</w:t>
+      </w:r>
+      <w:r>
+        <w:rPr>
+          <w:lang w:val="sw_KE" w:bidi="sw_KE"/>
+        </w:rPr>
+        <w:t xml:space="preserve"> walikuwa watu ambao walifanya kazi katika hekalu la </w:t>
+      </w:r>
+      <w:r>
+        <w:rPr>
+          <w:lang w:val="sw_KE" w:bidi="sw_KE"/>
+        </w:rPr>
+        <w:t>Mungu</w:t>
+      </w:r>
+      <w:r>
+        <w:rPr>
+          <w:lang w:val="sw_KE" w:bidi="sw_KE"/>
+        </w:rPr>
+        <w:t xml:space="preserve"> katika </w:t>
+      </w:r>
+      <w:r>
+        <w:rPr>
+          <w:lang w:val="sw_KE" w:bidi="sw_KE"/>
+        </w:rPr>
+        <w:t>Yerusalemu</w:t>
+      </w:r>
+      <w:r>
+        <w:rPr>
+          <w:lang w:val="sw_KE" w:bidi="sw_KE"/>
+        </w:rPr>
+        <w:t xml:space="preserve">. Kabla ya watu kujenga hekalu, makuhani walifanya kazi katika hema ya </w:t>
+      </w:r>
+      <w:r>
+        <w:rPr>
+          <w:lang w:val="sw_KE" w:bidi="sw_KE"/>
+        </w:rPr>
+        <w:t>kukutania</w:t>
+      </w:r>
+      <w:r>
+        <w:rPr>
+          <w:lang w:val="sw_KE" w:bidi="sw_KE"/>
+        </w:rPr>
+        <w:t xml:space="preserve">, ambayo ilikuwa hekalu la kubebeka, hema. Hekaluni, na kabla ya hiyo Hema ilikuwa mahali ambapo </w:t>
+      </w:r>
+      <w:r>
+        <w:rPr>
+          <w:lang w:val="sw_KE" w:bidi="sw_KE"/>
+        </w:rPr>
+        <w:t>Waisraeli</w:t>
+      </w:r>
+      <w:r>
+        <w:rPr>
+          <w:lang w:val="sw_KE" w:bidi="sw_KE"/>
+        </w:rPr>
+        <w:t xml:space="preserve"> waliabudu Mungu. Makuhani walikuwa na jukumu la kutoa </w:t>
+      </w:r>
+      <w:r>
+        <w:rPr>
+          <w:lang w:val="sw_KE" w:bidi="sw_KE"/>
+        </w:rPr>
+        <w:t>dhabihu</w:t>
+      </w:r>
+      <w:r>
+        <w:rPr>
+          <w:lang w:val="sw_KE" w:bidi="sw_KE"/>
+        </w:rPr>
+        <w:t xml:space="preserve"> kwa Mungu kwa niaba ya watu. Walitunza hekalu na kuwafundisha watu jinsi ya</w:t>
+      </w:r>
+      <w:r>
+        <w:rPr>
+          <w:lang w:val="sw_KE" w:bidi="sw_KE"/>
+        </w:rPr>
+        <w:t>kumwabudu</w:t>
+      </w:r>
+      <w:r>
+        <w:rPr>
+          <w:lang w:val="sw_KE" w:bidi="sw_KE"/>
+        </w:rPr>
+        <w:t>Mungu.</w:t>
+      </w:r>
+    </w:p>
+    <w:p>
+      <w:pPr/>
+      <w:r>
+        <w:rPr>
+          <w:lang w:val="sw_KE" w:bidi="sw_KE"/>
+        </w:rPr>
+      </w:r>
+      <w:r>
+        <w:rPr>
+          <w:lang w:val="sw_KE" w:bidi="sw_KE"/>
+        </w:rPr>
+        <w:t xml:space="preserve">Mungu ni </w:t>
+      </w:r>
+      <w:r>
+        <w:rPr>
+          <w:lang w:val="sw_KE" w:bidi="sw_KE"/>
+        </w:rPr>
+        <w:t>mtakatifu</w:t>
+      </w:r>
+      <w:r>
+        <w:rPr>
+          <w:lang w:val="sw_KE" w:bidi="sw_KE"/>
+        </w:rPr>
+        <w:t xml:space="preserve"> watu hawawezi kuja tu kwake, kwa sababu watu ni wenye </w:t>
+      </w:r>
+      <w:r>
+        <w:rPr>
+          <w:lang w:val="sw_KE" w:bidi="sw_KE"/>
+        </w:rPr>
+        <w:t>dhambi</w:t>
+      </w:r>
+      <w:r>
+        <w:rPr>
+          <w:lang w:val="sw_KE" w:bidi="sw_KE"/>
+        </w:rPr>
+        <w:t xml:space="preserve">. Kwa sababu watu ni wenye dhambi, ni </w:t>
+      </w:r>
+      <w:r>
+        <w:rPr>
+          <w:lang w:val="sw_KE" w:bidi="sw_KE"/>
+        </w:rPr>
+        <w:t>najisi</w:t>
+      </w:r>
+      <w:r>
+        <w:rPr>
+          <w:lang w:val="sw_KE" w:bidi="sw_KE"/>
+        </w:rPr>
+        <w:t>. Katika Biblia, kuwa najisi ina kuwa haifai kuja mbele ya Mungu. Watu lazima wawe safi kwanza. Kazi ya makuhani ilikuwa kuwafanya watu wasafi—</w:t>
+      </w:r>
+      <w:r>
+        <w:rPr>
+          <w:lang w:val="sw_KE" w:bidi="sw_KE"/>
+        </w:rPr>
+        <w:t>kuwatakasa</w:t>
+      </w:r>
+      <w:r>
+        <w:rPr>
+          <w:lang w:val="sw_KE" w:bidi="sw_KE"/>
+        </w:rPr>
+        <w:t>. Makuhani walifanya hili kwa kutoa</w:t>
+      </w:r>
+      <w:r>
+        <w:rPr>
+          <w:lang w:val="sw_KE" w:bidi="sw_KE"/>
+        </w:rPr>
+        <w:t>dhabihu</w:t>
+      </w:r>
+      <w:r>
+        <w:rPr>
+          <w:lang w:val="sw_KE" w:bidi="sw_KE"/>
+        </w:rPr>
+        <w:t xml:space="preserve">kwa niaba ya watu, na kwa kuwafundisha watu jinsi ya kuishi. Walitenda mila ambazo ziliashiria kwamba watu wakawa safi. Makuhani kwa hivyo walikuwa kati ya Mungu na watu. Makuhani walifanya watu waje mbele ya Mungu na kuendelea kuwa na uhusiano </w:t>
+      </w:r>
+      <w:r>
+        <w:rPr>
+          <w:b/>
+          <w:lang w:val="sw_KE" w:bidi="sw_KE"/>
+        </w:rPr>
+        <w:t>mzuri</w:t>
+      </w:r>
+      <w:r>
+        <w:rPr>
+          <w:lang w:val="sw_KE" w:bidi="sw_KE"/>
+        </w:rPr>
+        <w:t xml:space="preserve"> na Mungu. Waliwatakasa watu, ili Mungu aweze kuja chini na kukutana na watu. Makuhani walikuwa watu muhimu sana kwa </w:t>
+      </w:r>
+      <w:r>
+        <w:rPr>
+          <w:lang w:val="sw_KE" w:bidi="sw_KE"/>
+        </w:rPr>
         <w:t>Wayahudi</w:t>
       </w:r>
       <w:r>
         <w:rPr>
           <w:lang w:val="sw_KE" w:bidi="sw_KE"/>
         </w:rPr>
-        <w:t xml:space="preserve">. Ndani ya mji huu kulikuwa na hekalu ambalo watu walikuwa </w:t>
-      </w:r>
-      <w:hyperlink r:id="rId14">
-        <w:r>
-          <w:rPr>
-            <w:lang w:val="sw_KE" w:bidi="sw_KE"/>
-          </w:rPr>
-          <w:rPr>
-            <w:color w:val="0000EE"/>
-            <w:u w:val="single"/>
-          </w:rPr>
-          <w:t>wamejenga</w:t>
-        </w:r>
-      </w:hyperlink>
-      <w:r>
-        <w:rPr>
-          <w:lang w:val="sw_KE" w:bidi="sw_KE"/>
-        </w:rPr>
-        <w:t xml:space="preserve"> ili kumwabudu </w:t>
-      </w:r>
-      <w:hyperlink r:id="rId15">
-        <w:r>
-          <w:rPr>
-            <w:lang w:val="sw_KE" w:bidi="sw_KE"/>
-          </w:rPr>
-          <w:rPr>
-            <w:color w:val="0000EE"/>
-            <w:u w:val="single"/>
-          </w:rPr>
-          <w:t>Kaisari</w:t>
-        </w:r>
-      </w:hyperlink>
-      <w:r>
-        <w:rPr>
-          <w:lang w:val="sw_KE" w:bidi="sw_KE"/>
-        </w:rPr>
-        <w:t>, Mfalme wa Kirumi.</w:t>
+        <w:t>. Kwa sababu watu walibakia wenye dhambi, makuhani walipaswa kufanya dhabihu mara nyingi na kuwatakasa watu tena na tena.</w:t>
+      </w:r>
+    </w:p>
+    <w:p>
+      <w:pPr/>
+      <w:r>
+        <w:rPr>
+          <w:lang w:val="sw_KE" w:bidi="sw_KE"/>
+        </w:rPr>
+      </w:r>
+      <w:r>
+        <w:rPr>
+          <w:lang w:val="sw_KE" w:bidi="sw_KE"/>
+        </w:rPr>
+        <w:t xml:space="preserve">Watu fulani tu ndio wangeweza kuwa kuhani. </w:t>
+      </w:r>
+      <w:r>
+        <w:rPr>
+          <w:lang w:val="sw_KE" w:bidi="sw_KE"/>
+        </w:rPr>
+        <w:t>Waisraeli</w:t>
+      </w:r>
+      <w:r>
+        <w:rPr>
+          <w:lang w:val="sw_KE" w:bidi="sw_KE"/>
+        </w:rPr>
+        <w:t xml:space="preserve">waligawanywa katika makabila 12. Kabila moja iliitwa kabila la Lawi, na watu katika kabila hili waliitwa </w:t>
+      </w:r>
+      <w:r>
+        <w:rPr>
+          <w:lang w:val="sw_KE" w:bidi="sw_KE"/>
+        </w:rPr>
+        <w:t>Walawi</w:t>
+      </w:r>
+      <w:r>
+        <w:rPr>
+          <w:lang w:val="sw_KE" w:bidi="sw_KE"/>
+        </w:rPr>
+        <w:t xml:space="preserve">. Musa, ambaye kwa njia yake Mungu aliwapa watu </w:t>
+      </w:r>
+      <w:r>
+        <w:rPr>
+          <w:lang w:val="sw_KE" w:bidi="sw_KE"/>
+        </w:rPr>
+        <w:t>sheria</w:t>
+      </w:r>
+      <w:r>
+        <w:rPr>
+          <w:lang w:val="sw_KE" w:bidi="sw_KE"/>
+        </w:rPr>
+        <w:t xml:space="preserve"> yake, alikuwa Mlawi. Na kaka ya Musa Haruni pia alikuwa Mlawi. Haruni akawa </w:t>
+      </w:r>
+      <w:r>
+        <w:rPr>
+          <w:lang w:val="sw_KE" w:bidi="sw_KE"/>
+        </w:rPr>
+        <w:t>kuhani mkuu</w:t>
+      </w:r>
+      <w:r>
+        <w:rPr>
+          <w:lang w:val="sw_KE" w:bidi="sw_KE"/>
+        </w:rPr>
+        <w:t xml:space="preserve"> wa kwanza wa Wayahudi. Kuhani mkuu alikuwa kuhani muhimu zaidi. Mungu aliwafanya wana wa Haruni wawe makuhani wa kwanza. Kuanzia wakati huo na kuendelea, wazao wote wa kiume wa Haruni </w:t>
+      </w:r>
+      <w:r>
+        <w:rPr>
+          <w:lang w:val="sw_KE" w:bidi="sw_KE"/>
+        </w:rPr>
+        <w:t>wakawa</w:t>
+      </w:r>
+      <w:r>
+        <w:rPr>
+          <w:lang w:val="sw_KE" w:bidi="sw_KE"/>
+        </w:rPr>
+        <w:t xml:space="preserve"> makuhani.</w:t>
+      </w:r>
+    </w:p>
+    <w:p>
+      <w:pPr/>
+      <w:r>
+        <w:rPr>
+          <w:lang w:val="sw_KE" w:bidi="sw_KE"/>
+        </w:rPr>
+      </w:r>
+      <w:r>
+        <w:rPr>
+          <w:lang w:val="sw_KE" w:bidi="sw_KE"/>
+        </w:rPr>
+        <w:t>Kulikuwa pia na Walawi ambao hawakuwa kizazi cha Haruni. Watu hawa pia wakawa muhimu. Walisaidia makuhani katika wajibu wao. Biblia mara nyingi inazungumza kuhusu "makuhani na Walawi." Makuhani wanatajwa tofauti kwa sababu walikuwa muhimu zaidi, ingawa makuhani wenyewe pia ni kizazi kutoka kwa Lawi.</w:t>
+      </w:r>
+    </w:p>
+    <w:p>
+      <w:pPr/>
+      <w:r>
+        <w:rPr>
+          <w:lang w:val="sw_KE" w:bidi="sw_KE"/>
+        </w:rPr>
+      </w:r>
+      <w:r>
+        <w:rPr>
+          <w:lang w:val="sw_KE" w:bidi="sw_KE"/>
+        </w:rPr>
+        <w:t xml:space="preserve">Katika wakati wa Yesu, makuhani wengine pia walikuwa viongozi wa watu. Wanaitwa makuhani wakuu. Hawa wakuu au makuhani wakuu mara nyingi walikuwa watu matajiri ambao walikuwa wakihusiana na kuhani mkuu. Mara nyingi walikuwa wa kikundi cha viongozi wa kidini wanaoitwa </w:t>
+      </w:r>
+      <w:r>
+        <w:rPr>
+          <w:lang w:val="sw_KE" w:bidi="sw_KE"/>
+        </w:rPr>
+        <w:t>Masadukayo</w:t>
+      </w:r>
+      <w:r>
+        <w:rPr>
+          <w:lang w:val="sw_KE" w:bidi="sw_KE"/>
+        </w:rPr>
+        <w:t xml:space="preserve"> na walikuwa baraza la wayahudi, lililoitwa </w:t>
+      </w:r>
+      <w:r>
+        <w:rPr>
+          <w:lang w:val="sw_KE" w:bidi="sw_KE"/>
+        </w:rPr>
+        <w:t>Sanhedrin</w:t>
+      </w:r>
+      <w:r>
+        <w:rPr>
+          <w:lang w:val="sw_KE" w:bidi="sw_KE"/>
+        </w:rPr>
+        <w:t>. Makuhani wakuu mara nyingi waligombana na Yesu.</w:t>
+      </w:r>
+    </w:p>
+    <w:p>
+      <w:pPr/>
+      <w:r>
+        <w:rPr>
+          <w:lang w:val="sw_KE" w:bidi="sw_KE"/>
+        </w:rPr>
+      </w:r>
+      <w:r>
+        <w:rPr>
+          <w:lang w:val="sw_KE" w:bidi="sw_KE"/>
+        </w:rPr>
+        <w:t xml:space="preserve">Watu ambao waliishi katika zinazozunguka </w:t>
+      </w:r>
+      <w:r>
+        <w:rPr>
+          <w:lang w:val="sw_KE" w:bidi="sw_KE"/>
+        </w:rPr>
+        <w:t>Israeli</w:t>
+      </w:r>
+      <w:r>
+        <w:rPr>
+          <w:lang w:val="sw_KE" w:bidi="sw_KE"/>
+        </w:rPr>
+        <w:t xml:space="preserve"> pia walikuwa na watu ambao walikuwa kati ya watu na miungu yao. Biblia pia inawaita watu hawa makuhani, lakini walikuwa tofauti sana na makuhani wa Kiyahudi.</w:t>
+      </w:r>
+    </w:p>
+    <w:p>
+      <w:pPr/>
+      <w:r>
+        <w:rPr>
+          <w:lang w:val="sw_KE" w:bidi="sw_KE"/>
+        </w:rPr>
+      </w:r>
+      <w:r>
+        <w:rPr>
+          <w:b/>
+          <w:lang w:val="sw_KE" w:bidi="sw_KE"/>
+        </w:rPr>
+        <w:t>Unapotafsiri kuhani, kuwa mwangalifu kuhusu mambo yafuatayo:</w:t>
+      </w:r>
+    </w:p>
+    <w:p>
+      <w:pPr/>
+      <w:r>
+        <w:rPr>
+          <w:lang w:val="sw_KE" w:bidi="sw_KE"/>
+        </w:rPr>
+      </w:r>
+      <w:r>
+        <w:rPr>
+          <w:lang w:val="sw_KE" w:bidi="sw_KE"/>
+        </w:rPr>
+        <w:t>Lugha yenu inaweza kuwa na neno linalomaanisha mtu anayetoa dhabihu kwa Mungu. Hili linaweza kuwa neno zuri kwa neno la Biblia la kuhani. Labda unahitaji kufanya mabadiliko kidogo, kama kusema "kuhani wa Mungu." Lakini kuwa mwangalifu ili watu wasichanganikiwe. Labda mambo ambayo "kuhani" katika jamii yako hufanya ni tofauti na yale amayo kuhani wa Biblia hufanya. Labda unahitaji kuunda neno jipya au kifungu cha maneno, kama vile "mtu anayemtolea Mungu dhabihu," au "mtoa dhabihu," au "mtu anayefanya kazi katika hekalu la Mungu." Lakini kumbukeni kwamba pia unahitaji kuwa na neno la Mlawi. Mlawi anaweza kuwa "msaidizi wa kuhani," "msaidizi hekaluni," au "kizazi cha Lawi anayesaidia hekaluni."</w:t>
+      </w:r>
+    </w:p>
+    <w:p>
+      <w:pPr/>
+      <w:r>
+        <w:rPr>
+          <w:lang w:val="sw_KE" w:bidi="sw_KE"/>
+        </w:rPr>
+      </w:r>
+      <w:r>
+        <w:rPr>
+          <w:lang w:val="sw_KE" w:bidi="sw_KE"/>
+        </w:rPr>
+        <w:t>Baadhi</w:t>
+      </w:r>
+      <w:r>
+        <w:rPr>
+          <w:lang w:val="sw_KE" w:bidi="sw_KE"/>
+        </w:rPr>
+        <w:t xml:space="preserve"> ya </w:t>
+      </w:r>
+      <w:r>
+        <w:rPr>
+          <w:lang w:val="sw_KE" w:bidi="sw_KE"/>
+        </w:rPr>
+        <w:t>makanisa</w:t>
+      </w:r>
+      <w:r>
+        <w:rPr>
+          <w:lang w:val="sw_KE" w:bidi="sw_KE"/>
+        </w:rPr>
+        <w:t xml:space="preserve"> ya Kikristo hutumia neno "kuhani" kwa kiongozi katika kanisa. Sio wazo zuri kutumia neno hili "makuhani" katika Biblia, kwa sababu maana ni tofauti kabisa. Kiongozi katika kanisa haitoi dhabihu kama makuhani katika Biblia walivyofanya.</w:t>
+      </w:r>
+    </w:p>
+    <w:p>
+      <w:pPr/>
+      <w:r>
+        <w:rPr>
+          <w:lang w:val="sw_KE" w:bidi="sw_KE"/>
+        </w:rPr>
+      </w:r>
+      <w:r>
+        <w:rPr>
+          <w:lang w:val="sw_KE" w:bidi="sw_KE"/>
+        </w:rPr>
+        <w:t>Kumbukeni kwamba mnahitaji pia neno kwa wakuu wa makuhani-makuhani wakuu-na kuhani mkuu, ambaye ni kuhani mkuu zaidi ya wote.</w:t>
       </w:r>
       <w:r>
         <w:rPr>
@@ -531,51 +3257,219 @@
         <w:rPr>
           <w:lang w:val="sw_KE" w:bidi="sw_KE"/>
         </w:rPr>
-        <w:t>kamanda</w:t>
-      </w:r>
-      <w:r>
-        <w:rPr>
-          <w:lang w:val="sw_KE" w:bidi="sw_KE"/>
-        </w:rPr>
-      </w:r>
-    </w:p>
-    <w:p>
-      <w:pPr/>
-      <w:r>
-        <w:rPr>
-          <w:lang w:val="sw_KE" w:bidi="sw_KE"/>
-        </w:rPr>
+        <w:t>kuhani mkuu</w:t>
+      </w:r>
+      <w:r>
+        <w:rPr>
+          <w:lang w:val="sw_KE" w:bidi="sw_KE"/>
+        </w:rPr>
+      </w:r>
+    </w:p>
+    <w:p>
+      <w:pPr/>
+      <w:r>
+        <w:rPr>
+          <w:lang w:val="sw_KE" w:bidi="sw_KE"/>
+        </w:rPr>
+      </w:r>
+      <w:r>
+        <w:rPr>
+          <w:lang w:val="sw_KE" w:bidi="sw_KE"/>
+        </w:rPr>
+        <w:t>Makuhani</w:t>
+      </w:r>
+      <w:r>
+        <w:rPr>
+          <w:lang w:val="sw_KE" w:bidi="sw_KE"/>
+        </w:rPr>
+        <w:t xml:space="preserve"> walikuwa watu ambao walifanya kazi katika hekalu la </w:t>
+      </w:r>
+      <w:r>
+        <w:rPr>
+          <w:lang w:val="sw_KE" w:bidi="sw_KE"/>
+        </w:rPr>
+        <w:t>Mungu</w:t>
+      </w:r>
+      <w:r>
+        <w:rPr>
+          <w:lang w:val="sw_KE" w:bidi="sw_KE"/>
+        </w:rPr>
+        <w:t xml:space="preserve"> katika </w:t>
+      </w:r>
+      <w:r>
+        <w:rPr>
+          <w:lang w:val="sw_KE" w:bidi="sw_KE"/>
+        </w:rPr>
+        <w:t>Yerusalemu</w:t>
+      </w:r>
+      <w:r>
+        <w:rPr>
+          <w:lang w:val="sw_KE" w:bidi="sw_KE"/>
+        </w:rPr>
+        <w:t xml:space="preserve">. Makuhani walikuwa na jukumu la kutoa </w:t>
+      </w:r>
+      <w:r>
+        <w:rPr>
+          <w:lang w:val="sw_KE" w:bidi="sw_KE"/>
+        </w:rPr>
+        <w:t>dhabihu</w:t>
+      </w:r>
+      <w:r>
+        <w:rPr>
+          <w:lang w:val="sw_KE" w:bidi="sw_KE"/>
+        </w:rPr>
+        <w:t xml:space="preserve"> kwa Mungu kwa niaba ya watu. Walitunza hekalu na kuwafundisha watu jinsi ya </w:t>
+      </w:r>
+      <w:r>
+        <w:rPr>
+          <w:lang w:val="sw_KE" w:bidi="sw_KE"/>
+        </w:rPr>
+        <w:t>kumwabudu</w:t>
+      </w:r>
+      <w:r>
+        <w:rPr>
+          <w:lang w:val="sw_KE" w:bidi="sw_KE"/>
+        </w:rPr>
+        <w:t xml:space="preserve"> Mungu. Makuhani walikuwa kati ya Mungu na watu, na kuifanya iwezekanavyo kwa watu kuja mbele ya Mungu. Kwa sababu </w:t>
+      </w:r>
+      <w:r>
+        <w:rPr>
+          <w:lang w:val="sw_KE" w:bidi="sw_KE"/>
+        </w:rPr>
+        <w:t>watu</w:t>
+      </w:r>
+      <w:r>
+        <w:rPr>
+          <w:lang w:val="sw_KE" w:bidi="sw_KE"/>
+        </w:rPr>
+        <w:t xml:space="preserve"> ni wenye dhambi, ni </w:t>
+      </w:r>
+      <w:r>
+        <w:rPr>
+          <w:lang w:val="sw_KE" w:bidi="sw_KE"/>
+        </w:rPr>
+        <w:t>najisi</w:t>
+      </w:r>
+      <w:r>
+        <w:rPr>
+          <w:lang w:val="sw_KE" w:bidi="sw_KE"/>
+        </w:rPr>
+        <w:t>. Katika Biblia, kuwa najisi ina kuwa haifai kuja mbele ya Mungu. Watu lazima wawe safi kwanza. Kazi ya makuhani ilikuwa kuwafanya watu wasafi—</w:t>
+      </w:r>
+      <w:r>
+        <w:rPr>
+          <w:lang w:val="sw_KE" w:bidi="sw_KE"/>
+        </w:rPr>
+        <w:t>kuwatakasa</w:t>
+      </w:r>
+      <w:r>
+        <w:rPr>
+          <w:lang w:val="sw_KE" w:bidi="sw_KE"/>
+        </w:rPr>
+        <w:t>. Makuhani walifanya hili kwa kutoa dhabihu kwa niaba ya watu, na kwa kuwafundisha watu jinsi ya kuishi.</w:t>
+      </w:r>
+    </w:p>
+    <w:p>
+      <w:pPr/>
+      <w:r>
+        <w:rPr>
+          <w:lang w:val="sw_KE" w:bidi="sw_KE"/>
+        </w:rPr>
+      </w:r>
+      <w:r>
+        <w:rPr>
+          <w:lang w:val="sw_KE" w:bidi="sw_KE"/>
+        </w:rPr>
+        <w:t xml:space="preserve">Mmoja wa makuhani aliitwa kuhani </w:t>
       </w:r>
       <w:r>
         <w:rPr>
           <w:b/>
           <w:lang w:val="sw_KE" w:bidi="sw_KE"/>
         </w:rPr>
-        <w:t>Kamanda</w:t>
-      </w:r>
-      <w:r>
-        <w:rPr>
-          <w:lang w:val="sw_KE" w:bidi="sw_KE"/>
-        </w:rPr>
-        <w:t xml:space="preserve"> katika Agano jipya ni jina la afisa katika jeshi la kirumi. Watu wakati mwingine waliwaita makamanda "mkuu." Kamanda au tribune alikuwa na mamlaka zaidi kuliko jemedari </w:t>
-      </w:r>
-      <w:hyperlink r:id="rId16">
-        <w:r>
-          <w:rPr>
-            <w:lang w:val="sw_KE" w:bidi="sw_KE"/>
-          </w:rPr>
-          <w:rPr>
-            <w:color w:val="0000EE"/>
-            <w:u w:val="single"/>
-          </w:rPr>
-          <w:t>ambaye</w:t>
-        </w:r>
-      </w:hyperlink>
-      <w:r>
-        <w:rPr>
-          <w:lang w:val="sw_KE" w:bidi="sw_KE"/>
-        </w:rPr>
-        <w:t xml:space="preserve"> alikuwa anasimamila watu mia moja tu. Kamanda mara nyingi angekuwa msimamizi wa maakida 6 hadi 10 na askari wao. Kwa hivyo kamanda alikuwa anasimamia takriban askari 600 hadi 1000 kwa jumla.</w:t>
+        <w:t>mkuu</w:t>
+      </w:r>
+      <w:r>
+        <w:rPr>
+          <w:lang w:val="sw_KE" w:bidi="sw_KE"/>
+        </w:rPr>
+        <w:t xml:space="preserve">. Kuhani mkuu alikuwa kuhani muhimu zaidi. Kuhani mkuu alikuwa na kazi muhimu sana. Mara moja kwa mwaka kulikuwa na tamasha ambalo liliitwa Siku ya </w:t>
+      </w:r>
+      <w:r>
+        <w:rPr>
+          <w:b/>
+          <w:lang w:val="sw_KE" w:bidi="sw_KE"/>
+        </w:rPr>
+        <w:t>Upatanisho</w:t>
+      </w:r>
+      <w:r>
+        <w:rPr>
+          <w:lang w:val="sw_KE" w:bidi="sw_KE"/>
+        </w:rPr>
+        <w:t xml:space="preserve">. Hii ina maana kitu kama "siku kuu ya msamaha </w:t>
+      </w:r>
+      <w:r>
+        <w:rPr>
+          <w:lang w:val="sw_KE" w:bidi="sw_KE"/>
+        </w:rPr>
+        <w:t>upatanisho</w:t>
+      </w:r>
+      <w:r>
+        <w:rPr>
+          <w:lang w:val="sw_KE" w:bidi="sw_KE"/>
+        </w:rPr>
+        <w:t xml:space="preserve">." Siku hii, kuhani mkuu alitoa dhabihu kwa niaba ya watu wote wa </w:t>
+      </w:r>
+      <w:r>
+        <w:rPr>
+          <w:lang w:val="sw_KE" w:bidi="sw_KE"/>
+        </w:rPr>
+        <w:t>Israeli</w:t>
+      </w:r>
+      <w:r>
+        <w:rPr>
+          <w:lang w:val="sw_KE" w:bidi="sw_KE"/>
+        </w:rPr>
+        <w:t xml:space="preserve"> kuomba msamaha wa dhambi zote ambazo walikuwa wamefanya katika mwaka uliopita. Kuhani mkuu kwanza alipaswa kuomba msamaha kwa dhambi yake mwenyewe, na kisha kwa dhambi ya watu wote. Kuhani mkuu alimuua mwana-kondoo, na kuchukua damu ndani ya hekalu. Sehemu ya mbali zaidi ya hekalu iliitwa </w:t>
+      </w:r>
+      <w:r>
+        <w:rPr>
+          <w:b/>
+          <w:lang w:val="sw_KE" w:bidi="sw_KE"/>
+        </w:rPr>
+        <w:t>Mahali Patakatifu Zaidi</w:t>
+      </w:r>
+      <w:r>
+        <w:rPr>
+          <w:lang w:val="sw_KE" w:bidi="sw_KE"/>
+        </w:rPr>
+        <w:t>. Siku kuu ya msamaha ilikuwa wakati tu katika mwaka ambao mtu yeyote aliruhusiwa kuja mahali hapo. Kuhani mkuu alitumia damu ya mwana-kondoo ambaye aliua na kueneza hii katika Mahali Patakatifu Zaidi. Dhambi za watu zilikuwa zimefanya hekalu takatifu la Mungu lisiwe safi, na kwa kueneza damu, hekalu likawa safi tena. Kwa sababu ya dhabihu ya mwana-kondoo, ilikuwa tena uwezekano kwa Mungu na watu kuwa na uhusiano pamoja.</w:t>
+      </w:r>
+    </w:p>
+    <w:p>
+      <w:pPr/>
+      <w:r>
+        <w:rPr>
+          <w:lang w:val="sw_KE" w:bidi="sw_KE"/>
+        </w:rPr>
+      </w:r>
+      <w:r>
+        <w:rPr>
+          <w:lang w:val="sw_KE" w:bidi="sw_KE"/>
+        </w:rPr>
+        <w:t xml:space="preserve">Baadaye katika Agano Jipya, mwandishi wa kitabu cha Waebrania analinganisha kazi ambayo Yesu alifanya na kazi ya kuhani mkuu katika siku kuu ya msamaha. Yesu aliwafanya watu wasafi—kama vile kuhani mkuu alivyowafanya watu wasafi. Yesu alifanya iwezekanavyo kwa watu na Mungu kuwa na uhusiano tena. Lakini Yesu hakumua mwana-kondoo kufanya hii: Yesu mwenyewe alikufa. Kwa hiyo Yesu alikuwa mwana-kondoo, na pia kuhani mkuu! Lakini Yesu hakuwa na haja ya kuomba msamaha kwa dhambi zake mwenyewe kwanza, kwa sababu Yesu alikuwa hajawahi kutenda dhambi. Na badala ya kuwa na kurudia dhabihu hii mwaka baada ya mwaka, Yesu alifanya hii mara moja na kwa wote, kwa watu wote </w:t>
+      </w:r>
+      <w:r>
+        <w:rPr>
+          <w:lang w:val="sw_KE" w:bidi="sw_KE"/>
+        </w:rPr>
+        <w:t>wanaomwamini</w:t>
+      </w:r>
+      <w:r>
+        <w:rPr>
+          <w:lang w:val="sw_KE" w:bidi="sw_KE"/>
+        </w:rPr>
+        <w:t>.</w:t>
       </w:r>
       <w:r>
         <w:rPr>
@@ -604,223 +3498,378 @@
         <w:rPr>
           <w:lang w:val="sw_KE" w:bidi="sw_KE"/>
         </w:rPr>
-        <w:t>Kanaani</w:t>
-      </w:r>
-      <w:r>
-        <w:rPr>
-          <w:lang w:val="sw_KE" w:bidi="sw_KE"/>
-        </w:rPr>
-      </w:r>
-    </w:p>
-    <w:p>
-      <w:pPr/>
-      <w:r>
-        <w:rPr>
-          <w:lang w:val="sw_KE" w:bidi="sw_KE"/>
-        </w:rPr>
-      </w:r>
-      <w:r>
-        <w:rPr>
-          <w:lang w:val="sw_KE" w:bidi="sw_KE"/>
-        </w:rPr>
-        <w:t xml:space="preserve">Katika Agano la Kale, </w:t>
+        <w:t>kukomboa</w:t>
+      </w:r>
+      <w:r>
+        <w:rPr>
+          <w:lang w:val="sw_KE" w:bidi="sw_KE"/>
+        </w:rPr>
+      </w:r>
+    </w:p>
+    <w:p>
+      <w:pPr/>
+      <w:r>
+        <w:rPr>
+          <w:lang w:val="sw_KE" w:bidi="sw_KE"/>
+        </w:rPr>
+      </w:r>
+      <w:r>
+        <w:rPr>
+          <w:lang w:val="sw_KE" w:bidi="sw_KE"/>
+        </w:rPr>
+        <w:t>Biblia inatumia maneno ya kidunia kuzungumza kuhusu mambo ya mbinguni. Maneno ya kidunia na mambo ya mbinguni hayalalezi pamoja kwa ukamilifu, lakini yanatupa picha ya manufaa ya Mungu na kile ambacho Mungu anafanya.</w:t>
+      </w:r>
+    </w:p>
+    <w:p>
+      <w:pPr/>
+      <w:r>
+        <w:rPr>
+          <w:lang w:val="sw_KE" w:bidi="sw_KE"/>
+        </w:rPr>
+      </w:r>
+      <w:r>
+        <w:rPr>
+          <w:lang w:val="sw_KE" w:bidi="sw_KE"/>
+        </w:rPr>
+        <w:t xml:space="preserve">Biblia ina njia kadhaa za kusaidia za kuzungumza kuhusu jinsi Mungu </w:t>
       </w:r>
       <w:r>
         <w:rPr>
           <w:b/>
           <w:lang w:val="sw_KE" w:bidi="sw_KE"/>
         </w:rPr>
-        <w:t>Kanaani</w:t>
-      </w:r>
-      <w:r>
-        <w:rPr>
-          <w:lang w:val="sw_KE" w:bidi="sw_KE"/>
-        </w:rPr>
-        <w:t xml:space="preserve"> ni eneo ambalo takriban ni ukanda wa ardhi kati ya </w:t>
-      </w:r>
-      <w:hyperlink r:id="rId17">
-        <w:r>
-          <w:rPr>
-            <w:lang w:val="sw_KE" w:bidi="sw_KE"/>
-          </w:rPr>
-          <w:rPr>
-            <w:color w:val="0000EE"/>
-            <w:u w:val="single"/>
-          </w:rPr>
-          <w:t>Mto Yordani</w:t>
-        </w:r>
-      </w:hyperlink>
-      <w:r>
-        <w:rPr>
-          <w:lang w:val="sw_KE" w:bidi="sw_KE"/>
-        </w:rPr>
-        <w:t xml:space="preserve"> katika mashariki, na Bahari ya Mediterania magharibi. Hii ni eneo ambalo leo linajumuisha sehemu ya nchi za </w:t>
-      </w:r>
-      <w:hyperlink r:id="rId18">
-        <w:r>
-          <w:rPr>
-            <w:lang w:val="sw_KE" w:bidi="sw_KE"/>
-          </w:rPr>
-          <w:rPr>
-            <w:color w:val="0000EE"/>
-            <w:u w:val="single"/>
-          </w:rPr>
-          <w:t>Israeli</w:t>
-        </w:r>
-      </w:hyperlink>
-      <w:r>
-        <w:rPr>
-          <w:lang w:val="sw_KE" w:bidi="sw_KE"/>
-        </w:rPr>
-        <w:t xml:space="preserve"> na Palestina, Lebanoni, na Siria.</w:t>
-      </w:r>
-    </w:p>
-    <w:p>
-      <w:pPr/>
-      <w:r>
-        <w:rPr>
-          <w:lang w:val="sw_KE" w:bidi="sw_KE"/>
-        </w:rPr>
-      </w:r>
-      <w:r>
-        <w:rPr>
-          <w:lang w:val="sw_KE" w:bidi="sw_KE"/>
-        </w:rPr>
-        <w:t xml:space="preserve">Mungu alikuwa amemwita </w:t>
-      </w:r>
-      <w:hyperlink r:id="rId19">
-        <w:r>
-          <w:rPr>
-            <w:lang w:val="sw_KE" w:bidi="sw_KE"/>
-          </w:rPr>
-          <w:rPr>
-            <w:color w:val="0000EE"/>
-            <w:u w:val="single"/>
-          </w:rPr>
-          <w:t>Ibrahimu</w:t>
-        </w:r>
-      </w:hyperlink>
-      <w:r>
-        <w:rPr>
-          <w:lang w:val="sw_KE" w:bidi="sw_KE"/>
-        </w:rPr>
-        <w:t xml:space="preserve"> na kumwambia aende kwenye ambayo angemwonyesha. Nchi hii ilikuwa Kanaani. Mungu alimwahidi Ibrahimu kwamba nchi yote ya Kanaani ingekuwa ya wazao .</w:t>
-      </w:r>
-    </w:p>
-    <w:p>
-      <w:pPr/>
-      <w:r>
-        <w:rPr>
-          <w:lang w:val="sw_KE" w:bidi="sw_KE"/>
-        </w:rPr>
-      </w:r>
-      <w:r>
-        <w:rPr>
-          <w:lang w:val="sw_KE" w:bidi="sw_KE"/>
-        </w:rPr>
-        <w:t>Makundi mengine mengi ya watu waliishi katika eneo hili wakati huo: Wahiti, Waamori, Wakanaani, na wengine wachache. Wakati mwingine wote pamoja wanaitwa Wakanaani, na wakati mwingine wote pamoja wanaitwa Waamori.</w:t>
-      </w:r>
-    </w:p>
-    <w:p>
-      <w:pPr/>
-      <w:r>
-        <w:rPr>
-          <w:lang w:val="sw_KE" w:bidi="sw_KE"/>
-        </w:rPr>
-      </w:r>
-      <w:r>
-        <w:rPr>
-          <w:lang w:val="sw_KE" w:bidi="sw_KE"/>
-        </w:rPr>
-        <w:t xml:space="preserve">Wanaume wa Ibrahimu, </w:t>
+        <w:t>anavyowakomboa</w:t>
+      </w:r>
+      <w:r>
+        <w:rPr>
+          <w:lang w:val="sw_KE" w:bidi="sw_KE"/>
+        </w:rPr>
+        <w:t>, au anawaweka huru watu wake.</w:t>
+      </w:r>
+    </w:p>
+    <w:p>
+      <w:pPr/>
+      <w:r>
+        <w:rPr>
+          <w:lang w:val="sw_KE" w:bidi="sw_KE"/>
+        </w:rPr>
       </w:r>
       <w:r>
         <w:rPr>
           <w:b/>
           <w:lang w:val="sw_KE" w:bidi="sw_KE"/>
         </w:rPr>
+        <w:t>Watumwa</w:t>
+      </w:r>
+      <w:r>
+        <w:rPr>
+          <w:lang w:val="sw_KE" w:bidi="sw_KE"/>
+        </w:rPr>
+        <w:t xml:space="preserve"> lazima watumike mabwana wao. Watu ambao wana deni ni lazima walipe deni lao. Unapomkomboa mtu, unamweka huru mtu huyo kutoka kwa deni au utumwa. Hii inaweza kuhusisha kulipa deni la mtu. Mtu ambaye anafunguliwa anakombolewa. Kwa kawaida watu wanawakomboa jamaa au wengine wanaojua. Wakati mwingine mtu mwenye fadhili ambaye ana pesa za kutosha anaweza kumkomboa mgeni anayemwonea huruma.</w:t>
+      </w:r>
+    </w:p>
+    <w:p>
+      <w:pPr/>
+      <w:r>
+        <w:rPr>
+          <w:lang w:val="sw_KE" w:bidi="sw_KE"/>
+        </w:rPr>
+      </w:r>
+      <w:r>
+        <w:rPr>
+          <w:lang w:val="sw_KE" w:bidi="sw_KE"/>
+        </w:rPr>
+        <w:t xml:space="preserve">Mfano mwingine wa ukombozi ni ule wa familia maskini ambayo ni lazima auze ardhi yao kwa sababu fulani. Mungu alikuwa ametoa sheria kwamba shamba katika </w:t>
+      </w:r>
+      <w:r>
+        <w:rPr>
+          <w:b/>
+          <w:lang w:val="sw_KE" w:bidi="sw_KE"/>
+        </w:rPr>
+        <w:t>Israeli</w:t>
+      </w:r>
+      <w:r>
+        <w:rPr>
+          <w:lang w:val="sw_KE" w:bidi="sw_KE"/>
+        </w:rPr>
+        <w:t xml:space="preserve"> inapaswa kukaa ndani ya familia kila wakati. Ikiwa familia ilikuwa maskini sana kwamba walipaswa kuuza sehemu ya ardhi yao, basi jamaa anapaswa kununua kutoka kwao ikiwa inawezekana. Kwa njia hiyo, ardhi ilibakia katika familia. Tunasema kwamba jamaa "aliikomboa" nchi. Wakati mwingine jamaa hakuweza kununua au kukomboa ardhi. Hata hivyo, Mungu alikuwa ametoa sheria kwamba katika kila mwaka wa 50 unaoitwa </w:t>
+      </w:r>
+      <w:r>
+        <w:rPr>
+          <w:b/>
+          <w:lang w:val="sw_KE" w:bidi="sw_KE"/>
+        </w:rPr>
+        <w:t>mwaka wa Yubile</w:t>
+      </w:r>
+      <w:r>
+        <w:rPr>
+          <w:lang w:val="sw_KE" w:bidi="sw_KE"/>
+        </w:rPr>
+        <w:t xml:space="preserve"> ardhi yote ilipaswa kurudi kwa wamiliki wa awali! Kwa njia hiyo, Mungu alihakikisha kwamba hakuna mtu angekuwa maskini sana.</w:t>
+      </w:r>
+    </w:p>
+    <w:p>
+      <w:pPr/>
+      <w:r>
+        <w:rPr>
+          <w:lang w:val="sw_KE" w:bidi="sw_KE"/>
+        </w:rPr>
+      </w:r>
+      <w:r>
+        <w:rPr>
+          <w:lang w:val="sw_KE" w:bidi="sw_KE"/>
+        </w:rPr>
+        <w:t xml:space="preserve">Biblia inatumia picha ya kumnunua mtu bure kuelezea kile ambacho Mungu amefanya kwa watu. Katika Agano la Kale, Mungu aliwakomboa watu wa Israeli kutoka kwa utumwa katika Misri. Mungu hakuwalipa Wamisri chochote ili kuwaweka huru Waisraeli; Mungu aliwapa huru </w:t>
+      </w:r>
+      <w:r>
+        <w:rPr>
+          <w:b/>
+          <w:lang w:val="sw_KE" w:bidi="sw_KE"/>
+        </w:rPr>
         <w:t>Waisraeli</w:t>
       </w:r>
       <w:r>
         <w:rPr>
           <w:lang w:val="sw_KE" w:bidi="sw_KE"/>
         </w:rPr>
-        <w:t xml:space="preserve">, wanapowekwa huru kutoka kwa utumwa katika Misri, Mungu anawaleta Kanaani. Mungu anawapa kazi ya kuwafukuza Wakanaani na kuchukua nchi. Mungu alikuwa angetoa nchi kwa Waisraeli. Mungu alitaka kujenga </w:t>
-      </w:r>
-      <w:hyperlink r:id="rId20">
-        <w:r>
-          <w:rPr>
-            <w:lang w:val="sw_KE" w:bidi="sw_KE"/>
-          </w:rPr>
-          <w:rPr>
-            <w:color w:val="0000EE"/>
-            <w:u w:val="single"/>
-          </w:rPr>
-          <w:t>taifa</w:t>
-        </w:r>
-      </w:hyperlink>
-      <w:r>
-        <w:rPr>
-          <w:lang w:val="sw_KE" w:bidi="sw_KE"/>
-        </w:rPr>
-        <w:t xml:space="preserve"> kutoka kwa Waisraeli ambao </w:t>
-      </w:r>
-      <w:hyperlink r:id="rId21">
-        <w:r>
-          <w:rPr>
-            <w:lang w:val="sw_KE" w:bidi="sw_KE"/>
-          </w:rPr>
-          <w:rPr>
-            <w:color w:val="0000EE"/>
-            <w:u w:val="single"/>
-          </w:rPr>
-          <w:t>kupitia</w:t>
-        </w:r>
-      </w:hyperlink>
-      <w:r>
-        <w:rPr>
-          <w:lang w:val="sw_KE" w:bidi="sw_KE"/>
-        </w:rPr>
-        <w:t xml:space="preserve"> kwake angabariki watu wote wa dunia. Ili watu wabaki waaminifu kwa Mungu, ilikuwa muhimu kwamba hawangeshawishiwa na watu wa Kanaani. Watu wa Kanaani </w:t>
+        <w:t xml:space="preserve"> huru kwa sababu Mungu ni mwenye nguvu na mwenye uwezo. Mungu alielezea kile alichofanya kwa Israeli kwa kusema kwamba Aliwakomboa watu wa Israeli.</w:t>
+      </w:r>
+    </w:p>
+    <w:p>
+      <w:pPr/>
+      <w:r>
+        <w:rPr>
+          <w:lang w:val="sw_KE" w:bidi="sw_KE"/>
+        </w:rPr>
+      </w:r>
+      <w:r>
+        <w:rPr>
+          <w:lang w:val="sw_KE" w:bidi="sw_KE"/>
+        </w:rPr>
+        <w:t xml:space="preserve">Katika Agano Jipya, tunajifunza kwamba Mungu amekomboa, au kutuweka huru kutoka kwa utumwa wa </w:t>
       </w:r>
       <w:r>
         <w:rPr>
           <w:b/>
           <w:lang w:val="sw_KE" w:bidi="sw_KE"/>
         </w:rPr>
-        <w:t>waliabudu</w:t>
-      </w:r>
-      <w:r>
-        <w:rPr>
-          <w:lang w:val="sw_KE" w:bidi="sw_KE"/>
-        </w:rPr>
-        <w:t xml:space="preserve"> miungu mingi na kufanya mambo mengi ambayo Mungu alikuwa amekataza hasa katika amri </w:t>
+        <w:t>dhambi</w:t>
+      </w:r>
+      <w:r>
+        <w:rPr>
+          <w:lang w:val="sw_KE" w:bidi="sw_KE"/>
+        </w:rPr>
+        <w:t>. Wazo la ukombozi, au Mungu anatukomboa, linatuonyesha kile ambacho Mungu amefanya. Hata hivyo, tunapaswa kukumbuka kwamba Mungu hakumlipa mtu yeyote kwa ajili yetu. Mungu hana haja ya kumlipa mtu kitu; yeye ni mwenye nguvu na mwenye nguvu wa kutosha kutuokoa. Lakini Mungu alimtoa mwana wake badala yetu, kama mtu anavyotoa malipo, kutufanya huru kutoka kwa utumwa wa dhambi na uovu. Ni kama Mungu alipa bei kubwa sana kwa hii: maisha yake mwenyewe, maisha ya Yesu. Kwa sababu ya bei hii ya gharama, watu wanaweza kuwa huru. Mungu ametukomboa. Tumepokea ukombozi. Ukombozi ni neno la ajabu ambalo linatusaidia kuelewa Mungu na kile Ambacho amefanya wakati Mungu alitukomboa, au kutufanya huru.</w:t>
+      </w:r>
+      <w:r>
+        <w:rPr>
+          <w:lang w:val="sw_KE" w:bidi="sw_KE"/>
+        </w:rPr>
+      </w:r>
+      <w:r>
+        <w:rPr>
+          <w:lang w:val="sw_KE" w:bidi="sw_KE"/>
+        </w:rPr>
+      </w:r>
+    </w:p>
+    <w:p>
+      <w:pPr/>
+      <w:r>
+        <w:rPr>
+          <w:lang w:val="sw_KE" w:bidi="sw_KE"/>
+        </w:rPr>
+      </w:r>
+    </w:p>
+    <w:p>
+      <w:pPr>
+        <w:pStyle w:val="Heading2"/>
+      </w:pPr>
+      <w:r>
+        <w:rPr>
+          <w:lang w:val="sw_KE" w:bidi="sw_KE"/>
+        </w:rPr>
+        <w:t>kukufuru</w:t>
+      </w:r>
+      <w:r>
+        <w:rPr>
+          <w:lang w:val="sw_KE" w:bidi="sw_KE"/>
+        </w:rPr>
+      </w:r>
+    </w:p>
+    <w:p>
+      <w:pPr/>
+      <w:r>
+        <w:rPr>
+          <w:lang w:val="sw_KE" w:bidi="sw_KE"/>
+        </w:rPr>
+      </w:r>
+      <w:r>
+        <w:rPr>
+          <w:lang w:val="sw_KE" w:bidi="sw_KE"/>
+        </w:rPr>
+        <w:t xml:space="preserve">Kumkufuru </w:t>
       </w:r>
       <w:r>
         <w:rPr>
           <w:b/>
           <w:lang w:val="sw_KE" w:bidi="sw_KE"/>
         </w:rPr>
-        <w:t>zake</w:t>
-      </w:r>
-      <w:r>
-        <w:rPr>
-          <w:lang w:val="sw_KE" w:bidi="sw_KE"/>
-        </w:rPr>
-        <w:t xml:space="preserve">. Lakini Waisraeli walishindwa kuwafukuza Wakanaani, na mara nyingi walifanya </w:t>
+        <w:t>mtu</w:t>
+      </w:r>
+      <w:r>
+        <w:rPr>
+          <w:lang w:val="sw_KE" w:bidi="sw_KE"/>
+        </w:rPr>
+        <w:t xml:space="preserve"> inamaanisha kuzungumza maovu </w:t>
+      </w:r>
+      <w:r>
+        <w:rPr>
+          <w:lang w:val="sw_KE" w:bidi="sw_KE"/>
+        </w:rPr>
+        <w:t>kuhusu</w:t>
+      </w:r>
+      <w:r>
+        <w:rPr>
+          <w:lang w:val="sw_KE" w:bidi="sw_KE"/>
+        </w:rPr>
+        <w:t xml:space="preserve"> mtu, na kumtukana mtu. Mtu </w:t>
+      </w:r>
+      <w:r>
+        <w:rPr>
+          <w:lang w:val="sw_KE" w:bidi="sw_KE"/>
+        </w:rPr>
+        <w:t>anayemlaani</w:t>
+      </w:r>
+      <w:r>
+        <w:rPr>
+          <w:lang w:val="sw_KE" w:bidi="sw_KE"/>
+        </w:rPr>
+        <w:t xml:space="preserve"> Mungu, anamtukana Mungu, anamvunja Mungu, au anamfanya Mungu aonekane kuwa na nguvu kidogo au muhimu, anamkufuru Mungu. Adhabu ya kufuru ilikuwa kifo.</w:t>
+      </w:r>
+      <w:r>
+        <w:rPr>
+          <w:lang w:val="sw_KE" w:bidi="sw_KE"/>
+        </w:rPr>
+      </w:r>
+      <w:r>
+        <w:rPr>
+          <w:lang w:val="sw_KE" w:bidi="sw_KE"/>
+        </w:rPr>
+      </w:r>
+    </w:p>
+    <w:p>
+      <w:pPr/>
+      <w:r>
+        <w:rPr>
+          <w:lang w:val="sw_KE" w:bidi="sw_KE"/>
+        </w:rPr>
+      </w:r>
+    </w:p>
+    <w:p>
+      <w:pPr>
+        <w:pStyle w:val="Heading2"/>
+      </w:pPr>
+      <w:r>
+        <w:rPr>
+          <w:lang w:val="sw_KE" w:bidi="sw_KE"/>
+        </w:rPr>
+        <w:t>kumcha Mungu</w:t>
+      </w:r>
+      <w:r>
+        <w:rPr>
+          <w:lang w:val="sw_KE" w:bidi="sw_KE"/>
+        </w:rPr>
+      </w:r>
+    </w:p>
+    <w:p>
+      <w:pPr/>
+      <w:r>
+        <w:rPr>
+          <w:lang w:val="sw_KE" w:bidi="sw_KE"/>
+        </w:rPr>
+      </w:r>
+      <w:r>
+        <w:rPr>
+          <w:lang w:val="sw_KE" w:bidi="sw_KE"/>
+        </w:rPr>
+        <w:t xml:space="preserve">Wakati </w:t>
       </w:r>
       <w:r>
         <w:rPr>
           <w:b/>
           <w:lang w:val="sw_KE" w:bidi="sw_KE"/>
         </w:rPr>
+        <w:t>mtu anamcha Mungu</w:t>
+      </w:r>
+      <w:r>
+        <w:rPr>
+          <w:lang w:val="sw_KE" w:bidi="sw_KE"/>
+        </w:rPr>
+        <w:t xml:space="preserve">, ana heshima kubwa, heshima, na heshima kwa Mungu. Wanaamini </w:t>
+      </w:r>
+      <w:r>
+        <w:rPr>
+          <w:lang w:val="sw_KE" w:bidi="sw_KE"/>
+        </w:rPr>
+        <w:t>kwamba</w:t>
+      </w:r>
+      <w:r>
+        <w:rPr>
+          <w:lang w:val="sw_KE" w:bidi="sw_KE"/>
+        </w:rPr>
+        <w:t xml:space="preserve"> kila kitu amesema ni kweli. Matokeo yake wanamtii sababu wanajua kwamba amri za Mungu ni nzuri, na kwamba Mungu atawaadhibu wakikaidi Watu wanaomcha Mungu wanachukia kila kitu ambacho ni kinyume na amri za Mungu. Ni muhimu kwa watu sababu sana, Mungu ni mkubwa sana, mwenye nguvu, na </w:t>
+      </w:r>
+      <w:r>
+        <w:rPr>
+          <w:lang w:val="sw_KE" w:bidi="sw_KE"/>
+        </w:rPr>
+        <w:t>mtakatifu</w:t>
+      </w:r>
+      <w:r>
+        <w:rPr>
+          <w:lang w:val="sw_KE" w:bidi="sw_KE"/>
+        </w:rPr>
+        <w:t xml:space="preserve"> kuliko sisi!</w:t>
+      </w:r>
+    </w:p>
+    <w:p>
+      <w:pPr/>
+      <w:r>
+        <w:rPr>
+          <w:lang w:val="sw_KE" w:bidi="sw_KE"/>
+        </w:rPr>
+      </w:r>
+      <w:r>
+        <w:rPr>
+          <w:lang w:val="sw_KE" w:bidi="sw_KE"/>
+        </w:rPr>
+        <w:t>Ni wakati tu watu wanamcha Mungu ndipo wanapoweza kuwa wenye hekima na ufahamu.</w:t>
+      </w:r>
+    </w:p>
+    <w:p>
+      <w:pPr/>
+      <w:r>
+        <w:rPr>
+          <w:lang w:val="sw_KE" w:bidi="sw_KE"/>
+        </w:rPr>
+      </w:r>
+      <w:r>
+        <w:rPr>
+          <w:lang w:val="sw_KE" w:bidi="sw_KE"/>
+        </w:rPr>
+        <w:t xml:space="preserve">Kwa sababu Yesu amekufa kwa </w:t>
+      </w:r>
+      <w:r>
+        <w:rPr>
+          <w:lang w:val="sw_KE" w:bidi="sw_KE"/>
+        </w:rPr>
         <w:t>dhambi</w:t>
       </w:r>
       <w:r>
         <w:rPr>
           <w:lang w:val="sw_KE" w:bidi="sw_KE"/>
         </w:rPr>
-        <w:t xml:space="preserve"> kwa kufuata desturi na miungu ya Wakanaani.</w:t>
+        <w:t xml:space="preserve"> za watu, sasa kwa bila ya kumcha Lakini bado tunapaswa kumheshimu sana Mungu na kutambua kwamba yeye ni nguvu sana. Wakati tunamcha Mungu inatusaidia kufanya mema badala ya mambo mabaya, kwa sababu tunajua kwamba bado kutuadhibu.</w:t>
       </w:r>
       <w:r>
         <w:rPr>
@@ -849,135 +3898,112 @@
         <w:rPr>
           <w:lang w:val="sw_KE" w:bidi="sw_KE"/>
         </w:rPr>
-        <w:t>kanisa</w:t>
-      </w:r>
-      <w:r>
-        <w:rPr>
-          <w:lang w:val="sw_KE" w:bidi="sw_KE"/>
-        </w:rPr>
-      </w:r>
-    </w:p>
-    <w:p>
-      <w:pPr/>
-      <w:r>
-        <w:rPr>
-          <w:lang w:val="sw_KE" w:bidi="sw_KE"/>
-        </w:rPr>
-      </w:r>
-      <w:r>
-        <w:rPr>
-          <w:lang w:val="sw_KE" w:bidi="sw_KE"/>
-        </w:rPr>
-        <w:t xml:space="preserve">Katika Biblia watu hawakutumia neno </w:t>
+        <w:t>kumtukuza</w:t>
+      </w:r>
+      <w:r>
+        <w:rPr>
+          <w:lang w:val="sw_KE" w:bidi="sw_KE"/>
+        </w:rPr>
+      </w:r>
+    </w:p>
+    <w:p>
+      <w:pPr/>
+      <w:r>
+        <w:rPr>
+          <w:lang w:val="sw_KE" w:bidi="sw_KE"/>
+        </w:rPr>
+      </w:r>
+      <w:r>
+        <w:rPr>
+          <w:lang w:val="sw_KE" w:bidi="sw_KE"/>
+        </w:rPr>
+        <w:t>Utukufu</w:t>
+      </w:r>
+      <w:r>
+        <w:rPr>
+          <w:lang w:val="sw_KE" w:bidi="sw_KE"/>
+        </w:rPr>
+        <w:t xml:space="preserve"> ni umaarufu na kupongezwa unapofanya jambo zuri.</w:t>
+      </w:r>
+    </w:p>
+    <w:p>
+      <w:pPr/>
+      <w:r>
+        <w:rPr>
+          <w:lang w:val="sw_KE" w:bidi="sw_KE"/>
+        </w:rPr>
+      </w:r>
+      <w:r>
+        <w:rPr>
+          <w:lang w:val="sw_KE" w:bidi="sw_KE"/>
+        </w:rPr>
+        <w:t xml:space="preserve">Watu </w:t>
       </w:r>
       <w:r>
         <w:rPr>
           <w:b/>
           <w:lang w:val="sw_KE" w:bidi="sw_KE"/>
         </w:rPr>
-        <w:t>kanisa</w:t>
-      </w:r>
-      <w:r>
-        <w:rPr>
-          <w:lang w:val="sw_KE" w:bidi="sw_KE"/>
-        </w:rPr>
-        <w:t xml:space="preserve"> kumaanisha jengo. Badala yake, kanisa ni jamii ya watu wanaomwamini Yesu. Wakati mwingine neno kanisa linatumiwa kwa kikundi cha waumini katika sehemu moja, na wakati mwingine neno hilo linamaanisha watu wote duniani wanaomwamini Yesu.</w:t>
-      </w:r>
-    </w:p>
-    <w:p>
-      <w:pPr/>
-      <w:r>
-        <w:rPr>
-          <w:lang w:val="sw_KE" w:bidi="sw_KE"/>
-        </w:rPr>
-      </w:r>
-      <w:r>
-        <w:rPr>
-          <w:lang w:val="sw_KE" w:bidi="sw_KE"/>
-        </w:rPr>
-        <w:t xml:space="preserve">Watu ambao ni wa kanisa wanakuja pamoja ili </w:t>
-      </w:r>
-      <w:hyperlink r:id="rId22">
-        <w:r>
-          <w:rPr>
-            <w:lang w:val="sw_KE" w:bidi="sw_KE"/>
-          </w:rPr>
-          <w:rPr>
-            <w:color w:val="0000EE"/>
-            <w:u w:val="single"/>
-          </w:rPr>
-          <w:t>kuomba</w:t>
-        </w:r>
-      </w:hyperlink>
-      <w:r>
-        <w:rPr>
-          <w:lang w:val="sw_KE" w:bidi="sw_KE"/>
-        </w:rPr>
-        <w:t xml:space="preserve">, </w:t>
-      </w:r>
-      <w:hyperlink r:id="rId14">
-        <w:r>
-          <w:rPr>
-            <w:lang w:val="sw_KE" w:bidi="sw_KE"/>
-          </w:rPr>
-          <w:rPr>
-            <w:color w:val="0000EE"/>
-            <w:u w:val="single"/>
-          </w:rPr>
-          <w:t>kumwabudu</w:t>
-        </w:r>
-      </w:hyperlink>
-      <w:r>
-        <w:rPr>
-          <w:lang w:val="sw_KE" w:bidi="sw_KE"/>
-        </w:rPr>
-        <w:t xml:space="preserve"> Mungu, kusherehekea karamu ya Bwana, na kujifunza neno la Mungu pamoja.</w:t>
-      </w:r>
-    </w:p>
-    <w:p>
-      <w:pPr/>
-      <w:r>
-        <w:rPr>
-          <w:lang w:val="sw_KE" w:bidi="sw_KE"/>
-        </w:rPr>
-      </w:r>
-      <w:r>
-        <w:rPr>
-          <w:lang w:val="sw_KE" w:bidi="sw_KE"/>
-        </w:rPr>
-        <w:t xml:space="preserve">Kitabu cha Matendo kinatuambia jinsi kanisa linakua kutoka kwa kikundi kidogo cha watu katika </w:t>
-      </w:r>
-      <w:hyperlink r:id="rId23">
-        <w:r>
-          <w:rPr>
-            <w:lang w:val="sw_KE" w:bidi="sw_KE"/>
-          </w:rPr>
-          <w:rPr>
-            <w:color w:val="0000EE"/>
-            <w:u w:val="single"/>
-          </w:rPr>
-          <w:t>Yerusalemu</w:t>
-        </w:r>
-      </w:hyperlink>
-      <w:r>
-        <w:rPr>
-          <w:lang w:val="sw_KE" w:bidi="sw_KE"/>
-        </w:rPr>
-        <w:t xml:space="preserve"> hadi maelfu ya watu katika nchi nyingi tofauti.</w:t>
-      </w:r>
-    </w:p>
-    <w:p>
-      <w:pPr/>
-      <w:r>
-        <w:rPr>
-          <w:lang w:val="sw_KE" w:bidi="sw_KE"/>
-        </w:rPr>
-      </w:r>
-      <w:r>
-        <w:rPr>
-          <w:lang w:val="sw_KE" w:bidi="sw_KE"/>
-        </w:rPr>
-        <w:t>Barua ni barua kutoka kwa mitume kwa makanisa, au jamii za waumini, katika sehemu tofauti za dunia. Paulo, mtume ambaye aliandika barua nyingi kwa makanisa, analinganisha kanisa na mwili wa Kristo katika barua yake kwa Wakorintho. Kila mtu katika kanisa ni kama sehemu ya mwili na anafanya kazi muhimu. Wote kwa pamoja, mwili wa Kristo, au kanisa, unafanya kazi ya Kristo katika ulimwengu.</w:t>
+        <w:t>wanapomtukuza</w:t>
+      </w:r>
+      <w:r>
+        <w:rPr>
+          <w:lang w:val="sw_KE" w:bidi="sw_KE"/>
+        </w:rPr>
+        <w:t xml:space="preserve"> Mungu wanamsifu </w:t>
+      </w:r>
+      <w:r>
+        <w:rPr>
+          <w:lang w:val="sw_KE" w:bidi="sw_KE"/>
+        </w:rPr>
+        <w:t>wanampenda</w:t>
+      </w:r>
+      <w:r>
+        <w:rPr>
+          <w:lang w:val="sw_KE" w:bidi="sw_KE"/>
+        </w:rPr>
+        <w:t>, na wanasema mambo mazuri kumhusu Mungu.</w:t>
+      </w:r>
+    </w:p>
+    <w:p>
+      <w:pPr/>
+      <w:r>
+        <w:rPr>
+          <w:lang w:val="sw_KE" w:bidi="sw_KE"/>
+        </w:rPr>
+      </w:r>
+      <w:r>
+        <w:rPr>
+          <w:lang w:val="sw_KE" w:bidi="sw_KE"/>
+        </w:rPr>
+        <w:t xml:space="preserve">Wakati Mungu </w:t>
+      </w:r>
+      <w:r>
+        <w:rPr>
+          <w:b/>
+          <w:lang w:val="sw_KE" w:bidi="sw_KE"/>
+        </w:rPr>
+        <w:t>anapoonyesha</w:t>
+      </w:r>
+      <w:r>
+        <w:rPr>
+          <w:lang w:val="sw_KE" w:bidi="sw_KE"/>
+        </w:rPr>
+        <w:t xml:space="preserve"> utukufu wake, watu wanaweza kuona jinsi Mungu alivyo mzuri sana, mwenye nguvu, na mwenye utukufu. Si watu wengi katika Biblia ambao wana fursa ya kuuona utukufu wa Mungu, kwa hiyo inapotokea, hii ni wakati maalum sana na wa kushangaza. Ni jambo la kushangaza sana hivi kwamba kwa kawaida watu huwa na hofu sana wanapoona utukufu wa Mungu. Wakati mwingine, watu huona mwanga mkali sana kwa wakati mmoja, lakini si kila wakati.</w:t>
+      </w:r>
+    </w:p>
+    <w:p>
+      <w:pPr/>
+      <w:r>
+        <w:rPr>
+          <w:lang w:val="sw_KE" w:bidi="sw_KE"/>
+        </w:rPr>
+      </w:r>
+      <w:r>
+        <w:rPr>
+          <w:lang w:val="sw_KE" w:bidi="sw_KE"/>
+        </w:rPr>
+        <w:t>Inaweza kuwa vigumu kutafsiri neno utukufu. Katika visa vingine, unaweza kusema "Nguvu na utukufu wa Mungu." Unapomtukuza Mungu, unaonyesha nguvu na utukufu wa Mungu.</w:t>
       </w:r>
       <w:r>
         <w:rPr>
@@ -1006,96 +4032,132 @@
         <w:rPr>
           <w:lang w:val="sw_KE" w:bidi="sw_KE"/>
         </w:rPr>
-        <w:t>Kapernaumu</w:t>
-      </w:r>
-      <w:r>
-        <w:rPr>
-          <w:lang w:val="sw_KE" w:bidi="sw_KE"/>
-        </w:rPr>
-      </w:r>
-    </w:p>
-    <w:p>
-      <w:pPr/>
-      <w:r>
-        <w:rPr>
-          <w:lang w:val="sw_KE" w:bidi="sw_KE"/>
-        </w:rPr>
+        <w:t>kuponya</w:t>
+      </w:r>
+      <w:r>
+        <w:rPr>
+          <w:lang w:val="sw_KE" w:bidi="sw_KE"/>
+        </w:rPr>
+      </w:r>
+    </w:p>
+    <w:p>
+      <w:pPr/>
+      <w:r>
+        <w:rPr>
+          <w:lang w:val="sw_KE" w:bidi="sw_KE"/>
+        </w:rPr>
+      </w:r>
+      <w:r>
+        <w:rPr>
+          <w:lang w:val="sw_KE" w:bidi="sw_KE"/>
+        </w:rPr>
+        <w:t xml:space="preserve">Katika aina hii ya </w:t>
       </w:r>
       <w:r>
         <w:rPr>
           <w:b/>
           <w:lang w:val="sw_KE" w:bidi="sw_KE"/>
         </w:rPr>
-        <w:t>Kapernaumu</w:t>
-      </w:r>
-      <w:r>
-        <w:rPr>
-          <w:lang w:val="sw_KE" w:bidi="sw_KE"/>
-        </w:rPr>
-        <w:t xml:space="preserve"> ulikuwa mji mdogo katika eneo linaloitwa </w:t>
-      </w:r>
-      <w:hyperlink r:id="rId24">
-        <w:r>
-          <w:rPr>
-            <w:lang w:val="sw_KE" w:bidi="sw_KE"/>
-          </w:rPr>
-          <w:rPr>
-            <w:color w:val="0000EE"/>
-            <w:u w:val="single"/>
-          </w:rPr>
-          <w:t>Galilaya</w:t>
-        </w:r>
-      </w:hyperlink>
-      <w:r>
-        <w:rPr>
-          <w:lang w:val="sw_KE" w:bidi="sw_KE"/>
-        </w:rPr>
-        <w:t xml:space="preserve"> karibu na </w:t>
-      </w:r>
-      <w:hyperlink r:id="rId13">
-        <w:r>
-          <w:rPr>
-            <w:lang w:val="sw_KE" w:bidi="sw_KE"/>
-          </w:rPr>
-          <w:rPr>
-            <w:color w:val="0000EE"/>
-            <w:u w:val="single"/>
-          </w:rPr>
-          <w:t>Bahari ya Galilaya</w:t>
-        </w:r>
-      </w:hyperlink>
-      <w:r>
-        <w:rPr>
-          <w:lang w:val="sw_KE" w:bidi="sw_KE"/>
-        </w:rPr>
-        <w:t>. Watu wengi katika Kapernaumu walijikimu kimaisha kwa kuvua au kununua na kuuza bidhaa. Mji ulikua karibu na barabara muhimu Watu walisafiri katika barabara hii kwenda mahali pengine kununua na kuuza bidhaa Kwa hivyo mji ulikuwa muhimu katika eneo hilo ingawa haukuwa mkubwa sana.</w:t>
-      </w:r>
-    </w:p>
-    <w:p>
-      <w:pPr/>
-      <w:r>
-        <w:rPr>
-          <w:lang w:val="sw_KE" w:bidi="sw_KE"/>
-        </w:rPr>
-      </w:r>
-      <w:r>
-        <w:rPr>
-          <w:lang w:val="sw_KE" w:bidi="sw_KE"/>
-        </w:rPr>
-        <w:t xml:space="preserve">Wanafunzi kadhaa wa Yesu </w:t>
+        <w:t>uponyaji</w:t>
+      </w:r>
+      <w:r>
+        <w:rPr>
+          <w:lang w:val="sw_KE" w:bidi="sw_KE"/>
+        </w:rPr>
+        <w:t>, Yesu humponya mtu huyo kimwili na kiroho, na kumrudisha kwa jamii. Mtu huyo amefanywa kuwa mkamilifu au kamili.</w:t>
+      </w:r>
+      <w:r>
+        <w:rPr>
+          <w:lang w:val="sw_KE" w:bidi="sw_KE"/>
+        </w:rPr>
+      </w:r>
+      <w:r>
+        <w:rPr>
+          <w:lang w:val="sw_KE" w:bidi="sw_KE"/>
+        </w:rPr>
+      </w:r>
+    </w:p>
+    <w:p>
+      <w:pPr/>
+      <w:r>
+        <w:rPr>
+          <w:lang w:val="sw_KE" w:bidi="sw_KE"/>
+        </w:rPr>
+      </w:r>
+    </w:p>
+    <w:p>
+      <w:pPr>
+        <w:pStyle w:val="Heading2"/>
+      </w:pPr>
+      <w:r>
+        <w:rPr>
+          <w:lang w:val="sw_KE" w:bidi="sw_KE"/>
+        </w:rPr>
+        <w:t>kusulubiwa</w:t>
+      </w:r>
+      <w:r>
+        <w:rPr>
+          <w:lang w:val="sw_KE" w:bidi="sw_KE"/>
+        </w:rPr>
+      </w:r>
+    </w:p>
+    <w:p>
+      <w:pPr/>
+      <w:r>
+        <w:rPr>
+          <w:lang w:val="sw_KE" w:bidi="sw_KE"/>
+        </w:rPr>
       </w:r>
       <w:r>
         <w:rPr>
           <w:b/>
           <w:lang w:val="sw_KE" w:bidi="sw_KE"/>
         </w:rPr>
-        <w:t>walitoka</w:t>
-      </w:r>
-      <w:r>
-        <w:rPr>
-          <w:lang w:val="sw_KE" w:bidi="sw_KE"/>
-        </w:rPr>
-        <w:t xml:space="preserve"> mji wa Kapernaumu. Yesu mara nyingi alikaa katika kapernaumu.</w:t>
+        <w:t>Kusulubiwa</w:t>
+      </w:r>
+      <w:r>
+        <w:rPr>
+          <w:lang w:val="sw_KE" w:bidi="sw_KE"/>
+        </w:rPr>
+        <w:t xml:space="preserve"> ilikuwa njia ya Kirumi ya kuwaua watu. Ilitumiwa tu kwa </w:t>
+      </w:r>
+      <w:r>
+        <w:rPr>
+          <w:lang w:val="sw_KE" w:bidi="sw_KE"/>
+        </w:rPr>
+        <w:t>watumwa</w:t>
+      </w:r>
+      <w:r>
+        <w:rPr>
+          <w:lang w:val="sw_KE" w:bidi="sw_KE"/>
+        </w:rPr>
+        <w:t xml:space="preserve"> na wahalifu wabaya zaidi. Kusulubiwa ilikuwa njia chungu zaidi na ya aibu ya kufa. Kusulubiwa inamaanisha kwamba mtu anatundikwa </w:t>
+      </w:r>
+      <w:r>
+        <w:rPr>
+          <w:lang w:val="sw_KE" w:bidi="sw_KE"/>
+        </w:rPr>
+        <w:t>msalabani</w:t>
+      </w:r>
+      <w:r>
+        <w:rPr>
+          <w:lang w:val="sw_KE" w:bidi="sw_KE"/>
+        </w:rPr>
+        <w:t xml:space="preserve"> na kisha kuachwa kufa.</w:t>
+      </w:r>
+    </w:p>
+    <w:p>
+      <w:pPr/>
+      <w:r>
+        <w:rPr>
+          <w:lang w:val="sw_KE" w:bidi="sw_KE"/>
+        </w:rPr>
+      </w:r>
+      <w:r>
+        <w:rPr>
+          <w:lang w:val="sw_KE" w:bidi="sw_KE"/>
+        </w:rPr>
+        <w:t>Msalaba ni kipande kilicho wima cha mbao na kipande kingine cha mbao kinachoitwa "boriti ya msalaba" - kilichounganishwa kando karibu na juu. Mtu ambaye angesulubiwa alipigwa kwanza sana, na kisha alipaswa kubeba boriti ya msalaba mwenyewe hadi mahali pa kuuawa. Kisha wanajeshi walimweka mwathirika juu ya msalaba wa mbao mikono yake ikonyosha pana. kisha askari walipiga misumari mikubwa ya chuma kupitia viganja au mikono na miguu ya mwathirika, ili akabaki msalabani. Wakati mwingine askari wangemfunga mtu kwa kamba tu na kutotumia misumari. Kisha walivuta msalaba wima na kumwacha mwathirika uchi akitundikwa hadi kufa kwa mwonekano kamili wa watu wengine. Mwathirika hangeweza kusonga na alikuwa katika maumivu ya kila kudumu. Hatimaye angekufa kwa sababu ya maumivu, njaa, na kiu, au kwa sababu hangeweza tena kupumua ipasavyo. Hii ingeweza kuchukua masaa kadhaa au hata siku kadhaa. Wakati mwingine askari wangemfanya mwathirika kufa haraka kwa kuvunja miguu yake ili asiweze kujisimamisha ili aweze kupumua.</w:t>
       </w:r>
       <w:r>
         <w:rPr>
@@ -1124,119 +4186,338 @@
         <w:rPr>
           <w:lang w:val="sw_KE" w:bidi="sw_KE"/>
         </w:rPr>
-        <w:t>kaya</w:t>
-      </w:r>
-      <w:r>
-        <w:rPr>
-          <w:lang w:val="sw_KE" w:bidi="sw_KE"/>
-        </w:rPr>
-      </w:r>
-    </w:p>
-    <w:p>
-      <w:pPr/>
-      <w:r>
-        <w:rPr>
-          <w:lang w:val="sw_KE" w:bidi="sw_KE"/>
-        </w:rPr>
-      </w:r>
-      <w:r>
-        <w:rPr>
-          <w:lang w:val="sw_KE" w:bidi="sw_KE"/>
-        </w:rPr>
-        <w:t xml:space="preserve">Katika Biblia, </w:t>
+        <w:t>kutakasa</w:t>
+      </w:r>
+      <w:r>
+        <w:rPr>
+          <w:lang w:val="sw_KE" w:bidi="sw_KE"/>
+        </w:rPr>
+      </w:r>
+    </w:p>
+    <w:p>
+      <w:pPr/>
+      <w:r>
+        <w:rPr>
+          <w:lang w:val="sw_KE" w:bidi="sw_KE"/>
+        </w:rPr>
+      </w:r>
+      <w:r>
+        <w:rPr>
+          <w:lang w:val="sw_KE" w:bidi="sw_KE"/>
+        </w:rPr>
+        <w:t>Ku</w:t>
       </w:r>
       <w:r>
         <w:rPr>
           <w:b/>
           <w:lang w:val="sw_KE" w:bidi="sw_KE"/>
         </w:rPr>
-        <w:t>kaya</w:t>
-      </w:r>
-      <w:r>
-        <w:rPr>
-          <w:lang w:val="sw_KE" w:bidi="sw_KE"/>
-        </w:rPr>
-        <w:t xml:space="preserve"> inamaanisha watu wote ambao wanaishi pamoja katika nyumba </w:t>
+        <w:t>takasa</w:t>
+      </w:r>
+      <w:r>
+        <w:rPr>
+          <w:lang w:val="sw_KE" w:bidi="sw_KE"/>
+        </w:rPr>
+        <w:t xml:space="preserve"> mtu inamaanisha kumfanya mtu awe safi au takatifu. Maneno "safi" na "najisi" katika Biblia hayazungumzii kuhusu ikiwa kitu ni safi au chafu kutoka nje. Katika Biblia, mtu safi anamaanisha mtu </w:t>
+      </w:r>
+      <w:r>
+        <w:rPr>
+          <w:lang w:val="sw_KE" w:bidi="sw_KE"/>
+        </w:rPr>
+        <w:t>anayefaa</w:t>
+      </w:r>
+      <w:r>
+        <w:rPr>
+          <w:lang w:val="sw_KE" w:bidi="sw_KE"/>
+        </w:rPr>
+        <w:t xml:space="preserve"> kwa huduma kwa </w:t>
+      </w:r>
+      <w:r>
+        <w:rPr>
+          <w:lang w:val="sw_KE" w:bidi="sw_KE"/>
+        </w:rPr>
+        <w:t>Mungu</w:t>
+      </w:r>
+      <w:r>
+        <w:rPr>
+          <w:lang w:val="sw_KE" w:bidi="sw_KE"/>
+        </w:rPr>
+        <w:t xml:space="preserve">, anayekubalika kushiriki katika </w:t>
+      </w:r>
+      <w:r>
+        <w:rPr>
+          <w:lang w:val="sw_KE" w:bidi="sw_KE"/>
+        </w:rPr>
+        <w:t>ibada</w:t>
+      </w:r>
+      <w:r>
+        <w:rPr>
+          <w:lang w:val="sw_KE" w:bidi="sw_KE"/>
+        </w:rPr>
+        <w:t xml:space="preserve"> kwa Mungu. Mtu ambaye ni najisi haifai kwa huduma kwa Mungu. Mtu anaweza kuwa mchafu au najisi anapotenda dhambi dhidi ya Mungu, anapotenda dhambi ya ngono, au anapogusa au kula vitu visivyo safi au chafu bila kukusudia. Wanyama na hata vitu pia vinaweza kuwa safi au najisi.</w:t>
+      </w:r>
+    </w:p>
+    <w:p>
+      <w:pPr/>
+      <w:r>
+        <w:rPr>
+          <w:lang w:val="sw_KE" w:bidi="sw_KE"/>
+        </w:rPr>
+      </w:r>
+      <w:r>
+        <w:rPr>
+          <w:lang w:val="sw_KE" w:bidi="sw_KE"/>
+        </w:rPr>
+        <w:t xml:space="preserve">Wakati wowote mtu alikuwa amekuwa najisi, walipaswa kufanya mila fulani kuwa safi tena. Mungu aliwapa watu wake sheria na mila maalum ili kuwafanya kuwa safi tena. Mila hizi mara nyingi zilijumuisha kuoga maalum. Wakati mwingine watu wangeosha tu sehemu moja ya mwili wao, na wakati mwingine walihitaji kwenda chini kabisa ya maji. Kisha wangebadili nguo zao. Wakati mwingine watu walihitaji kutoa </w:t>
+      </w:r>
+      <w:r>
+        <w:rPr>
+          <w:lang w:val="sw_KE" w:bidi="sw_KE"/>
+        </w:rPr>
+        <w:t>dhabihu</w:t>
+      </w:r>
+      <w:r>
+        <w:rPr>
+          <w:lang w:val="sw_KE" w:bidi="sw_KE"/>
+        </w:rPr>
+        <w:t xml:space="preserve"> pia. Mchakato huu ulikuwa ishara ambayo ilionyesha kwamba watu walikuwa wakiondoa kitu chochote ambacho kilikuwa chafu au najisi na ambacho kiliwatenganisha na Mungu. Ilikuwa kazi ya </w:t>
+      </w:r>
+      <w:r>
+        <w:rPr>
+          <w:lang w:val="sw_KE" w:bidi="sw_KE"/>
+        </w:rPr>
+        <w:t>kuhani</w:t>
+      </w:r>
+      <w:r>
+        <w:rPr>
+          <w:lang w:val="sw_KE" w:bidi="sw_KE"/>
+        </w:rPr>
+        <w:t>, mtumishi wa Mungu katika hekalu, kuwasaidia watu kufanya mila ambazo ziliwafanya kuwa safi.</w:t>
+      </w:r>
+      <w:r>
+        <w:rPr>
+          <w:lang w:val="sw_KE" w:bidi="sw_KE"/>
+        </w:rPr>
+      </w:r>
+      <w:r>
+        <w:rPr>
+          <w:lang w:val="sw_KE" w:bidi="sw_KE"/>
+        </w:rPr>
+      </w:r>
+    </w:p>
+    <w:p>
+      <w:pPr/>
+      <w:r>
+        <w:rPr>
+          <w:lang w:val="sw_KE" w:bidi="sw_KE"/>
+        </w:rPr>
+      </w:r>
+    </w:p>
+    <w:p>
+      <w:pPr>
+        <w:pStyle w:val="Heading2"/>
+      </w:pPr>
+      <w:r>
+        <w:rPr>
+          <w:lang w:val="sw_KE" w:bidi="sw_KE"/>
+        </w:rPr>
+        <w:t>kuwa mwenye haki</w:t>
+      </w:r>
+      <w:r>
+        <w:rPr>
+          <w:lang w:val="sw_KE" w:bidi="sw_KE"/>
+        </w:rPr>
+      </w:r>
+    </w:p>
+    <w:p>
+      <w:pPr/>
+      <w:r>
+        <w:rPr>
+          <w:lang w:val="sw_KE" w:bidi="sw_KE"/>
+        </w:rPr>
+      </w:r>
+      <w:r>
+        <w:rPr>
+          <w:lang w:val="sw_KE" w:bidi="sw_KE"/>
+        </w:rPr>
+        <w:t xml:space="preserve">Mtu ambaye ni </w:t>
       </w:r>
       <w:r>
         <w:rPr>
           <w:b/>
           <w:lang w:val="sw_KE" w:bidi="sw_KE"/>
         </w:rPr>
-        <w:t>moja</w:t>
-      </w:r>
-      <w:r>
-        <w:rPr>
-          <w:lang w:val="sw_KE" w:bidi="sw_KE"/>
-        </w:rPr>
-        <w:t xml:space="preserve">. Baba kwa kawaida alikuwa mkuu wa kaya. Kaya ilijumuisha mke wake, watoto, mabinti ambao hawajaolewa, na wana wa kiume wote na wake zao pamoja na watoto. Kunaweza kuwa na jamaa wengine wanaoishi nao pia. Ikiwa familia ilikuwa na </w:t>
+        <w:t>mwenye haki</w:t>
+      </w:r>
+      <w:r>
+        <w:rPr>
+          <w:lang w:val="sw_KE" w:bidi="sw_KE"/>
+        </w:rPr>
+        <w:t xml:space="preserve"> anatenda kwa njia sahihi. Mungu ni mwenye haki, kwa sababu kila kitu ambacho Mungu anafanya ni sahihi na nzuri.</w:t>
+      </w:r>
+    </w:p>
+    <w:p>
+      <w:pPr/>
+      <w:r>
+        <w:rPr>
+          <w:lang w:val="sw_KE" w:bidi="sw_KE"/>
+        </w:rPr>
+      </w:r>
+      <w:r>
+        <w:rPr>
+          <w:lang w:val="sw_KE" w:bidi="sw_KE"/>
+        </w:rPr>
+        <w:t xml:space="preserve">Mungu anataka watu wote wawe wenye haki. Mtu mwenye haki tu ndiye anayeweza kuwa na uhusiano </w:t>
       </w:r>
       <w:r>
         <w:rPr>
           <w:b/>
           <w:lang w:val="sw_KE" w:bidi="sw_KE"/>
         </w:rPr>
-        <w:t>watumishi</w:t>
-      </w:r>
-      <w:r>
-        <w:rPr>
-          <w:lang w:val="sw_KE" w:bidi="sw_KE"/>
-        </w:rPr>
-        <w:t xml:space="preserve"> au </w:t>
+        <w:t>mzuri</w:t>
+      </w:r>
+      <w:r>
+        <w:rPr>
+          <w:lang w:val="sw_KE" w:bidi="sw_KE"/>
+        </w:rPr>
+        <w:t xml:space="preserve"> na Mungu.</w:t>
+      </w:r>
+    </w:p>
+    <w:p>
+      <w:pPr/>
+      <w:r>
+        <w:rPr>
+          <w:lang w:val="sw_KE" w:bidi="sw_KE"/>
+        </w:rPr>
+      </w:r>
+      <w:r>
+        <w:rPr>
+          <w:lang w:val="sw_KE" w:bidi="sw_KE"/>
+        </w:rPr>
+        <w:t xml:space="preserve">Mtu anayetaka kumtii Mungu na kufanya mambo yanayompendeza Mungu ni mwenye haki, hata ingawa bado anaweza kufanya makosa na kumwasi Mungu bila kukusudia. Mtu mwenye haki anahuzunika anapogundua kwamba wamemwasi Mungu, na </w:t>
       </w:r>
       <w:r>
         <w:rPr>
           <w:b/>
           <w:lang w:val="sw_KE" w:bidi="sw_KE"/>
         </w:rPr>
-        <w:t>watumwa</w:t>
-      </w:r>
-      <w:r>
-        <w:rPr>
-          <w:lang w:val="sw_KE" w:bidi="sw_KE"/>
-        </w:rPr>
-        <w:t>, basi walijumuishwa katika kaya pia.</w:t>
-      </w:r>
-    </w:p>
-    <w:p>
-      <w:pPr/>
-      <w:r>
-        <w:rPr>
-          <w:lang w:val="sw_KE" w:bidi="sw_KE"/>
-        </w:rPr>
-      </w:r>
-      <w:r>
-        <w:rPr>
-          <w:lang w:val="sw_KE" w:bidi="sw_KE"/>
-        </w:rPr>
-        <w:t>Watu pia walitumia neno "nyumba" badala ya "kaya." Ikiwa mtu alisema "mimi na nyumba yangu," walimaanisha "mimi na watu wote katika kaya yangu."</w:t>
-      </w:r>
-    </w:p>
-    <w:p>
-      <w:pPr/>
-      <w:r>
-        <w:rPr>
-          <w:lang w:val="sw_KE" w:bidi="sw_KE"/>
-        </w:rPr>
-      </w:r>
-      <w:r>
-        <w:rPr>
-          <w:lang w:val="sw_KE" w:bidi="sw_KE"/>
-        </w:rPr>
-        <w:t xml:space="preserve">Watu pia wangeweza kutumia neno kaya, au nyumba, kumaanisha kikundi kikubwa cha watu ambao hawakuishi katika nyumba moja, lakini ambao walikuwa na kitu cha kawaida. Kwa mfano, </w:t>
+        <w:t>anatubu</w:t>
+      </w:r>
+      <w:r>
+        <w:rPr>
+          <w:lang w:val="sw_KE" w:bidi="sw_KE"/>
+        </w:rPr>
+        <w:t xml:space="preserve">. Mtu asiye haki kwa upande mwingine anaendelea kufanya mambo mabaya, na haamini au </w:t>
       </w:r>
       <w:r>
         <w:rPr>
           <w:b/>
           <w:lang w:val="sw_KE" w:bidi="sw_KE"/>
         </w:rPr>
-        <w:t>Waisraeli</w:t>
-      </w:r>
-      <w:r>
-        <w:rPr>
-          <w:lang w:val="sw_KE" w:bidi="sw_KE"/>
-        </w:rPr>
-        <w:t xml:space="preserve"> wakati mwingine huitwa "nyumba ya Israeli."</w:t>
+        <w:t>kujali</w:t>
+      </w:r>
+      <w:r>
+        <w:rPr>
+          <w:lang w:val="sw_KE" w:bidi="sw_KE"/>
+        </w:rPr>
+        <w:t xml:space="preserve"> kwamba Mungu anaweza kukasirikia au kuwaadhibu.</w:t>
+      </w:r>
+    </w:p>
+    <w:p>
+      <w:pPr/>
+      <w:r>
+        <w:rPr>
+          <w:lang w:val="sw_KE" w:bidi="sw_KE"/>
+        </w:rPr>
+      </w:r>
+      <w:r>
+        <w:rPr>
+          <w:lang w:val="sw_KE" w:bidi="sw_KE"/>
+        </w:rPr>
+        <w:t xml:space="preserve">Ibrahimu </w:t>
+      </w:r>
+      <w:r>
+        <w:rPr>
+          <w:b/>
+          <w:lang w:val="sw_KE" w:bidi="sw_KE"/>
+        </w:rPr>
+        <w:t>alipoamini</w:t>
+      </w:r>
+      <w:r>
+        <w:rPr>
+          <w:lang w:val="sw_KE" w:bidi="sw_KE"/>
+        </w:rPr>
+        <w:t xml:space="preserve"> ahadi ambayo Mungu alimpa kwamba Ibrahimu angekuwa na uzao </w:t>
+      </w:r>
+      <w:r>
+        <w:rPr>
+          <w:b/>
+          <w:lang w:val="sw_KE" w:bidi="sw_KE"/>
+        </w:rPr>
+        <w:t>mwingi</w:t>
+      </w:r>
+      <w:r>
+        <w:rPr>
+          <w:lang w:val="sw_KE" w:bidi="sw_KE"/>
+        </w:rPr>
+        <w:t>, Mungu alimuona Ibrahimu kuwa mwenye haki. Ibrahimu hakuwa mwenye haki kwa sababu alikuwa amefanya kitu kizuri, lakini kwa sababu tu alimwamini Mungu.</w:t>
+      </w:r>
+    </w:p>
+    <w:p>
+      <w:pPr/>
+      <w:r>
+        <w:rPr>
+          <w:lang w:val="sw_KE" w:bidi="sw_KE"/>
+        </w:rPr>
+      </w:r>
+      <w:r>
+        <w:rPr>
+          <w:lang w:val="sw_KE" w:bidi="sw_KE"/>
+        </w:rPr>
+        <w:t>Aina hii ya haki inapatikana kwa watu wanaomwamini Yesu. Watu wanapomwamini Yesu, Mungu anawapa zawadi ya haki. Unapoamini kwamba unaweza kuwa na uhusiano sahihi na Mungu kwa sababu ya kile ambacho Yesu amekufanyia, Mungu anatangaza kwamba wewe ni mwenye haki.</w:t>
+      </w:r>
+    </w:p>
+    <w:p>
+      <w:pPr/>
+      <w:r>
+        <w:rPr>
+          <w:lang w:val="sw_KE" w:bidi="sw_KE"/>
+        </w:rPr>
+      </w:r>
+      <w:r>
+        <w:rPr>
+          <w:b/>
+          <w:lang w:val="sw_KE" w:bidi="sw_KE"/>
+        </w:rPr>
+        <w:t>Wakati wa kutafsiri mwenye haki, kuwa mwangalifu kuhusu mambo yafuatayo:</w:t>
+      </w:r>
+    </w:p>
+    <w:p>
+      <w:pPr/>
+      <w:r>
+        <w:rPr>
+          <w:lang w:val="sw_KE" w:bidi="sw_KE"/>
+        </w:rPr>
+      </w:r>
+      <w:r>
+        <w:rPr>
+          <w:lang w:val="sw_KE" w:bidi="sw_KE"/>
+        </w:rPr>
+        <w:t>Unaweza kuelezea haki kama kuwa katika uhusiano sahihi na Mungu, kuwa sahihi machoni pa Mungu, au kukubaliwa na Mungu. Au unaweza kuelezea haki kama kuwa bila lawama au bila hatia, au kuwa bila lawama au bila hatia machoni pa Mungu.</w:t>
+      </w:r>
+    </w:p>
+    <w:p>
+      <w:pPr/>
+      <w:r>
+        <w:rPr>
+          <w:lang w:val="sw_KE" w:bidi="sw_KE"/>
+        </w:rPr>
+      </w:r>
+      <w:r>
+        <w:rPr>
+          <w:lang w:val="sw_KE" w:bidi="sw_KE"/>
+        </w:rPr>
+        <w:t>Lugha yako inaweza kuwa na maneno maalum yanayoelezea wazo la haki, kama vile "kuwa na moyo mnyofu," "kuwa mnyofu," "kutembea katika njia ya Mungu," au mambo mengine kama hayo.</w:t>
       </w:r>
       <w:r>
         <w:rPr>
@@ -1265,3737 +4546,54 @@
         <w:rPr>
           <w:lang w:val="sw_KE" w:bidi="sw_KE"/>
         </w:rPr>
-        <w:t>kiapo</w:t>
-      </w:r>
-      <w:r>
-        <w:rPr>
-          <w:lang w:val="sw_KE" w:bidi="sw_KE"/>
-        </w:rPr>
-      </w:r>
-    </w:p>
-    <w:p>
-      <w:pPr/>
-      <w:r>
-        <w:rPr>
-          <w:lang w:val="sw_KE" w:bidi="sw_KE"/>
-        </w:rPr>
-      </w:r>
-      <w:r>
-        <w:rPr>
-          <w:lang w:val="sw_KE" w:bidi="sw_KE"/>
-        </w:rPr>
-        <w:t xml:space="preserve">Watu wanapofanya ahadi kwa kila mmoja, wanaweza kuapa </w:t>
+        <w:t>kuzimu</w:t>
+      </w:r>
+      <w:r>
+        <w:rPr>
+          <w:lang w:val="sw_KE" w:bidi="sw_KE"/>
+        </w:rPr>
+      </w:r>
+    </w:p>
+    <w:p>
+      <w:pPr/>
+      <w:r>
+        <w:rPr>
+          <w:lang w:val="sw_KE" w:bidi="sw_KE"/>
+        </w:rPr>
+      </w:r>
+      <w:r>
+        <w:rPr>
+          <w:lang w:val="sw_KE" w:bidi="sw_KE"/>
+        </w:rPr>
+        <w:t xml:space="preserve">Neno </w:t>
       </w:r>
       <w:r>
         <w:rPr>
           <w:b/>
           <w:lang w:val="sw_KE" w:bidi="sw_KE"/>
         </w:rPr>
-        <w:t>kiapo</w:t>
-      </w:r>
-      <w:r>
-        <w:rPr>
-          <w:lang w:val="sw_KE" w:bidi="sw_KE"/>
-        </w:rPr>
-        <w:t xml:space="preserve"> ili kufanya ahadi hiyo kuwa kubwa zaidi. Mtu anapoapa kiapo, anasema: "Nitaweka ahadi yangu kabisa. Ikiwa sitafanya hivyo, Mungu anaweza kuniadhibu."</w:t>
-      </w:r>
-    </w:p>
-    <w:p>
-      <w:pPr/>
-      <w:r>
-        <w:rPr>
-          <w:lang w:val="sw_KE" w:bidi="sw_KE"/>
-        </w:rPr>
-      </w:r>
-      <w:r>
-        <w:rPr>
-          <w:lang w:val="sw_KE" w:bidi="sw_KE"/>
-        </w:rPr>
-        <w:t>Ikiwa mtu hakutimiza ahadi yake baada ya kuapa kwa kiapo, tunasema kwamba amevunja kiapo chake. Ilikuwa aibu kabisa na kitu cha hatari cha kuvunja kiapo.</w:t>
-      </w:r>
-    </w:p>
-    <w:p>
-      <w:pPr/>
-      <w:r>
-        <w:rPr>
-          <w:lang w:val="sw_KE" w:bidi="sw_KE"/>
-        </w:rPr>
-      </w:r>
-      <w:r>
-        <w:rPr>
-          <w:lang w:val="sw_KE" w:bidi="sw_KE"/>
-        </w:rPr>
-        <w:t>Mungu alipotoa ahadi kwa watu, mara nyingi alifanya kiapo pia. Hakuna mtu mkuu kuliko Mungu ambaye anaweza kumwadhibu Mungu ikiwa anavunja kiapo, kwa hivyo Mungu alifanya kiapo hizi kwa jina lake mwenyewe, kumaanisha kwamba angejiadhibu ikiwa alivunja ahadi yake.</w:t>
-      </w:r>
-      <w:r>
-        <w:rPr>
-          <w:lang w:val="sw_KE" w:bidi="sw_KE"/>
-        </w:rPr>
-      </w:r>
-      <w:r>
-        <w:rPr>
-          <w:lang w:val="sw_KE" w:bidi="sw_KE"/>
-        </w:rPr>
-      </w:r>
-    </w:p>
-    <w:p>
-      <w:pPr/>
-      <w:r>
-        <w:rPr>
-          <w:lang w:val="sw_KE" w:bidi="sw_KE"/>
-        </w:rPr>
-      </w:r>
-    </w:p>
-    <w:p>
-      <w:pPr>
-        <w:pStyle w:val="Heading2"/>
-      </w:pPr>
-      <w:r>
-        <w:rPr>
-          <w:lang w:val="sw_KE" w:bidi="sw_KE"/>
-        </w:rPr>
-        <w:t>Kiebrania</w:t>
-      </w:r>
-      <w:r>
-        <w:rPr>
-          <w:lang w:val="sw_KE" w:bidi="sw_KE"/>
-        </w:rPr>
-      </w:r>
-    </w:p>
-    <w:p>
-      <w:pPr/>
-      <w:r>
-        <w:rPr>
-          <w:lang w:val="sw_KE" w:bidi="sw_KE"/>
-        </w:rPr>
-      </w:r>
-      <w:r>
-        <w:rPr>
-          <w:lang w:val="sw_KE" w:bidi="sw_KE"/>
-        </w:rPr>
-        <w:t xml:space="preserve">Neno la </w:t>
-      </w:r>
-      <w:r>
-        <w:rPr>
-          <w:b/>
-          <w:lang w:val="sw_KE" w:bidi="sw_KE"/>
-        </w:rPr>
-        <w:t>Kiebrania</w:t>
-      </w:r>
-      <w:r>
-        <w:rPr>
-          <w:lang w:val="sw_KE" w:bidi="sw_KE"/>
-        </w:rPr>
-        <w:t xml:space="preserve"> linaweza kumaanisha </w:t>
-      </w:r>
-      <w:r>
-        <w:rPr>
-          <w:b/>
-          <w:lang w:val="sw_KE" w:bidi="sw_KE"/>
-        </w:rPr>
-        <w:t>uzao</w:t>
-      </w:r>
-      <w:r>
-        <w:rPr>
-          <w:lang w:val="sw_KE" w:bidi="sw_KE"/>
-        </w:rPr>
-        <w:t xml:space="preserve"> wa </w:t>
-      </w:r>
-      <w:hyperlink r:id="rId19">
-        <w:r>
-          <w:rPr>
-            <w:lang w:val="sw_KE" w:bidi="sw_KE"/>
-          </w:rPr>
-          <w:rPr>
-            <w:color w:val="0000EE"/>
-            <w:u w:val="single"/>
-          </w:rPr>
-          <w:t>Ibrahimu</w:t>
-        </w:r>
-      </w:hyperlink>
-      <w:r>
-        <w:rPr>
-          <w:lang w:val="sw_KE" w:bidi="sw_KE"/>
-        </w:rPr>
-        <w:t xml:space="preserve">. Watu huita kizazi cha Ibrahimu </w:t>
-      </w:r>
-      <w:r>
-        <w:rPr>
-          <w:b/>
-          <w:lang w:val="sw_KE" w:bidi="sw_KE"/>
-        </w:rPr>
-        <w:t>Waisraeli</w:t>
-      </w:r>
-      <w:r>
-        <w:rPr>
-          <w:lang w:val="sw_KE" w:bidi="sw_KE"/>
-        </w:rPr>
-        <w:t xml:space="preserve">, </w:t>
-      </w:r>
-      <w:r>
-        <w:rPr>
-          <w:b/>
-          <w:lang w:val="sw_KE" w:bidi="sw_KE"/>
-        </w:rPr>
-        <w:t>Wayahudi</w:t>
-      </w:r>
-      <w:r>
-        <w:rPr>
-          <w:lang w:val="sw_KE" w:bidi="sw_KE"/>
-        </w:rPr>
-        <w:t xml:space="preserve">, na wakati mwingine Waebrania. Kizazi cha Ibrahimu mara nyingi kinajulikana kama Waebrania wakati wa kuzungumza na wageni kufanya tofauti kati ya wao na watu kutoka kwa </w:t>
-      </w:r>
-      <w:r>
-        <w:rPr>
-          <w:b/>
-          <w:lang w:val="sw_KE" w:bidi="sw_KE"/>
-        </w:rPr>
-        <w:t>makundi</w:t>
-      </w:r>
-      <w:r>
-        <w:rPr>
-          <w:lang w:val="sw_KE" w:bidi="sw_KE"/>
-        </w:rPr>
-        <w:t xml:space="preserve"> mengine ya kikabila. Kwa njia ile ile, wageni mara nyingi walirejelea uzao wa Ibrahimu kama Waebrania.</w:t>
-      </w:r>
-    </w:p>
-    <w:p>
-      <w:pPr/>
-      <w:r>
-        <w:rPr>
-          <w:lang w:val="sw_KE" w:bidi="sw_KE"/>
-        </w:rPr>
-      </w:r>
-      <w:r>
-        <w:rPr>
-          <w:lang w:val="sw_KE" w:bidi="sw_KE"/>
-        </w:rPr>
-        <w:t>Neno la Kiebrania pia linamaanisha lugha ambayo kizazi cha Ibrahimu walizungumza. Waandishi wa Agano la Kale waliandika zaidi katika Kiebrania.</w:t>
-      </w:r>
-      <w:r>
-        <w:rPr>
-          <w:lang w:val="sw_KE" w:bidi="sw_KE"/>
-        </w:rPr>
-      </w:r>
-      <w:r>
-        <w:rPr>
-          <w:lang w:val="sw_KE" w:bidi="sw_KE"/>
-        </w:rPr>
-      </w:r>
-    </w:p>
-    <w:p>
-      <w:pPr/>
-      <w:r>
-        <w:rPr>
-          <w:lang w:val="sw_KE" w:bidi="sw_KE"/>
-        </w:rPr>
-      </w:r>
-    </w:p>
-    <w:p>
-      <w:pPr>
-        <w:pStyle w:val="Heading2"/>
-      </w:pPr>
-      <w:r>
-        <w:rPr>
-          <w:lang w:val="sw_KE" w:bidi="sw_KE"/>
-        </w:rPr>
-        <w:t>Kigiriki</w:t>
-      </w:r>
-      <w:r>
-        <w:rPr>
-          <w:lang w:val="sw_KE" w:bidi="sw_KE"/>
-        </w:rPr>
-      </w:r>
-    </w:p>
-    <w:p>
-      <w:pPr/>
-      <w:r>
-        <w:rPr>
-          <w:lang w:val="sw_KE" w:bidi="sw_KE"/>
-        </w:rPr>
-      </w:r>
-      <w:r>
-        <w:rPr>
-          <w:lang w:val="sw_KE" w:bidi="sw_KE"/>
-        </w:rPr>
-        <w:t xml:space="preserve">Watu ambao ni wa nchi inayoitwa Ugiriki ni </w:t>
-      </w:r>
-      <w:r>
-        <w:rPr>
-          <w:b/>
-          <w:lang w:val="sw_KE" w:bidi="sw_KE"/>
-        </w:rPr>
-        <w:t>Wagiriki</w:t>
-      </w:r>
-      <w:r>
-        <w:rPr>
-          <w:lang w:val="sw_KE" w:bidi="sw_KE"/>
-        </w:rPr>
-        <w:t xml:space="preserve">. Ugiriki ni nchi ambayo iko katika sehemu ya kusini ya eneo ambalo sasa tunaiita Ulaya. Mamia kadhaa ya miaka kabla ya kuzaliwa kwa Kristo, Ugiriki ilikuwa taifa lenye </w:t>
-      </w:r>
-      <w:hyperlink r:id="rId20">
-        <w:r>
-          <w:rPr>
-            <w:lang w:val="sw_KE" w:bidi="sw_KE"/>
-          </w:rPr>
-          <w:rPr>
-            <w:color w:val="0000EE"/>
-            <w:u w:val="single"/>
-          </w:rPr>
-          <w:t>nguvu</w:t>
-        </w:r>
-      </w:hyperlink>
-      <w:r>
-        <w:rPr>
-          <w:lang w:val="sw_KE" w:bidi="sw_KE"/>
-        </w:rPr>
-        <w:t xml:space="preserve"> zaidi katika eneo hilo, na Wagiriki walikuwa wakitawala eneo kubwa sana. Eneo hili pia lilijumuisha </w:t>
-      </w:r>
-      <w:hyperlink r:id="rId18">
-        <w:r>
-          <w:rPr>
-            <w:lang w:val="sw_KE" w:bidi="sw_KE"/>
-          </w:rPr>
-          <w:rPr>
-            <w:color w:val="0000EE"/>
-            <w:u w:val="single"/>
-          </w:rPr>
-          <w:t>Israeli</w:t>
-        </w:r>
-      </w:hyperlink>
-      <w:r>
-        <w:rPr>
-          <w:lang w:val="sw_KE" w:bidi="sw_KE"/>
-        </w:rPr>
-        <w:t>.</w:t>
-      </w:r>
-    </w:p>
-    <w:p>
-      <w:pPr/>
-      <w:r>
-        <w:rPr>
-          <w:lang w:val="sw_KE" w:bidi="sw_KE"/>
-        </w:rPr>
-      </w:r>
-      <w:r>
-        <w:rPr>
-          <w:lang w:val="sw_KE" w:bidi="sw_KE"/>
-        </w:rPr>
-        <w:t xml:space="preserve">Utamaduni wa Kigiriki ulikuwa na ushawishi mwingi kwa nchi zingine. Watu wengi walichukua desturi za Kigiriki na kuanza kuzungumza lugha ya Kigiriki. Watu wengine hata </w:t>
-      </w:r>
-      <w:r>
-        <w:rPr>
-          <w:b/>
-          <w:lang w:val="sw_KE" w:bidi="sw_KE"/>
-        </w:rPr>
-        <w:t>waliabudu</w:t>
-      </w:r>
-      <w:r>
-        <w:rPr>
-          <w:lang w:val="sw_KE" w:bidi="sw_KE"/>
-        </w:rPr>
-        <w:t xml:space="preserve"> miungu ya Kigiriki. Wakati huo, hata </w:t>
-      </w:r>
-      <w:r>
-        <w:rPr>
-          <w:b/>
-          <w:lang w:val="sw_KE" w:bidi="sw_KE"/>
-        </w:rPr>
-        <w:t>Wayahudi</w:t>
-      </w:r>
-      <w:r>
-        <w:rPr>
-          <w:lang w:val="sw_KE" w:bidi="sw_KE"/>
-        </w:rPr>
-        <w:t xml:space="preserve"> wengi walianza kukubali miungu ya Kigiriki. Hii ilisababisha kipindi cha vita katika Israeli ambapo watu waliotaka kukaa waaminifu kwa Mungu walikuwa wakipigana dhidi ya desturi za Kigiriki, na dhidi ya watu ambao walikuwa wamekubali miungu ya Kigiriki.</w:t>
-      </w:r>
-    </w:p>
-    <w:p>
-      <w:pPr/>
-      <w:r>
-        <w:rPr>
-          <w:lang w:val="sw_KE" w:bidi="sw_KE"/>
-        </w:rPr>
-      </w:r>
-      <w:r>
-        <w:rPr>
-          <w:lang w:val="sw_KE" w:bidi="sw_KE"/>
-        </w:rPr>
-        <w:t>Baada ya muda, watu waliokuwa wakifuata desturi za Kigiriki waliitwa Wagiriki hata wakati hawakuja kutoka nchi ya Ugiriki.</w:t>
-      </w:r>
-    </w:p>
-    <w:p>
-      <w:pPr/>
-      <w:r>
-        <w:rPr>
-          <w:lang w:val="sw_KE" w:bidi="sw_KE"/>
-        </w:rPr>
-      </w:r>
-      <w:r>
-        <w:rPr>
-          <w:lang w:val="sw_KE" w:bidi="sw_KE"/>
-        </w:rPr>
-        <w:t>Wakati wa Agano Jipya, Wagiriki walikuwa wamepoteza nguvu zao za kisiasa na sasa Warumi walikuwa wakitawala sehemu dunia. Hata hivyo, watu wengi bado wanazungumza lugha ya Kigiriki. Watu wengi katika Israeli walizungumza lugha yao wenyewe inayoitwa Kiaramu, lakini pia walizungumza Kigiriki. Waandishi wa vitabu vya Agano Jipya waliandika kwa lugha ya Kigiriki.</w:t>
-      </w:r>
-    </w:p>
-    <w:p>
-      <w:pPr/>
-      <w:r>
-        <w:rPr>
-          <w:lang w:val="sw_KE" w:bidi="sw_KE"/>
-        </w:rPr>
-      </w:r>
-      <w:r>
-        <w:rPr>
-          <w:lang w:val="sw_KE" w:bidi="sw_KE"/>
-        </w:rPr>
-        <w:t xml:space="preserve">Katika Agano Jipya, neno Kigiriki kwa hiyo linaweza kumaanisha watu ambao ni wa nchi ya Ugiriki, au linaweza kumaanisha watu ambao walikuwa wamechukua utamaduni na lugha ya Kigiriki. Myahudi mwema hatachukua utamaduni wa Kigiriki, ambao ulijumuisha ibada ya </w:t>
-      </w:r>
-      <w:hyperlink r:id="rId25">
-        <w:r>
-          <w:rPr>
-            <w:lang w:val="sw_KE" w:bidi="sw_KE"/>
-          </w:rPr>
-          <w:rPr>
-            <w:color w:val="0000EE"/>
-            <w:u w:val="single"/>
-          </w:rPr>
-          <w:t>sanamu</w:t>
-        </w:r>
-      </w:hyperlink>
-      <w:r>
-        <w:rPr>
-          <w:lang w:val="sw_KE" w:bidi="sw_KE"/>
-        </w:rPr>
-        <w:t xml:space="preserve">, na kwa hiyo neno la Kigiriki lilianza kutumiwa kwa maana "mtu yeyote ambaye si Myahudi." Kwa maana hiyo, wakati mwingine neno "Kigiriki" linaweza kumaanisha sawa na neno la </w:t>
-      </w:r>
-      <w:hyperlink r:id="rId26">
-        <w:r>
-          <w:rPr>
-            <w:lang w:val="sw_KE" w:bidi="sw_KE"/>
-          </w:rPr>
-          <w:rPr>
-            <w:color w:val="0000EE"/>
-            <w:u w:val="single"/>
-          </w:rPr>
-          <w:t>Mataifa</w:t>
-        </w:r>
-      </w:hyperlink>
-      <w:r>
-        <w:rPr>
-          <w:lang w:val="sw_KE" w:bidi="sw_KE"/>
-        </w:rPr>
-        <w:t>.</w:t>
-      </w:r>
-      <w:r>
-        <w:rPr>
-          <w:lang w:val="sw_KE" w:bidi="sw_KE"/>
-        </w:rPr>
-      </w:r>
-      <w:r>
-        <w:rPr>
-          <w:lang w:val="sw_KE" w:bidi="sw_KE"/>
-        </w:rPr>
-      </w:r>
-    </w:p>
-    <w:p>
-      <w:pPr/>
-      <w:r>
-        <w:rPr>
-          <w:lang w:val="sw_KE" w:bidi="sw_KE"/>
-        </w:rPr>
-      </w:r>
-    </w:p>
-    <w:p>
-      <w:pPr>
-        <w:pStyle w:val="Heading2"/>
-      </w:pPr>
-      <w:r>
-        <w:rPr>
-          <w:lang w:val="sw_KE" w:bidi="sw_KE"/>
-        </w:rPr>
-        <w:t>kikapu</w:t>
-      </w:r>
-      <w:r>
-        <w:rPr>
-          <w:lang w:val="sw_KE" w:bidi="sw_KE"/>
-        </w:rPr>
-      </w:r>
-    </w:p>
-    <w:p>
-      <w:pPr/>
-      <w:r>
-        <w:rPr>
-          <w:lang w:val="sw_KE" w:bidi="sw_KE"/>
-        </w:rPr>
-      </w:r>
-      <w:r>
-        <w:rPr>
-          <w:lang w:val="sw_KE" w:bidi="sw_KE"/>
-        </w:rPr>
-        <w:t xml:space="preserve">Watu wanatumia </w:t>
-      </w:r>
-      <w:r>
-        <w:rPr>
-          <w:b/>
-          <w:lang w:val="sw_KE" w:bidi="sw_KE"/>
-        </w:rPr>
-        <w:t>kikapu</w:t>
-      </w:r>
-      <w:r>
-        <w:rPr>
-          <w:lang w:val="sw_KE" w:bidi="sw_KE"/>
-        </w:rPr>
-        <w:t xml:space="preserve"> kubeba au kuhifadhi vitu. Watu wanatengeneza vikapu kwa kusuka pamoja vijiti vingine, shina la mimea, au rezi. Uzi ni mmea ambao unakua katika maji.</w:t>
-      </w:r>
-    </w:p>
-    <w:p>
-      <w:pPr/>
-      <w:r>
-        <w:rPr>
-          <w:lang w:val="sw_KE" w:bidi="sw_KE"/>
-        </w:rPr>
-      </w:r>
-      <w:r>
-        <w:rPr>
-          <w:lang w:val="sw_KE" w:bidi="sw_KE"/>
-        </w:rPr>
-        <w:t>Vikapu vingine vilikuwa vidogo na watu walibeba mgongoni. Watu walitumia vikapu hivi kwa kubeba chakula. Vikapu vingine vilikuwa vikubwa zaidi, na watu wawili wanaweza kuhitajika kubeba vilipojaa. Kwa mfano, wavuvi walitumia vikapu hivi kukusanya samaki ambao walikamata na kuichukua kwenye soko.</w:t>
-      </w:r>
-      <w:r>
-        <w:rPr>
-          <w:lang w:val="sw_KE" w:bidi="sw_KE"/>
-        </w:rPr>
-      </w:r>
-      <w:r>
-        <w:rPr>
-          <w:lang w:val="sw_KE" w:bidi="sw_KE"/>
-        </w:rPr>
-      </w:r>
-    </w:p>
-    <w:p>
-      <w:pPr/>
-      <w:r>
-        <w:rPr>
-          <w:lang w:val="sw_KE" w:bidi="sw_KE"/>
-        </w:rPr>
-      </w:r>
-    </w:p>
-    <w:p>
-      <w:pPr>
-        <w:pStyle w:val="Heading2"/>
-      </w:pPr>
-      <w:r>
-        <w:rPr>
-          <w:lang w:val="sw_KE" w:bidi="sw_KE"/>
-        </w:rPr>
-        <w:t>kimau</w:t>
-      </w:r>
-      <w:r>
-        <w:rPr>
-          <w:lang w:val="sw_KE" w:bidi="sw_KE"/>
-        </w:rPr>
-      </w:r>
-    </w:p>
-    <w:p>
-      <w:pPr/>
-      <w:r>
-        <w:rPr>
-          <w:lang w:val="sw_KE" w:bidi="sw_KE"/>
-        </w:rPr>
-      </w:r>
-      <w:r>
-        <w:rPr>
-          <w:lang w:val="sw_KE" w:bidi="sw_KE"/>
-        </w:rPr>
-        <w:t>t180 kanzu</w:t>
-      </w:r>
-    </w:p>
-    <w:p>
-      <w:pPr/>
-      <w:r>
-        <w:rPr>
-          <w:lang w:val="sw_KE" w:bidi="sw_KE"/>
-        </w:rPr>
-      </w:r>
-      <w:r>
-        <w:rPr>
-          <w:lang w:val="sw_KE" w:bidi="sw_KE"/>
-        </w:rPr>
-        <w:t xml:space="preserve">Kanzu ni nguo inayovaliwa na wanaume na wanawake. Ni shati ambalo linafika hadi magoti, au hadi vifundo vya viguu. Watu wangeweza kutengeneza kanzu kutoka kwa pamba au kutoka kwa kitani. Watu kwa kawaida walivaa ukanda wa kiuno uliofungwa kiunoni mwao nje ya kanzu. Wanaume wanaweza kuweka panga zao kwenye ukanda wa kiuno wa kanzu zao. Watu walivaa kanzu ndani ya nguo za nje kama </w:t>
-      </w:r>
-      <w:hyperlink r:id="rId27">
-        <w:r>
-          <w:rPr>
-            <w:lang w:val="sw_KE" w:bidi="sw_KE"/>
-          </w:rPr>
-          <w:rPr>
-            <w:color w:val="0000EE"/>
-            <w:u w:val="single"/>
-          </w:rPr>
-          <w:t>vazi</w:t>
-        </w:r>
-      </w:hyperlink>
-      <w:r>
-        <w:rPr>
-          <w:lang w:val="sw_KE" w:bidi="sw_KE"/>
-        </w:rPr>
-        <w:t xml:space="preserve"> au </w:t>
-      </w:r>
-      <w:hyperlink r:id="rId28">
-        <w:r>
-          <w:rPr>
-            <w:lang w:val="sw_KE" w:bidi="sw_KE"/>
-          </w:rPr>
-          <w:rPr>
-            <w:color w:val="0000EE"/>
-            <w:u w:val="single"/>
-          </w:rPr>
-          <w:t>vazi</w:t>
-        </w:r>
-      </w:hyperlink>
-      <w:r>
-        <w:rPr>
-          <w:lang w:val="sw_KE" w:bidi="sw_KE"/>
-        </w:rPr>
-        <w:t>.</w:t>
-      </w:r>
-      <w:r>
-        <w:rPr>
-          <w:lang w:val="sw_KE" w:bidi="sw_KE"/>
-        </w:rPr>
-      </w:r>
-      <w:r>
-        <w:rPr>
-          <w:lang w:val="sw_KE" w:bidi="sw_KE"/>
-        </w:rPr>
-      </w:r>
-    </w:p>
-    <w:p>
-      <w:pPr/>
-      <w:r>
-        <w:rPr>
-          <w:lang w:val="sw_KE" w:bidi="sw_KE"/>
-        </w:rPr>
-      </w:r>
-    </w:p>
-    <w:p>
-      <w:pPr>
-        <w:pStyle w:val="Heading2"/>
-      </w:pPr>
-      <w:r>
-        <w:rPr>
-          <w:lang w:val="sw_KE" w:bidi="sw_KE"/>
-        </w:rPr>
-        <w:t>kizazi</w:t>
-      </w:r>
-      <w:r>
-        <w:rPr>
-          <w:lang w:val="sw_KE" w:bidi="sw_KE"/>
-        </w:rPr>
-      </w:r>
-    </w:p>
-    <w:p>
-      <w:pPr/>
-      <w:r>
-        <w:rPr>
-          <w:lang w:val="sw_KE" w:bidi="sw_KE"/>
-        </w:rPr>
-      </w:r>
-      <w:r>
-        <w:rPr>
-          <w:b/>
-          <w:lang w:val="sw_KE" w:bidi="sw_KE"/>
-        </w:rPr>
-        <w:t>kizazi</w:t>
-      </w:r>
-      <w:r>
-        <w:rPr>
-          <w:lang w:val="sw_KE" w:bidi="sw_KE"/>
-        </w:rPr>
-        <w:t xml:space="preserve"> cha mtu ni watoto wake na wajukuu na vizazi vyote vijavyo kutoka kwa kizazi kimoja cha familia. </w:t>
-      </w:r>
-      <w:r>
-        <w:rPr>
-          <w:b/>
-          <w:lang w:val="sw_KE" w:bidi="sw_KE"/>
-        </w:rPr>
-        <w:t>waisraeli</w:t>
-      </w:r>
-      <w:r>
-        <w:rPr>
-          <w:lang w:val="sw_KE" w:bidi="sw_KE"/>
-        </w:rPr>
-        <w:t xml:space="preserve"> ni kizazi cha Yakobo na mjukuu wa </w:t>
-      </w:r>
-      <w:r>
-        <w:rPr>
-          <w:b/>
-          <w:lang w:val="sw_KE" w:bidi="sw_KE"/>
-        </w:rPr>
-        <w:t>Ibrahimu</w:t>
-      </w:r>
-      <w:r>
-        <w:rPr>
-          <w:lang w:val="sw_KE" w:bidi="sw_KE"/>
-        </w:rPr>
-        <w:t xml:space="preserve"> Yakobo ni babu wa Waisraeli</w:t>
-      </w:r>
-      <w:r>
-        <w:rPr>
-          <w:lang w:val="sw_KE" w:bidi="sw_KE"/>
-        </w:rPr>
-      </w:r>
-      <w:r>
-        <w:rPr>
-          <w:lang w:val="sw_KE" w:bidi="sw_KE"/>
-        </w:rPr>
-      </w:r>
-    </w:p>
-    <w:p>
-      <w:pPr/>
-      <w:r>
-        <w:rPr>
-          <w:lang w:val="sw_KE" w:bidi="sw_KE"/>
-        </w:rPr>
-      </w:r>
-    </w:p>
-    <w:p>
-      <w:pPr>
-        <w:pStyle w:val="Heading2"/>
-      </w:pPr>
-      <w:r>
-        <w:rPr>
-          <w:lang w:val="sw_KE" w:bidi="sw_KE"/>
-        </w:rPr>
-        <w:t>koti ya kiyahudi</w:t>
-      </w:r>
-      <w:r>
-        <w:rPr>
-          <w:lang w:val="sw_KE" w:bidi="sw_KE"/>
-        </w:rPr>
-      </w:r>
-    </w:p>
-    <w:p>
-      <w:pPr/>
-      <w:r>
-        <w:rPr>
-          <w:lang w:val="sw_KE" w:bidi="sw_KE"/>
-        </w:rPr>
-      </w:r>
-      <w:r>
-        <w:rPr>
-          <w:lang w:val="sw_KE" w:bidi="sw_KE"/>
-        </w:rPr>
-        <w:t>Huyu</w:t>
-      </w:r>
-      <w:r>
-        <w:rPr>
-          <w:b/>
-          <w:lang w:val="sw_KE" w:bidi="sw_KE"/>
-        </w:rPr>
-        <w:t xml:space="preserve"> Sanhedrini</w:t>
-      </w:r>
-      <w:r>
-        <w:rPr>
-          <w:lang w:val="sw_KE" w:bidi="sw_KE"/>
-        </w:rPr>
-        <w:t xml:space="preserve"> ni jina la kikundi cha viongozi wa </w:t>
-      </w:r>
-      <w:r>
-        <w:rPr>
-          <w:b/>
-          <w:lang w:val="sw_KE" w:bidi="sw_KE"/>
-        </w:rPr>
-        <w:t>Kiyahudi</w:t>
-      </w:r>
-      <w:r>
-        <w:rPr>
-          <w:lang w:val="sw_KE" w:bidi="sw_KE"/>
-        </w:rPr>
-        <w:t xml:space="preserve"> ambao wanachaguliwa kufanya maamuzi kwa niaba ya watu, hasa kuhusiana na dini. Katika wakati wa Agano Jipya, </w:t>
-      </w:r>
-      <w:hyperlink r:id="rId18">
-        <w:r>
-          <w:rPr>
-            <w:lang w:val="sw_KE" w:bidi="sw_KE"/>
-          </w:rPr>
-          <w:rPr>
-            <w:color w:val="0000EE"/>
-            <w:u w:val="single"/>
-          </w:rPr>
-          <w:t>Israeli</w:t>
-        </w:r>
-      </w:hyperlink>
-      <w:r>
-        <w:rPr>
-          <w:lang w:val="sw_KE" w:bidi="sw_KE"/>
-        </w:rPr>
-        <w:t xml:space="preserve"> ilitawaliwa na watu wa Kirumi, lakini Wayahudi wangeweza kuamua mambo fulani wenyewe. Maamuzi haya yalifanyika katika Sanhedrini. Sanhedrini ilisikiliza kesi za mahakama na kutoa hukumu kulingana na sheria ya kidini. Walipokutana kwa kesi, kwa kawaida waliketi katika duara ili wote waweze kuonana. Mtu anayeshtakiwa aliketi katikati ya mduara huo.</w:t>
-      </w:r>
-    </w:p>
-    <w:p>
-      <w:pPr/>
-      <w:r>
-        <w:rPr>
-          <w:lang w:val="sw_KE" w:bidi="sw_KE"/>
-        </w:rPr>
-      </w:r>
-      <w:r>
-        <w:rPr>
-          <w:lang w:val="sw_KE" w:bidi="sw_KE"/>
-        </w:rPr>
-        <w:t xml:space="preserve">Jina lingine la Sanhedrini ni mahakama ya </w:t>
-      </w:r>
-      <w:r>
-        <w:rPr>
-          <w:b/>
-          <w:lang w:val="sw_KE" w:bidi="sw_KE"/>
-        </w:rPr>
-        <w:t>Kiyahudi</w:t>
-      </w:r>
-      <w:r>
-        <w:rPr>
-          <w:lang w:val="sw_KE" w:bidi="sw_KE"/>
-        </w:rPr>
-        <w:t xml:space="preserve">, au </w:t>
-      </w:r>
-      <w:r>
-        <w:rPr>
-          <w:b/>
-          <w:lang w:val="sw_KE" w:bidi="sw_KE"/>
-        </w:rPr>
-        <w:t>Baraza la Kiyahudi</w:t>
-      </w:r>
-      <w:r>
-        <w:rPr>
-          <w:lang w:val="sw_KE" w:bidi="sw_KE"/>
-        </w:rPr>
-        <w:t>.</w:t>
-      </w:r>
-    </w:p>
-    <w:p>
-      <w:pPr/>
-      <w:r>
-        <w:rPr>
-          <w:lang w:val="sw_KE" w:bidi="sw_KE"/>
-        </w:rPr>
-      </w:r>
-      <w:r>
-        <w:rPr>
-          <w:lang w:val="sw_KE" w:bidi="sw_KE"/>
-        </w:rPr>
-        <w:t xml:space="preserve">Hatujui mengi kuhusu Sanhedrini. Inaonekana kwamba viongozi wa kidini kama </w:t>
-      </w:r>
-      <w:r>
-        <w:rPr>
-          <w:b/>
-          <w:lang w:val="sw_KE" w:bidi="sw_KE"/>
-        </w:rPr>
-        <w:t>makuhani</w:t>
-      </w:r>
-      <w:r>
-        <w:rPr>
-          <w:lang w:val="sw_KE" w:bidi="sw_KE"/>
-        </w:rPr>
-        <w:t xml:space="preserve">, </w:t>
-      </w:r>
-      <w:r>
-        <w:rPr>
-          <w:b/>
-          <w:lang w:val="sw_KE" w:bidi="sw_KE"/>
-        </w:rPr>
-        <w:t>Masadukayo</w:t>
-      </w:r>
-      <w:r>
-        <w:rPr>
-          <w:lang w:val="sw_KE" w:bidi="sw_KE"/>
-        </w:rPr>
-        <w:t xml:space="preserve">, na </w:t>
-      </w:r>
-      <w:r>
-        <w:rPr>
-          <w:b/>
-          <w:lang w:val="sw_KE" w:bidi="sw_KE"/>
-        </w:rPr>
-        <w:t>Mafarisayo</w:t>
-      </w:r>
-      <w:r>
-        <w:rPr>
-          <w:lang w:val="sw_KE" w:bidi="sw_KE"/>
-        </w:rPr>
-        <w:t xml:space="preserve"> walikuwa sehemu ya kikundi hiki. Watu wengine matajiri ambao hawakuwa viongozi wa kidini huenda walikuwa sehemu ya Sanhedrini. Kuhani muhimu zaidi, </w:t>
-      </w:r>
-      <w:hyperlink r:id="rId29">
-        <w:r>
-          <w:rPr>
-            <w:lang w:val="sw_KE" w:bidi="sw_KE"/>
-          </w:rPr>
-          <w:rPr>
-            <w:color w:val="0000EE"/>
-            <w:u w:val="single"/>
-          </w:rPr>
-          <w:t>kuhani mkuu</w:t>
-        </w:r>
-      </w:hyperlink>
-      <w:r>
-        <w:rPr>
-          <w:lang w:val="sw_KE" w:bidi="sw_KE"/>
-        </w:rPr>
-        <w:t>, huenda alikuwa kiongozi wa Sanhedrini.</w:t>
-      </w:r>
-    </w:p>
-    <w:p>
-      <w:pPr/>
-      <w:r>
-        <w:rPr>
-          <w:lang w:val="sw_KE" w:bidi="sw_KE"/>
-        </w:rPr>
-      </w:r>
-      <w:r>
-        <w:rPr>
-          <w:lang w:val="sw_KE" w:bidi="sw_KE"/>
-        </w:rPr>
-        <w:t>Ikiwa ulikuwa mshiriki wa Sanhedrini, ulikuwa mtu muhimu.</w:t>
-      </w:r>
-    </w:p>
-    <w:p>
-      <w:pPr/>
-      <w:r>
-        <w:rPr>
-          <w:lang w:val="sw_KE" w:bidi="sw_KE"/>
-        </w:rPr>
-      </w:r>
-      <w:r>
-        <w:rPr>
-          <w:lang w:val="sw_KE" w:bidi="sw_KE"/>
-        </w:rPr>
-        <w:t xml:space="preserve">Watu ambao waliunda Sanhedrini mara nyingi walikuwa kinyume na Yesu. Walikuwa na jukumu la kumkabidhi kwa serikali ya Kirumi, na kwa kutaka kifo chake. Baada ya kifo na </w:t>
-      </w:r>
-      <w:hyperlink r:id="rId30">
-        <w:r>
-          <w:rPr>
-            <w:lang w:val="sw_KE" w:bidi="sw_KE"/>
-          </w:rPr>
-          <w:rPr>
-            <w:color w:val="0000EE"/>
-            <w:u w:val="single"/>
-          </w:rPr>
-          <w:t>ufufuo</w:t>
-        </w:r>
-      </w:hyperlink>
-      <w:r>
-        <w:rPr>
-          <w:lang w:val="sw_KE" w:bidi="sw_KE"/>
-        </w:rPr>
-        <w:t xml:space="preserve"> wa Yesu, Sanhedrini iliwakamata wanafunzi </w:t>
-      </w:r>
-      <w:r>
-        <w:rPr>
-          <w:b/>
-          <w:lang w:val="sw_KE" w:bidi="sw_KE"/>
-        </w:rPr>
-        <w:t>kadhaa</w:t>
-      </w:r>
-      <w:r>
-        <w:rPr>
-          <w:lang w:val="sw_KE" w:bidi="sw_KE"/>
-        </w:rPr>
-        <w:t xml:space="preserve"> wa Yesu.</w:t>
-      </w:r>
-      <w:r>
-        <w:rPr>
-          <w:lang w:val="sw_KE" w:bidi="sw_KE"/>
-        </w:rPr>
-      </w:r>
-      <w:r>
-        <w:rPr>
-          <w:lang w:val="sw_KE" w:bidi="sw_KE"/>
-        </w:rPr>
-      </w:r>
-    </w:p>
-    <w:p>
-      <w:pPr/>
-      <w:r>
-        <w:rPr>
-          <w:lang w:val="sw_KE" w:bidi="sw_KE"/>
-        </w:rPr>
-      </w:r>
-    </w:p>
-    <w:p>
-      <w:pPr>
-        <w:pStyle w:val="Heading2"/>
-      </w:pPr>
-      <w:r>
-        <w:rPr>
-          <w:lang w:val="sw_KE" w:bidi="sw_KE"/>
-        </w:rPr>
-        <w:t>Kristo</w:t>
-      </w:r>
-      <w:r>
-        <w:rPr>
-          <w:lang w:val="sw_KE" w:bidi="sw_KE"/>
-        </w:rPr>
-      </w:r>
-    </w:p>
-    <w:p>
-      <w:pPr/>
-      <w:r>
-        <w:rPr>
-          <w:lang w:val="sw_KE" w:bidi="sw_KE"/>
-        </w:rPr>
-      </w:r>
-      <w:r>
-        <w:rPr>
-          <w:lang w:val="sw_KE" w:bidi="sw_KE"/>
-        </w:rPr>
-        <w:t xml:space="preserve">Neno </w:t>
-      </w:r>
-      <w:r>
-        <w:rPr>
-          <w:b/>
-          <w:lang w:val="sw_KE" w:bidi="sw_KE"/>
-        </w:rPr>
-        <w:t>Kristo</w:t>
-      </w:r>
-      <w:r>
-        <w:rPr>
-          <w:lang w:val="sw_KE" w:bidi="sw_KE"/>
-        </w:rPr>
-        <w:t xml:space="preserve"> ni sawa na neno </w:t>
-      </w:r>
-      <w:hyperlink r:id="rId31">
-        <w:r>
-          <w:rPr>
-            <w:lang w:val="sw_KE" w:bidi="sw_KE"/>
-          </w:rPr>
-          <w:rPr>
-            <w:color w:val="0000EE"/>
-            <w:u w:val="single"/>
-          </w:rPr>
-          <w:t>Masihi</w:t>
-        </w:r>
-      </w:hyperlink>
-      <w:r>
-        <w:rPr>
-          <w:lang w:val="sw_KE" w:bidi="sw_KE"/>
-        </w:rPr>
-        <w:t xml:space="preserve">. Kristo ni neno la </w:t>
-      </w:r>
-      <w:r>
-        <w:rPr>
-          <w:b/>
-          <w:lang w:val="sw_KE" w:bidi="sw_KE"/>
-        </w:rPr>
-        <w:t>Kigiriki,</w:t>
-      </w:r>
-      <w:r>
-        <w:rPr>
-          <w:lang w:val="sw_KE" w:bidi="sw_KE"/>
-        </w:rPr>
-        <w:t xml:space="preserve"> na Masihi ni neno lile katika </w:t>
-      </w:r>
-      <w:hyperlink r:id="rId32">
-        <w:r>
-          <w:rPr>
-            <w:lang w:val="sw_KE" w:bidi="sw_KE"/>
-          </w:rPr>
-          <w:rPr>
-            <w:color w:val="0000EE"/>
-            <w:u w:val="single"/>
-          </w:rPr>
-          <w:t>Kiebrania.</w:t>
-        </w:r>
-      </w:hyperlink>
-      <w:r>
-        <w:rPr>
-          <w:lang w:val="sw_KE" w:bidi="sw_KE"/>
-        </w:rPr>
-        <w:t xml:space="preserve"> Kigiriki ni lugha ya Agano Jipya, wakati Kiebrania ni lugha ya Agano la Kale.</w:t>
-      </w:r>
-    </w:p>
-    <w:p>
-      <w:pPr/>
-      <w:r>
-        <w:rPr>
-          <w:lang w:val="sw_KE" w:bidi="sw_KE"/>
-        </w:rPr>
-      </w:r>
-      <w:r>
-        <w:rPr>
-          <w:lang w:val="sw_KE" w:bidi="sw_KE"/>
-        </w:rPr>
-        <w:t xml:space="preserve">Neno "Masihi" linamaanisha </w:t>
-      </w:r>
-      <w:hyperlink r:id="rId33">
-        <w:r>
-          <w:rPr>
-            <w:lang w:val="sw_KE" w:bidi="sw_KE"/>
-          </w:rPr>
-          <w:rPr>
-            <w:color w:val="0000EE"/>
-            <w:u w:val="single"/>
-          </w:rPr>
-          <w:t>mfalme</w:t>
-        </w:r>
-      </w:hyperlink>
-      <w:r>
-        <w:rPr>
-          <w:lang w:val="sw_KE" w:bidi="sw_KE"/>
-        </w:rPr>
-        <w:t xml:space="preserve"> maalum na </w:t>
-      </w:r>
-      <w:hyperlink r:id="rId34">
-        <w:r>
-          <w:rPr>
-            <w:lang w:val="sw_KE" w:bidi="sw_KE"/>
-          </w:rPr>
-          <w:rPr>
-            <w:color w:val="0000EE"/>
-            <w:u w:val="single"/>
-          </w:rPr>
-          <w:t>Mwokozi</w:t>
-        </w:r>
-      </w:hyperlink>
-      <w:r>
-        <w:rPr>
-          <w:lang w:val="sw_KE" w:bidi="sw_KE"/>
-        </w:rPr>
-        <w:t xml:space="preserve"> ambaye Mungu alikuwa ameahidi kutuma.</w:t>
-      </w:r>
-    </w:p>
-    <w:p>
-      <w:pPr/>
-      <w:r>
-        <w:rPr>
-          <w:lang w:val="sw_KE" w:bidi="sw_KE"/>
-        </w:rPr>
-      </w:r>
-      <w:r>
-        <w:rPr>
-          <w:lang w:val="sw_KE" w:bidi="sw_KE"/>
-        </w:rPr>
-        <w:t xml:space="preserve">Masihi kwa kweli alimaanisha mtu ambaye alitiwa </w:t>
-      </w:r>
-      <w:r>
-        <w:rPr>
-          <w:b/>
-          <w:lang w:val="sw_KE" w:bidi="sw_KE"/>
-        </w:rPr>
-        <w:t>mafuta</w:t>
-      </w:r>
-      <w:r>
-        <w:rPr>
-          <w:lang w:val="sw_KE" w:bidi="sw_KE"/>
-        </w:rPr>
-        <w:t xml:space="preserve">. Hiyo ilimaanisha kwamba mtu mwingine alikuwa amemwaga mafuta juu yao. Hii ilikuwa ishara kwamba Mungu alikuwa amempa mtu huyu kazi maalum. Kwa mfano, Katika Agano la Kale, Mungu alimwambia </w:t>
-      </w:r>
-      <w:hyperlink r:id="rId35">
-        <w:r>
-          <w:rPr>
-            <w:lang w:val="sw_KE" w:bidi="sw_KE"/>
-          </w:rPr>
-          <w:rPr>
-            <w:color w:val="0000EE"/>
-            <w:u w:val="single"/>
-          </w:rPr>
-          <w:t>nabii</w:t>
-        </w:r>
-      </w:hyperlink>
-      <w:r>
-        <w:rPr>
-          <w:lang w:val="sw_KE" w:bidi="sw_KE"/>
-        </w:rPr>
-        <w:t xml:space="preserve"> Samweli amwagie </w:t>
-      </w:r>
-      <w:hyperlink r:id="rId36">
-        <w:r>
-          <w:rPr>
-            <w:lang w:val="sw_KE" w:bidi="sw_KE"/>
-          </w:rPr>
-          <w:rPr>
-            <w:color w:val="0000EE"/>
-            <w:u w:val="single"/>
-          </w:rPr>
-          <w:t>Daudi</w:t>
-        </w:r>
-      </w:hyperlink>
-      <w:r>
-        <w:rPr>
-          <w:lang w:val="sw_KE" w:bidi="sw_KE"/>
-        </w:rPr>
-        <w:t xml:space="preserve">. mafuta. Hii ilikuwa ishara kwamba Mungu alimchagua Daudi kuwa mfalme anayefuata wa </w:t>
-      </w:r>
-      <w:hyperlink r:id="rId18">
-        <w:r>
-          <w:rPr>
-            <w:lang w:val="sw_KE" w:bidi="sw_KE"/>
-          </w:rPr>
-          <w:rPr>
-            <w:color w:val="0000EE"/>
-            <w:u w:val="single"/>
-          </w:rPr>
-          <w:t>Israeli</w:t>
-        </w:r>
-      </w:hyperlink>
-      <w:r>
-        <w:rPr>
-          <w:lang w:val="sw_KE" w:bidi="sw_KE"/>
-        </w:rPr>
-        <w:t>.</w:t>
-      </w:r>
-    </w:p>
-    <w:p>
-      <w:pPr/>
-      <w:r>
-        <w:rPr>
-          <w:lang w:val="sw_KE" w:bidi="sw_KE"/>
-        </w:rPr>
-      </w:r>
-      <w:r>
-        <w:rPr>
-          <w:lang w:val="sw_KE" w:bidi="sw_KE"/>
-        </w:rPr>
-        <w:t>Baadaye, watu walimwita mtu aliyetiwa mafuta ikiwa Mungu angemteua mtu huyo kwa kazi maalum, hata kama hakuna mtu alikuwa amemwaga mafuta vichwa vyao.</w:t>
-      </w:r>
-    </w:p>
-    <w:p>
-      <w:pPr/>
-      <w:r>
-        <w:rPr>
-          <w:lang w:val="sw_KE" w:bidi="sw_KE"/>
-        </w:rPr>
-      </w:r>
-      <w:r>
-        <w:rPr>
-          <w:lang w:val="sw_KE" w:bidi="sw_KE"/>
-        </w:rPr>
-        <w:t xml:space="preserve">Daudi akawa mfalme mpendwa zaidi wa Israeli. Lakini baada ya Daudi, watu wengine walitawala Israeli, na wengi wao hawakuwa wafalme wazuri. Wafalme hawa waliwaongoza watu mbali na Mungu, na kwa hivyo Mungu alipaswa kuwaadhibu watu. Nchi ya Israeli iliharibiwa, na kuja chini ya udhibiti wa </w:t>
-      </w:r>
-      <w:r>
-        <w:rPr>
-          <w:b/>
-          <w:lang w:val="sw_KE" w:bidi="sw_KE"/>
-        </w:rPr>
-        <w:t>mataifa</w:t>
-      </w:r>
-      <w:r>
-        <w:rPr>
-          <w:lang w:val="sw_KE" w:bidi="sw_KE"/>
-        </w:rPr>
-        <w:t xml:space="preserve"> mengine. Lakini bado, Mungu aliwaahidi watu wa Israeli kwamba atawaletea mfalme mpya. Mfalme huyu angewaokoa watu kutoka kwa shida zao. Mfalme huyu angekuwa mzao wa Daudi.</w:t>
-      </w:r>
-    </w:p>
-    <w:p>
-      <w:pPr/>
-      <w:r>
-        <w:rPr>
-          <w:lang w:val="sw_KE" w:bidi="sw_KE"/>
-        </w:rPr>
-      </w:r>
-      <w:r>
-        <w:rPr>
-          <w:lang w:val="sw_KE" w:bidi="sw_KE"/>
-        </w:rPr>
-        <w:t xml:space="preserve">Waisraeli </w:t>
-      </w:r>
-      <w:r>
-        <w:rPr>
-          <w:b/>
-          <w:lang w:val="sw_KE" w:bidi="sw_KE"/>
-        </w:rPr>
-        <w:t>walianza</w:t>
-      </w:r>
-      <w:r>
-        <w:rPr>
-          <w:lang w:val="sw_KE" w:bidi="sw_KE"/>
-        </w:rPr>
-        <w:t xml:space="preserve"> kuwita mfalme huyu ambaye Mungu aliahidi kumtuma kama "Masihi," ambayo ilimaanisha "aliyetiwa mafuta."</w:t>
-      </w:r>
-    </w:p>
-    <w:p>
-      <w:pPr/>
-      <w:r>
-        <w:rPr>
-          <w:lang w:val="sw_KE" w:bidi="sw_KE"/>
-        </w:rPr>
-      </w:r>
-      <w:r>
-        <w:rPr>
-          <w:lang w:val="sw_KE" w:bidi="sw_KE"/>
-        </w:rPr>
-        <w:t xml:space="preserve">Yesu alipokuja, aliwaonyesha watu kwamba yeye ni </w:t>
-      </w:r>
-      <w:r>
-        <w:rPr>
-          <w:b/>
-          <w:lang w:val="sw_KE" w:bidi="sw_KE"/>
-        </w:rPr>
-        <w:t>Masihi</w:t>
-      </w:r>
-      <w:r>
-        <w:rPr>
-          <w:lang w:val="sw_KE" w:bidi="sw_KE"/>
-        </w:rPr>
-        <w:t xml:space="preserve"> ambaye Mungu alikuwa ameahidi kutuma. Yesu alikuwa mzao wa Daudi. Yesu alithibitisha kwamba Mungu alikuwa amemteua kwa njia ya nguvu na mamlaka ya ajabu ambayo </w:t>
-      </w:r>
-      <w:hyperlink r:id="rId37">
-        <w:r>
-          <w:rPr>
-            <w:lang w:val="sw_KE" w:bidi="sw_KE"/>
-          </w:rPr>
-          <w:rPr>
-            <w:color w:val="0000EE"/>
-            <w:u w:val="single"/>
-          </w:rPr>
-          <w:t>alikuwa</w:t>
-        </w:r>
-      </w:hyperlink>
-      <w:r>
-        <w:rPr>
-          <w:lang w:val="sw_KE" w:bidi="sw_KE"/>
-        </w:rPr>
-        <w:t xml:space="preserve"> nayo.</w:t>
-      </w:r>
-    </w:p>
-    <w:p>
-      <w:pPr/>
-      <w:r>
-        <w:rPr>
-          <w:lang w:val="sw_KE" w:bidi="sw_KE"/>
-        </w:rPr>
-      </w:r>
-      <w:r>
-        <w:rPr>
-          <w:lang w:val="sw_KE" w:bidi="sw_KE"/>
-        </w:rPr>
-        <w:t xml:space="preserve">Yesu hakuwahi kuwaambia watu moja kwa moja "Mimi ni Masihi!" Hii ni kwa sababu watu bado hawakujua kweli ingemaanisha nini kwa Yesu kuwa Masihi. Waliamini </w:t>
-      </w:r>
-      <w:r>
-        <w:rPr>
-          <w:b/>
-          <w:lang w:val="sw_KE" w:bidi="sw_KE"/>
-        </w:rPr>
-        <w:t>kimakosa</w:t>
-      </w:r>
-      <w:r>
-        <w:rPr>
-          <w:lang w:val="sw_KE" w:bidi="sw_KE"/>
-        </w:rPr>
-        <w:t xml:space="preserve"> kwamba Masihi angeweza kurejesha ufalme wa Israeli na kuwapa nguvu ya kisiasa. Yesu badala yake alijiita "</w:t>
-      </w:r>
-      <w:hyperlink r:id="rId38">
-        <w:r>
-          <w:rPr>
-            <w:lang w:val="sw_KE" w:bidi="sw_KE"/>
-          </w:rPr>
-          <w:rPr>
-            <w:color w:val="0000EE"/>
-            <w:u w:val="single"/>
-          </w:rPr>
-          <w:t>Mwana wa Adamu</w:t>
-        </w:r>
-      </w:hyperlink>
-      <w:r>
-        <w:rPr>
-          <w:lang w:val="sw_KE" w:bidi="sw_KE"/>
-        </w:rPr>
-        <w:t>," ambayo ilikuwa njia isiyo ya moja kwa moja ya kusema kwamba alikuwa Masihi.</w:t>
-      </w:r>
-    </w:p>
-    <w:p>
-      <w:pPr/>
-      <w:r>
-        <w:rPr>
-          <w:lang w:val="sw_KE" w:bidi="sw_KE"/>
-        </w:rPr>
-      </w:r>
-      <w:r>
-        <w:rPr>
-          <w:lang w:val="sw_KE" w:bidi="sw_KE"/>
-        </w:rPr>
-        <w:t xml:space="preserve">Baada ya Yesu kufufuka kutoka kwa wafu, </w:t>
-      </w:r>
-      <w:r>
-        <w:rPr>
-          <w:b/>
-          <w:lang w:val="sw_KE" w:bidi="sw_KE"/>
-        </w:rPr>
-        <w:t>wanafunzi</w:t>
-      </w:r>
-      <w:r>
-        <w:rPr>
-          <w:lang w:val="sw_KE" w:bidi="sw_KE"/>
-        </w:rPr>
-        <w:t xml:space="preserve"> wake walijua kwa uhakika mkubwa kwamba alikuwa Masihi na walianza kushiriki habari hii njema na watu wengine. Mungu alikuwa amemtuma Mwokozi wake! Lakini Yesu hakuwa Mwokozi ambaye aliwapa watu huru tu kutoka kwa serikali ya kidunia. Yesu alikuwa Mwokozi ambaye alifanya zaidi - Yesu aliwapa watu huru kutoka kwa </w:t>
-      </w:r>
-      <w:hyperlink r:id="rId39">
-        <w:r>
-          <w:rPr>
-            <w:lang w:val="sw_KE" w:bidi="sw_KE"/>
-          </w:rPr>
-          <w:rPr>
-            <w:color w:val="0000EE"/>
-            <w:u w:val="single"/>
-          </w:rPr>
-          <w:t>dhambi</w:t>
-        </w:r>
-      </w:hyperlink>
-      <w:r>
-        <w:rPr>
-          <w:lang w:val="sw_KE" w:bidi="sw_KE"/>
-        </w:rPr>
-        <w:t xml:space="preserve"> na kifo.</w:t>
-      </w:r>
-    </w:p>
-    <w:p>
-      <w:pPr/>
-      <w:r>
-        <w:rPr>
-          <w:lang w:val="sw_KE" w:bidi="sw_KE"/>
-        </w:rPr>
-      </w:r>
-      <w:r>
-        <w:rPr>
-          <w:b/>
-          <w:lang w:val="sw_KE" w:bidi="sw_KE"/>
-        </w:rPr>
-        <w:t>Wakati wa kutafsiri maneno "Masihi" au "Kristo," kuwa mwangalifu kuhusu mambo yafuatayo:</w:t>
-      </w:r>
-      <w:r>
-        <w:rPr>
-          <w:lang w:val="sw_KE" w:bidi="sw_KE"/>
-        </w:rPr>
-      </w:r>
-      <w:r>
-        <w:rPr>
-          <w:lang w:val="sw_KE" w:bidi="sw_KE"/>
-        </w:rPr>
-      </w:r>
-    </w:p>
-    <w:p>
-      <w:pPr/>
-      <w:r>
-        <w:rPr>
-          <w:lang w:val="sw_KE" w:bidi="sw_KE"/>
-        </w:rPr>
-      </w:r>
-    </w:p>
-    <w:p>
-      <w:pPr>
-        <w:pStyle w:val="Heading2"/>
-      </w:pPr>
-      <w:r>
-        <w:rPr>
-          <w:lang w:val="sw_KE" w:bidi="sw_KE"/>
-        </w:rPr>
-        <w:t>kufunga</w:t>
-      </w:r>
-      <w:r>
-        <w:rPr>
-          <w:lang w:val="sw_KE" w:bidi="sw_KE"/>
-        </w:rPr>
-      </w:r>
-    </w:p>
-    <w:p>
-      <w:pPr/>
-      <w:r>
-        <w:rPr>
-          <w:lang w:val="sw_KE" w:bidi="sw_KE"/>
-        </w:rPr>
-      </w:r>
-      <w:r>
-        <w:rPr>
-          <w:lang w:val="sw_KE" w:bidi="sw_KE"/>
-        </w:rPr>
-        <w:t xml:space="preserve">Wakati mtu </w:t>
-      </w:r>
-      <w:r>
-        <w:rPr>
-          <w:b/>
-          <w:lang w:val="sw_KE" w:bidi="sw_KE"/>
-        </w:rPr>
-        <w:t>anafunga</w:t>
-      </w:r>
-      <w:r>
-        <w:rPr>
-          <w:lang w:val="sw_KE" w:bidi="sw_KE"/>
-        </w:rPr>
-        <w:t>, hafai kula au kunywa kitu chochote kwa kiasi fulani cha muda.</w:t>
-      </w:r>
-    </w:p>
-    <w:p>
-      <w:pPr/>
-      <w:r>
-        <w:rPr>
-          <w:lang w:val="sw_KE" w:bidi="sw_KE"/>
-        </w:rPr>
-      </w:r>
-      <w:r>
-        <w:rPr>
-          <w:lang w:val="sw_KE" w:bidi="sw_KE"/>
-        </w:rPr>
-        <w:t xml:space="preserve">Kulikuwa na nyakati fulani katika mwaka ambapo </w:t>
-      </w:r>
-      <w:r>
-        <w:rPr>
-          <w:b/>
-          <w:lang w:val="sw_KE" w:bidi="sw_KE"/>
-        </w:rPr>
-        <w:t>Waisraeli</w:t>
-      </w:r>
-      <w:r>
-        <w:rPr>
-          <w:lang w:val="sw_KE" w:bidi="sw_KE"/>
-        </w:rPr>
-        <w:t xml:space="preserve"> walitakiwa kufunga, lakini watu pia wangeweza kufunga wakati mwingine ikiwa walitaka. Na wakati mwingine watu hawakuwa na budi ila kufunga kwa sababu hapakuwa na chakula.</w:t>
-      </w:r>
-    </w:p>
-    <w:p>
-      <w:pPr/>
-      <w:r>
-        <w:rPr>
-          <w:lang w:val="sw_KE" w:bidi="sw_KE"/>
-        </w:rPr>
-      </w:r>
-      <w:r>
-        <w:rPr>
-          <w:lang w:val="sw_KE" w:bidi="sw_KE"/>
-        </w:rPr>
-        <w:t>Wakati mwingine watu walikuwa wakifunga kwa sababu walikuwa na huzuni kuhusu kitu fulani ambacho kilikuwa kimetokea.</w:t>
-      </w:r>
-    </w:p>
-    <w:p>
-      <w:pPr/>
-      <w:r>
-        <w:rPr>
-          <w:lang w:val="sw_KE" w:bidi="sw_KE"/>
-        </w:rPr>
-      </w:r>
-      <w:r>
-        <w:rPr>
-          <w:lang w:val="sw_KE" w:bidi="sw_KE"/>
-        </w:rPr>
-        <w:t xml:space="preserve">Wakati mwingine watu wakifunga kwa sababu walitaka </w:t>
-      </w:r>
-      <w:r>
-        <w:rPr>
-          <w:b/>
-          <w:lang w:val="sw_KE" w:bidi="sw_KE"/>
-        </w:rPr>
-        <w:t>kutubu</w:t>
-      </w:r>
-      <w:r>
-        <w:rPr>
-          <w:lang w:val="sw_KE" w:bidi="sw_KE"/>
-        </w:rPr>
-        <w:t xml:space="preserve"> au kuomba </w:t>
-      </w:r>
-      <w:hyperlink r:id="rId40">
-        <w:r>
-          <w:rPr>
-            <w:lang w:val="sw_KE" w:bidi="sw_KE"/>
-          </w:rPr>
-          <w:rPr>
-            <w:color w:val="0000EE"/>
-            <w:u w:val="single"/>
-          </w:rPr>
-          <w:t>msamaha</w:t>
-        </w:r>
-      </w:hyperlink>
-      <w:r>
-        <w:rPr>
-          <w:lang w:val="sw_KE" w:bidi="sw_KE"/>
-        </w:rPr>
-        <w:t xml:space="preserve"> kwa </w:t>
-      </w:r>
-      <w:r>
-        <w:rPr>
-          <w:b/>
-          <w:lang w:val="sw_KE" w:bidi="sw_KE"/>
-        </w:rPr>
-        <w:t>dhambi</w:t>
-      </w:r>
-      <w:r>
-        <w:rPr>
-          <w:lang w:val="sw_KE" w:bidi="sw_KE"/>
-        </w:rPr>
-        <w:t xml:space="preserve"> zao. Kufunga wakati huo ilikuwa ishara ya unyenyekevu.</w:t>
-      </w:r>
-    </w:p>
-    <w:p>
-      <w:pPr/>
-      <w:r>
-        <w:rPr>
-          <w:lang w:val="sw_KE" w:bidi="sw_KE"/>
-        </w:rPr>
-      </w:r>
-      <w:r>
-        <w:rPr>
-          <w:lang w:val="sw_KE" w:bidi="sw_KE"/>
-        </w:rPr>
-        <w:t>Wakati mwingine watu walikuwa wakifunga kwa sababu walitaka Mungu awasaidie, au walitaka Mungu awaambie nini cha kufanya. Kufunga basi ilikuwa njia ya kumwonyesha Mungu jinsi tatizo lilivyokuwa kubwa.</w:t>
-      </w:r>
-    </w:p>
-    <w:p>
-      <w:pPr/>
-      <w:r>
-        <w:rPr>
-          <w:lang w:val="sw_KE" w:bidi="sw_KE"/>
-        </w:rPr>
-      </w:r>
-      <w:r>
-        <w:rPr>
-          <w:lang w:val="sw_KE" w:bidi="sw_KE"/>
-        </w:rPr>
-        <w:t xml:space="preserve">Wakati mwingine watu walidhani kwamba ikiwa wangefunga, Mungu angefurahi sana nao na kuwapa walichohitaji lakini waliendelea kufanya mambo ya dhambi! Lakini Mungu aliwaambia watu </w:t>
-      </w:r>
-      <w:r>
-        <w:rPr>
-          <w:b/>
-          <w:lang w:val="sw_KE" w:bidi="sw_KE"/>
-        </w:rPr>
-        <w:t>kupitia</w:t>
-      </w:r>
-      <w:r>
-        <w:rPr>
-          <w:lang w:val="sw_KE" w:bidi="sw_KE"/>
-        </w:rPr>
-        <w:t xml:space="preserve"> kwa manabii wake kwamba hii ilikuwa makosa. Hakuna maana katika kufunga ikiwa humtii Mungu pia.</w:t>
-      </w:r>
-    </w:p>
-    <w:p>
-      <w:pPr/>
-      <w:r>
-        <w:rPr>
-          <w:lang w:val="sw_KE" w:bidi="sw_KE"/>
-        </w:rPr>
-      </w:r>
-      <w:r>
-        <w:rPr>
-          <w:lang w:val="sw_KE" w:bidi="sw_KE"/>
-        </w:rPr>
-        <w:t>Katika nyakati za Yesu wakati mwingine watu wangefunga ili kuwafanya watu wengine wafikiri kwamba walikuwa wazuri sana na watu wa kidini. Lakini Yesu aliwaambia kwamba hawapaswi kufunga ili kufanya waonekane wazuri. Hawapaswi kufanya onyesho kubwa la kufunga kwao mbele ya watu wengine!</w:t>
-      </w:r>
-    </w:p>
-    <w:p>
-      <w:pPr/>
-      <w:r>
-        <w:rPr>
-          <w:lang w:val="sw_KE" w:bidi="sw_KE"/>
-        </w:rPr>
-      </w:r>
-      <w:r>
-        <w:rPr>
-          <w:b/>
-          <w:lang w:val="sw_KE" w:bidi="sw_KE"/>
-        </w:rPr>
-        <w:t>Wakati wa kutafsiri "kufunga," kuwa mwangalifu kuhusu mambo yafuatayo:</w:t>
-      </w:r>
-    </w:p>
-    <w:p>
-      <w:pPr/>
-      <w:r>
-        <w:rPr>
-          <w:lang w:val="sw_KE" w:bidi="sw_KE"/>
-        </w:rPr>
-      </w:r>
-      <w:r>
-        <w:rPr>
-          <w:lang w:val="sw_KE" w:bidi="sw_KE"/>
-        </w:rPr>
-        <w:t>Watu katika tamaduni nyingi wanajua mazoezi ya kufunga. Wakati wa kutafsiri neno "kufunga" kuwa mwangalifu kwamba neno katika lugha yenu halimaanishi kufunga kwa heshima ya mungu fulani, au linatumiwa kufunga katika dini fulani tu. Kuwa mwangalifu pia kwamba neno hilo halitumiwi tu kwa kufunga kwa sababu moja fulani. Huenda ukahitaji kutumia neno tofauti au kifungu ambacho kinaelezea mazoezi ya Biblia ya kufunga.</w:t>
-      </w:r>
-      <w:r>
-        <w:rPr>
-          <w:lang w:val="sw_KE" w:bidi="sw_KE"/>
-        </w:rPr>
-      </w:r>
-      <w:r>
-        <w:rPr>
-          <w:lang w:val="sw_KE" w:bidi="sw_KE"/>
-        </w:rPr>
-      </w:r>
-    </w:p>
-    <w:p>
-      <w:pPr/>
-      <w:r>
-        <w:rPr>
-          <w:lang w:val="sw_KE" w:bidi="sw_KE"/>
-        </w:rPr>
-      </w:r>
-    </w:p>
-    <w:p>
-      <w:pPr>
-        <w:pStyle w:val="Heading2"/>
-      </w:pPr>
-      <w:r>
-        <w:rPr>
-          <w:lang w:val="sw_KE" w:bidi="sw_KE"/>
-        </w:rPr>
-        <w:t>kuhalalisha</w:t>
-      </w:r>
-      <w:r>
-        <w:rPr>
-          <w:lang w:val="sw_KE" w:bidi="sw_KE"/>
-        </w:rPr>
-      </w:r>
-    </w:p>
-    <w:p>
-      <w:pPr/>
-      <w:r>
-        <w:rPr>
-          <w:lang w:val="sw_KE" w:bidi="sw_KE"/>
-        </w:rPr>
-      </w:r>
-      <w:r>
-        <w:rPr>
-          <w:lang w:val="sw_KE" w:bidi="sw_KE"/>
-        </w:rPr>
-        <w:t xml:space="preserve">Mtu </w:t>
-      </w:r>
-      <w:r>
-        <w:rPr>
-          <w:b/>
-          <w:lang w:val="sw_KE" w:bidi="sw_KE"/>
-        </w:rPr>
-        <w:t>anapomheshimu</w:t>
-      </w:r>
-      <w:r>
-        <w:rPr>
-          <w:lang w:val="sw_KE" w:bidi="sw_KE"/>
-        </w:rPr>
-        <w:t xml:space="preserve"> mtu, anatangaza mtu huyo hana hatia. Mungu anapotangaza mtu hana hatia, hiyo inamaanisha mtu huyo ni mwenye </w:t>
-      </w:r>
-      <w:r>
-        <w:rPr>
-          <w:b/>
-          <w:lang w:val="sw_KE" w:bidi="sw_KE"/>
-        </w:rPr>
-        <w:t>haki</w:t>
-      </w:r>
-      <w:r>
-        <w:rPr>
-          <w:lang w:val="sw_KE" w:bidi="sw_KE"/>
-        </w:rPr>
-        <w:t xml:space="preserve"> na ana uhusiano sahihi na Mungu. Katika Agano Jipya, Mungu atamheshimu mtu tu ikiwa anamwamini kama </w:t>
-      </w:r>
-      <w:hyperlink r:id="rId34">
-        <w:r>
-          <w:rPr>
-            <w:lang w:val="sw_KE" w:bidi="sw_KE"/>
-          </w:rPr>
-          <w:rPr>
-            <w:color w:val="0000EE"/>
-            <w:u w:val="single"/>
-          </w:rPr>
-          <w:t>Mwokozi</w:t>
-        </w:r>
-      </w:hyperlink>
-      <w:r>
-        <w:rPr>
-          <w:lang w:val="sw_KE" w:bidi="sw_KE"/>
-        </w:rPr>
-        <w:t xml:space="preserve">, au </w:t>
-      </w:r>
-      <w:hyperlink r:id="rId41">
-        <w:r>
-          <w:rPr>
-            <w:lang w:val="sw_KE" w:bidi="sw_KE"/>
-          </w:rPr>
-          <w:rPr>
-            <w:color w:val="0000EE"/>
-            <w:u w:val="single"/>
-          </w:rPr>
-          <w:t>Kristo</w:t>
-        </w:r>
-      </w:hyperlink>
-      <w:r>
-        <w:rPr>
-          <w:lang w:val="sw_KE" w:bidi="sw_KE"/>
-        </w:rPr>
-        <w:t xml:space="preserve">, ambaye Mungu ametuma kuwaokoa watu kutoka kwa </w:t>
-      </w:r>
-      <w:r>
-        <w:rPr>
-          <w:b/>
-          <w:lang w:val="sw_KE" w:bidi="sw_KE"/>
-        </w:rPr>
-        <w:t>dhambi</w:t>
-      </w:r>
-      <w:r>
-        <w:rPr>
-          <w:lang w:val="sw_KE" w:bidi="sw_KE"/>
-        </w:rPr>
-        <w:t xml:space="preserve"> zao. Hii inamaanisha waumini katika Yesu wanaweza kuwa na uhusiano sahihi na Mungu na Mungu anaheshimu haki.</w:t>
-      </w:r>
-      <w:r>
-        <w:rPr>
-          <w:lang w:val="sw_KE" w:bidi="sw_KE"/>
-        </w:rPr>
-      </w:r>
-      <w:r>
-        <w:rPr>
-          <w:lang w:val="sw_KE" w:bidi="sw_KE"/>
-        </w:rPr>
-      </w:r>
-    </w:p>
-    <w:p>
-      <w:pPr/>
-      <w:r>
-        <w:rPr>
-          <w:lang w:val="sw_KE" w:bidi="sw_KE"/>
-        </w:rPr>
-      </w:r>
-    </w:p>
-    <w:p>
-      <w:pPr>
-        <w:pStyle w:val="Heading2"/>
-      </w:pPr>
-      <w:r>
-        <w:rPr>
-          <w:lang w:val="sw_KE" w:bidi="sw_KE"/>
-        </w:rPr>
-        <w:t>kuhani</w:t>
-      </w:r>
-      <w:r>
-        <w:rPr>
-          <w:lang w:val="sw_KE" w:bidi="sw_KE"/>
-        </w:rPr>
-      </w:r>
-    </w:p>
-    <w:p>
-      <w:pPr/>
-      <w:r>
-        <w:rPr>
-          <w:lang w:val="sw_KE" w:bidi="sw_KE"/>
-        </w:rPr>
-      </w:r>
-      <w:r>
-        <w:rPr>
-          <w:b/>
-          <w:lang w:val="sw_KE" w:bidi="sw_KE"/>
-        </w:rPr>
-        <w:t>Makuhani</w:t>
-      </w:r>
-      <w:r>
-        <w:rPr>
-          <w:lang w:val="sw_KE" w:bidi="sw_KE"/>
-        </w:rPr>
-        <w:t xml:space="preserve"> walikuwa watu ambao walifanya kazi katika hekalu la </w:t>
-      </w:r>
-      <w:hyperlink r:id="rId42">
-        <w:r>
-          <w:rPr>
-            <w:lang w:val="sw_KE" w:bidi="sw_KE"/>
-          </w:rPr>
-          <w:rPr>
-            <w:color w:val="0000EE"/>
-            <w:u w:val="single"/>
-          </w:rPr>
-          <w:t>Mungu</w:t>
-        </w:r>
-      </w:hyperlink>
-      <w:r>
-        <w:rPr>
-          <w:lang w:val="sw_KE" w:bidi="sw_KE"/>
-        </w:rPr>
-        <w:t xml:space="preserve"> katika </w:t>
-      </w:r>
-      <w:hyperlink r:id="rId23">
-        <w:r>
-          <w:rPr>
-            <w:lang w:val="sw_KE" w:bidi="sw_KE"/>
-          </w:rPr>
-          <w:rPr>
-            <w:color w:val="0000EE"/>
-            <w:u w:val="single"/>
-          </w:rPr>
-          <w:t>Yerusalemu</w:t>
-        </w:r>
-      </w:hyperlink>
-      <w:r>
-        <w:rPr>
-          <w:lang w:val="sw_KE" w:bidi="sw_KE"/>
-        </w:rPr>
-        <w:t xml:space="preserve">. Kabla ya watu kujenga hekalu, makuhani walifanya kazi katika hema ya </w:t>
-      </w:r>
-      <w:hyperlink r:id="rId43">
-        <w:r>
-          <w:rPr>
-            <w:lang w:val="sw_KE" w:bidi="sw_KE"/>
-          </w:rPr>
-          <w:rPr>
-            <w:color w:val="0000EE"/>
-            <w:u w:val="single"/>
-          </w:rPr>
-          <w:t>kukutania</w:t>
-        </w:r>
-      </w:hyperlink>
-      <w:r>
-        <w:rPr>
-          <w:lang w:val="sw_KE" w:bidi="sw_KE"/>
-        </w:rPr>
-        <w:t xml:space="preserve">, ambayo ilikuwa hekalu la kubebeka, hema. Hekaluni, na kabla ya hiyo Hema ilikuwa mahali ambapo </w:t>
-      </w:r>
-      <w:hyperlink r:id="rId44">
-        <w:r>
-          <w:rPr>
-            <w:lang w:val="sw_KE" w:bidi="sw_KE"/>
-          </w:rPr>
-          <w:rPr>
-            <w:color w:val="0000EE"/>
-            <w:u w:val="single"/>
-          </w:rPr>
-          <w:t>Waisraeli</w:t>
-        </w:r>
-      </w:hyperlink>
-      <w:r>
-        <w:rPr>
-          <w:lang w:val="sw_KE" w:bidi="sw_KE"/>
-        </w:rPr>
-        <w:t xml:space="preserve"> waliabudu Mungu. Makuhani walikuwa na jukumu la kutoa </w:t>
-      </w:r>
-      <w:r>
-        <w:rPr>
-          <w:b/>
-          <w:lang w:val="sw_KE" w:bidi="sw_KE"/>
-        </w:rPr>
-        <w:t>dhabihu</w:t>
-      </w:r>
-      <w:r>
-        <w:rPr>
-          <w:lang w:val="sw_KE" w:bidi="sw_KE"/>
-        </w:rPr>
-        <w:t xml:space="preserve"> kwa Mungu kwa niaba ya watu. Walitunza hekalu na kuwafundisha watu jinsi ya</w:t>
-      </w:r>
-      <w:hyperlink r:id="rId14">
-        <w:r>
-          <w:rPr>
-            <w:lang w:val="sw_KE" w:bidi="sw_KE"/>
-          </w:rPr>
-          <w:rPr>
-            <w:color w:val="0000EE"/>
-            <w:u w:val="single"/>
-          </w:rPr>
-          <w:t>kumwabudu</w:t>
-        </w:r>
-      </w:hyperlink>
-      <w:r>
-        <w:rPr>
-          <w:lang w:val="sw_KE" w:bidi="sw_KE"/>
-        </w:rPr>
-        <w:t>Mungu.</w:t>
-      </w:r>
-    </w:p>
-    <w:p>
-      <w:pPr/>
-      <w:r>
-        <w:rPr>
-          <w:lang w:val="sw_KE" w:bidi="sw_KE"/>
-        </w:rPr>
-      </w:r>
-      <w:r>
-        <w:rPr>
-          <w:lang w:val="sw_KE" w:bidi="sw_KE"/>
-        </w:rPr>
-        <w:t xml:space="preserve">Mungu ni </w:t>
-      </w:r>
-      <w:hyperlink r:id="rId45">
-        <w:r>
-          <w:rPr>
-            <w:lang w:val="sw_KE" w:bidi="sw_KE"/>
-          </w:rPr>
-          <w:rPr>
-            <w:color w:val="0000EE"/>
-            <w:u w:val="single"/>
-          </w:rPr>
-          <w:t>mtakatifu</w:t>
-        </w:r>
-      </w:hyperlink>
-      <w:r>
-        <w:rPr>
-          <w:lang w:val="sw_KE" w:bidi="sw_KE"/>
-        </w:rPr>
-        <w:t xml:space="preserve"> watu hawawezi kuja tu kwake, kwa sababu watu ni wenye </w:t>
-      </w:r>
-      <w:r>
-        <w:rPr>
-          <w:b/>
-          <w:lang w:val="sw_KE" w:bidi="sw_KE"/>
-        </w:rPr>
-        <w:t>dhambi</w:t>
-      </w:r>
-      <w:r>
-        <w:rPr>
-          <w:lang w:val="sw_KE" w:bidi="sw_KE"/>
-        </w:rPr>
-        <w:t xml:space="preserve">. Kwa sababu watu ni wenye dhambi, ni </w:t>
-      </w:r>
-      <w:r>
-        <w:rPr>
-          <w:b/>
-          <w:lang w:val="sw_KE" w:bidi="sw_KE"/>
-        </w:rPr>
-        <w:t>najisi</w:t>
-      </w:r>
-      <w:r>
-        <w:rPr>
-          <w:lang w:val="sw_KE" w:bidi="sw_KE"/>
-        </w:rPr>
-        <w:t>. Katika Biblia, kuwa najisi ina kuwa haifai kuja mbele ya Mungu. Watu lazima wawe safi kwanza. Kazi ya makuhani ilikuwa kuwafanya watu wasafi—</w:t>
-      </w:r>
-      <w:hyperlink r:id="rId46">
-        <w:r>
-          <w:rPr>
-            <w:lang w:val="sw_KE" w:bidi="sw_KE"/>
-          </w:rPr>
-          <w:rPr>
-            <w:color w:val="0000EE"/>
-            <w:u w:val="single"/>
-          </w:rPr>
-          <w:t>kuwatakasa</w:t>
-        </w:r>
-      </w:hyperlink>
-      <w:r>
-        <w:rPr>
-          <w:lang w:val="sw_KE" w:bidi="sw_KE"/>
-        </w:rPr>
-        <w:t>. Makuhani walifanya hili kwa kutoa</w:t>
-      </w:r>
-      <w:r>
-        <w:rPr>
-          <w:b/>
-          <w:lang w:val="sw_KE" w:bidi="sw_KE"/>
-        </w:rPr>
-        <w:t>dhabihu</w:t>
-      </w:r>
-      <w:r>
-        <w:rPr>
-          <w:lang w:val="sw_KE" w:bidi="sw_KE"/>
-        </w:rPr>
-        <w:t xml:space="preserve">kwa niaba ya watu, na kwa kuwafundisha watu jinsi ya kuishi. Walitenda mila ambazo ziliashiria kwamba watu wakawa safi. Makuhani kwa hivyo walikuwa kati ya Mungu na watu. Makuhani walifanya watu waje mbele ya Mungu na kuendelea kuwa na uhusiano </w:t>
-      </w:r>
-      <w:r>
-        <w:rPr>
-          <w:b/>
-          <w:lang w:val="sw_KE" w:bidi="sw_KE"/>
-        </w:rPr>
-        <w:t>mzuri</w:t>
-      </w:r>
-      <w:r>
-        <w:rPr>
-          <w:lang w:val="sw_KE" w:bidi="sw_KE"/>
-        </w:rPr>
-        <w:t xml:space="preserve"> na Mungu. Waliwatakasa watu, ili Mungu aweze kuja chini na kukutana na watu. Makuhani walikuwa watu muhimu sana kwa </w:t>
-      </w:r>
-      <w:r>
-        <w:rPr>
-          <w:b/>
-          <w:lang w:val="sw_KE" w:bidi="sw_KE"/>
-        </w:rPr>
-        <w:t>Wayahudi</w:t>
-      </w:r>
-      <w:r>
-        <w:rPr>
-          <w:lang w:val="sw_KE" w:bidi="sw_KE"/>
-        </w:rPr>
-        <w:t>. Kwa sababu watu walibakia wenye dhambi, makuhani walipaswa kufanya dhabihu mara nyingi na kuwatakasa watu tena na tena.</w:t>
-      </w:r>
-    </w:p>
-    <w:p>
-      <w:pPr/>
-      <w:r>
-        <w:rPr>
-          <w:lang w:val="sw_KE" w:bidi="sw_KE"/>
-        </w:rPr>
-      </w:r>
-      <w:r>
-        <w:rPr>
-          <w:lang w:val="sw_KE" w:bidi="sw_KE"/>
-        </w:rPr>
-        <w:t xml:space="preserve">Watu fulani tu ndio wangeweza kuwa kuhani. </w:t>
-      </w:r>
-      <w:r>
-        <w:rPr>
-          <w:b/>
-          <w:lang w:val="sw_KE" w:bidi="sw_KE"/>
-        </w:rPr>
-        <w:t>Waisraeli</w:t>
-      </w:r>
-      <w:r>
-        <w:rPr>
-          <w:lang w:val="sw_KE" w:bidi="sw_KE"/>
-        </w:rPr>
-        <w:t xml:space="preserve">waligawanywa katika makabila 12. Kabila moja iliitwa kabila la Lawi, na watu katika kabila hili waliitwa </w:t>
-      </w:r>
-      <w:r>
-        <w:rPr>
-          <w:b/>
-          <w:lang w:val="sw_KE" w:bidi="sw_KE"/>
-        </w:rPr>
-        <w:t>Walawi</w:t>
-      </w:r>
-      <w:r>
-        <w:rPr>
-          <w:lang w:val="sw_KE" w:bidi="sw_KE"/>
-        </w:rPr>
-        <w:t xml:space="preserve">. Musa, ambaye kwa njia yake Mungu aliwapa watu </w:t>
-      </w:r>
-      <w:hyperlink r:id="rId47">
-        <w:r>
-          <w:rPr>
-            <w:lang w:val="sw_KE" w:bidi="sw_KE"/>
-          </w:rPr>
-          <w:rPr>
-            <w:color w:val="0000EE"/>
-            <w:u w:val="single"/>
-          </w:rPr>
-          <w:t>sheria</w:t>
-        </w:r>
-      </w:hyperlink>
-      <w:r>
-        <w:rPr>
-          <w:lang w:val="sw_KE" w:bidi="sw_KE"/>
-        </w:rPr>
-        <w:t xml:space="preserve"> yake, alikuwa Mlawi. Na kaka ya Musa Haruni pia alikuwa Mlawi. Haruni akawa </w:t>
-      </w:r>
-      <w:hyperlink r:id="rId29">
-        <w:r>
-          <w:rPr>
-            <w:lang w:val="sw_KE" w:bidi="sw_KE"/>
-          </w:rPr>
-          <w:rPr>
-            <w:color w:val="0000EE"/>
-            <w:u w:val="single"/>
-          </w:rPr>
-          <w:t>kuhani mkuu</w:t>
-        </w:r>
-      </w:hyperlink>
-      <w:r>
-        <w:rPr>
-          <w:lang w:val="sw_KE" w:bidi="sw_KE"/>
-        </w:rPr>
-        <w:t xml:space="preserve"> wa kwanza wa Wayahudi. Kuhani mkuu alikuwa kuhani muhimu zaidi. Mungu aliwafanya wana wa Haruni wawe makuhani wa kwanza. Kuanzia wakati huo na kuendelea, wazao wote wa kiume wa Haruni </w:t>
-      </w:r>
-      <w:r>
-        <w:rPr>
-          <w:b/>
-          <w:lang w:val="sw_KE" w:bidi="sw_KE"/>
-        </w:rPr>
-        <w:t>wakawa</w:t>
-      </w:r>
-      <w:r>
-        <w:rPr>
-          <w:lang w:val="sw_KE" w:bidi="sw_KE"/>
-        </w:rPr>
-        <w:t xml:space="preserve"> makuhani.</w:t>
-      </w:r>
-    </w:p>
-    <w:p>
-      <w:pPr/>
-      <w:r>
-        <w:rPr>
-          <w:lang w:val="sw_KE" w:bidi="sw_KE"/>
-        </w:rPr>
-      </w:r>
-      <w:r>
-        <w:rPr>
-          <w:lang w:val="sw_KE" w:bidi="sw_KE"/>
-        </w:rPr>
-        <w:t>Kulikuwa pia na Walawi ambao hawakuwa kizazi cha Haruni. Watu hawa pia wakawa muhimu. Walisaidia makuhani katika wajibu wao. Biblia mara nyingi inazungumza kuhusu "makuhani na Walawi." Makuhani wanatajwa tofauti kwa sababu walikuwa muhimu zaidi, ingawa makuhani wenyewe pia ni kizazi kutoka kwa Lawi.</w:t>
-      </w:r>
-    </w:p>
-    <w:p>
-      <w:pPr/>
-      <w:r>
-        <w:rPr>
-          <w:lang w:val="sw_KE" w:bidi="sw_KE"/>
-        </w:rPr>
-      </w:r>
-      <w:r>
-        <w:rPr>
-          <w:lang w:val="sw_KE" w:bidi="sw_KE"/>
-        </w:rPr>
-        <w:t xml:space="preserve">Katika wakati wa Yesu, makuhani wengine pia walikuwa viongozi wa watu. Wanaitwa makuhani wakuu. Hawa wakuu au makuhani wakuu mara nyingi walikuwa watu matajiri ambao walikuwa wakihusiana na kuhani mkuu. Mara nyingi walikuwa wa kikundi cha viongozi wa kidini wanaoitwa </w:t>
-      </w:r>
-      <w:r>
-        <w:rPr>
-          <w:b/>
-          <w:lang w:val="sw_KE" w:bidi="sw_KE"/>
-        </w:rPr>
-        <w:t>Masadukayo</w:t>
-      </w:r>
-      <w:r>
-        <w:rPr>
-          <w:lang w:val="sw_KE" w:bidi="sw_KE"/>
-        </w:rPr>
-        <w:t xml:space="preserve"> na walikuwa baraza la wayahudi, lililoitwa </w:t>
-      </w:r>
-      <w:hyperlink r:id="rId48">
-        <w:r>
-          <w:rPr>
-            <w:lang w:val="sw_KE" w:bidi="sw_KE"/>
-          </w:rPr>
-          <w:rPr>
-            <w:color w:val="0000EE"/>
-            <w:u w:val="single"/>
-          </w:rPr>
-          <w:t>Sanhedrin</w:t>
-        </w:r>
-      </w:hyperlink>
-      <w:r>
-        <w:rPr>
-          <w:lang w:val="sw_KE" w:bidi="sw_KE"/>
-        </w:rPr>
-        <w:t>. Makuhani wakuu mara nyingi waligombana na Yesu.</w:t>
-      </w:r>
-    </w:p>
-    <w:p>
-      <w:pPr/>
-      <w:r>
-        <w:rPr>
-          <w:lang w:val="sw_KE" w:bidi="sw_KE"/>
-        </w:rPr>
-      </w:r>
-      <w:r>
-        <w:rPr>
-          <w:lang w:val="sw_KE" w:bidi="sw_KE"/>
-        </w:rPr>
-        <w:t xml:space="preserve">Watu ambao waliishi katika zinazozunguka </w:t>
-      </w:r>
-      <w:hyperlink r:id="rId18">
-        <w:r>
-          <w:rPr>
-            <w:lang w:val="sw_KE" w:bidi="sw_KE"/>
-          </w:rPr>
-          <w:rPr>
-            <w:color w:val="0000EE"/>
-            <w:u w:val="single"/>
-          </w:rPr>
-          <w:t>Israeli</w:t>
-        </w:r>
-      </w:hyperlink>
-      <w:r>
-        <w:rPr>
-          <w:lang w:val="sw_KE" w:bidi="sw_KE"/>
-        </w:rPr>
-        <w:t xml:space="preserve"> pia walikuwa na watu ambao walikuwa kati ya watu na miungu yao. Biblia pia inawaita watu hawa makuhani, lakini walikuwa tofauti sana na makuhani wa Kiyahudi.</w:t>
-      </w:r>
-    </w:p>
-    <w:p>
-      <w:pPr/>
-      <w:r>
-        <w:rPr>
-          <w:lang w:val="sw_KE" w:bidi="sw_KE"/>
-        </w:rPr>
-      </w:r>
-      <w:r>
-        <w:rPr>
-          <w:b/>
-          <w:lang w:val="sw_KE" w:bidi="sw_KE"/>
-        </w:rPr>
-        <w:t>Unapotafsiri kuhani, kuwa mwangalifu kuhusu mambo yafuatayo:</w:t>
-      </w:r>
-    </w:p>
-    <w:p>
-      <w:pPr/>
-      <w:r>
-        <w:rPr>
-          <w:lang w:val="sw_KE" w:bidi="sw_KE"/>
-        </w:rPr>
-      </w:r>
-      <w:r>
-        <w:rPr>
-          <w:lang w:val="sw_KE" w:bidi="sw_KE"/>
-        </w:rPr>
-        <w:t>Lugha yenu inaweza kuwa na neno linalomaanisha mtu anayetoa dhabihu kwa Mungu. Hili linaweza kuwa neno zuri kwa neno la Biblia la kuhani. Labda unahitaji kufanya mabadiliko kidogo, kama kusema "kuhani wa Mungu." Lakini kuwa mwangalifu ili watu wasichanganikiwe. Labda mambo ambayo "kuhani" katika jamii yako hufanya ni tofauti na yale amayo kuhani wa Biblia hufanya. Labda unahitaji kuunda neno jipya au kifungu cha maneno, kama vile "mtu anayemtolea Mungu dhabihu," au "mtoa dhabihu," au "mtu anayefanya kazi katika hekalu la Mungu." Lakini kumbukeni kwamba pia unahitaji kuwa na neno la Mlawi. Mlawi anaweza kuwa "msaidizi wa kuhani," "msaidizi hekaluni," au "kizazi cha Lawi anayesaidia hekaluni."</w:t>
-      </w:r>
-    </w:p>
-    <w:p>
-      <w:pPr/>
-      <w:r>
-        <w:rPr>
-          <w:lang w:val="sw_KE" w:bidi="sw_KE"/>
-        </w:rPr>
-      </w:r>
-      <w:r>
-        <w:rPr>
-          <w:b/>
-          <w:lang w:val="sw_KE" w:bidi="sw_KE"/>
-        </w:rPr>
-        <w:t>Baadhi</w:t>
-      </w:r>
-      <w:r>
-        <w:rPr>
-          <w:lang w:val="sw_KE" w:bidi="sw_KE"/>
-        </w:rPr>
-        <w:t xml:space="preserve"> ya </w:t>
-      </w:r>
-      <w:hyperlink r:id="rId49">
-        <w:r>
-          <w:rPr>
-            <w:lang w:val="sw_KE" w:bidi="sw_KE"/>
-          </w:rPr>
-          <w:rPr>
-            <w:color w:val="0000EE"/>
-            <w:u w:val="single"/>
-          </w:rPr>
-          <w:t>makanisa</w:t>
-        </w:r>
-      </w:hyperlink>
-      <w:r>
-        <w:rPr>
-          <w:lang w:val="sw_KE" w:bidi="sw_KE"/>
-        </w:rPr>
-        <w:t xml:space="preserve"> ya Kikristo hutumia neno "kuhani" kwa kiongozi katika kanisa. Sio wazo zuri kutumia neno hili "makuhani" katika Biblia, kwa sababu maana ni tofauti kabisa. Kiongozi katika kanisa haitoi dhabihu kama makuhani katika Biblia walivyofanya.</w:t>
-      </w:r>
-    </w:p>
-    <w:p>
-      <w:pPr/>
-      <w:r>
-        <w:rPr>
-          <w:lang w:val="sw_KE" w:bidi="sw_KE"/>
-        </w:rPr>
-      </w:r>
-      <w:r>
-        <w:rPr>
-          <w:lang w:val="sw_KE" w:bidi="sw_KE"/>
-        </w:rPr>
-        <w:t>Kumbukeni kwamba mnahitaji pia neno kwa wakuu wa makuhani-makuhani wakuu-na kuhani mkuu, ambaye ni kuhani mkuu zaidi ya wote.</w:t>
-      </w:r>
-      <w:r>
-        <w:rPr>
-          <w:lang w:val="sw_KE" w:bidi="sw_KE"/>
-        </w:rPr>
-      </w:r>
-      <w:r>
-        <w:rPr>
-          <w:lang w:val="sw_KE" w:bidi="sw_KE"/>
-        </w:rPr>
-      </w:r>
-    </w:p>
-    <w:p>
-      <w:pPr/>
-      <w:r>
-        <w:rPr>
-          <w:lang w:val="sw_KE" w:bidi="sw_KE"/>
-        </w:rPr>
-      </w:r>
-    </w:p>
-    <w:p>
-      <w:pPr>
-        <w:pStyle w:val="Heading2"/>
-      </w:pPr>
-      <w:r>
-        <w:rPr>
-          <w:lang w:val="sw_KE" w:bidi="sw_KE"/>
-        </w:rPr>
-        <w:t>kuhani mkuu</w:t>
-      </w:r>
-      <w:r>
-        <w:rPr>
-          <w:lang w:val="sw_KE" w:bidi="sw_KE"/>
-        </w:rPr>
-      </w:r>
-    </w:p>
-    <w:p>
-      <w:pPr/>
-      <w:r>
-        <w:rPr>
-          <w:lang w:val="sw_KE" w:bidi="sw_KE"/>
-        </w:rPr>
-      </w:r>
-      <w:r>
-        <w:rPr>
-          <w:b/>
-          <w:lang w:val="sw_KE" w:bidi="sw_KE"/>
-        </w:rPr>
-        <w:t>Makuhani</w:t>
-      </w:r>
-      <w:r>
-        <w:rPr>
-          <w:lang w:val="sw_KE" w:bidi="sw_KE"/>
-        </w:rPr>
-        <w:t xml:space="preserve"> walikuwa watu ambao walifanya kazi katika hekalu la </w:t>
-      </w:r>
-      <w:hyperlink r:id="rId42">
-        <w:r>
-          <w:rPr>
-            <w:lang w:val="sw_KE" w:bidi="sw_KE"/>
-          </w:rPr>
-          <w:rPr>
-            <w:color w:val="0000EE"/>
-            <w:u w:val="single"/>
-          </w:rPr>
-          <w:t>Mungu</w:t>
-        </w:r>
-      </w:hyperlink>
-      <w:r>
-        <w:rPr>
-          <w:lang w:val="sw_KE" w:bidi="sw_KE"/>
-        </w:rPr>
-        <w:t xml:space="preserve"> katika </w:t>
-      </w:r>
-      <w:hyperlink r:id="rId23">
-        <w:r>
-          <w:rPr>
-            <w:lang w:val="sw_KE" w:bidi="sw_KE"/>
-          </w:rPr>
-          <w:rPr>
-            <w:color w:val="0000EE"/>
-            <w:u w:val="single"/>
-          </w:rPr>
-          <w:t>Yerusalemu</w:t>
-        </w:r>
-      </w:hyperlink>
-      <w:r>
-        <w:rPr>
-          <w:lang w:val="sw_KE" w:bidi="sw_KE"/>
-        </w:rPr>
-        <w:t xml:space="preserve">. Makuhani walikuwa na jukumu la kutoa </w:t>
-      </w:r>
-      <w:r>
-        <w:rPr>
-          <w:b/>
-          <w:lang w:val="sw_KE" w:bidi="sw_KE"/>
-        </w:rPr>
-        <w:t>dhabihu</w:t>
-      </w:r>
-      <w:r>
-        <w:rPr>
-          <w:lang w:val="sw_KE" w:bidi="sw_KE"/>
-        </w:rPr>
-        <w:t xml:space="preserve"> kwa Mungu kwa niaba ya watu. Walitunza hekalu na kuwafundisha watu jinsi ya </w:t>
-      </w:r>
-      <w:hyperlink r:id="rId14">
-        <w:r>
-          <w:rPr>
-            <w:lang w:val="sw_KE" w:bidi="sw_KE"/>
-          </w:rPr>
-          <w:rPr>
-            <w:color w:val="0000EE"/>
-            <w:u w:val="single"/>
-          </w:rPr>
-          <w:t>kumwabudu</w:t>
-        </w:r>
-      </w:hyperlink>
-      <w:r>
-        <w:rPr>
-          <w:lang w:val="sw_KE" w:bidi="sw_KE"/>
-        </w:rPr>
-        <w:t xml:space="preserve"> Mungu. Makuhani walikuwa kati ya Mungu na watu, na kuifanya iwezekanavyo kwa watu kuja mbele ya Mungu. Kwa sababu </w:t>
-      </w:r>
-      <w:r>
-        <w:rPr>
-          <w:b/>
-          <w:lang w:val="sw_KE" w:bidi="sw_KE"/>
-        </w:rPr>
-        <w:t>watu</w:t>
-      </w:r>
-      <w:r>
-        <w:rPr>
-          <w:lang w:val="sw_KE" w:bidi="sw_KE"/>
-        </w:rPr>
-        <w:t xml:space="preserve"> ni wenye dhambi, ni </w:t>
-      </w:r>
-      <w:r>
-        <w:rPr>
-          <w:b/>
-          <w:lang w:val="sw_KE" w:bidi="sw_KE"/>
-        </w:rPr>
-        <w:t>najisi</w:t>
-      </w:r>
-      <w:r>
-        <w:rPr>
-          <w:lang w:val="sw_KE" w:bidi="sw_KE"/>
-        </w:rPr>
-        <w:t>. Katika Biblia, kuwa najisi ina kuwa haifai kuja mbele ya Mungu. Watu lazima wawe safi kwanza. Kazi ya makuhani ilikuwa kuwafanya watu wasafi—</w:t>
-      </w:r>
-      <w:hyperlink r:id="rId46">
-        <w:r>
-          <w:rPr>
-            <w:lang w:val="sw_KE" w:bidi="sw_KE"/>
-          </w:rPr>
-          <w:rPr>
-            <w:color w:val="0000EE"/>
-            <w:u w:val="single"/>
-          </w:rPr>
-          <w:t>kuwatakasa</w:t>
-        </w:r>
-      </w:hyperlink>
-      <w:r>
-        <w:rPr>
-          <w:lang w:val="sw_KE" w:bidi="sw_KE"/>
-        </w:rPr>
-        <w:t>. Makuhani walifanya hili kwa kutoa dhabihu kwa niaba ya watu, na kwa kuwafundisha watu jinsi ya kuishi.</w:t>
-      </w:r>
-    </w:p>
-    <w:p>
-      <w:pPr/>
-      <w:r>
-        <w:rPr>
-          <w:lang w:val="sw_KE" w:bidi="sw_KE"/>
-        </w:rPr>
-      </w:r>
-      <w:r>
-        <w:rPr>
-          <w:lang w:val="sw_KE" w:bidi="sw_KE"/>
-        </w:rPr>
-        <w:t xml:space="preserve">Mmoja wa makuhani aliitwa kuhani </w:t>
-      </w:r>
-      <w:r>
-        <w:rPr>
-          <w:b/>
-          <w:lang w:val="sw_KE" w:bidi="sw_KE"/>
-        </w:rPr>
-        <w:t>mkuu</w:t>
-      </w:r>
-      <w:r>
-        <w:rPr>
-          <w:lang w:val="sw_KE" w:bidi="sw_KE"/>
-        </w:rPr>
-        <w:t xml:space="preserve">. Kuhani mkuu alikuwa kuhani muhimu zaidi. Kuhani mkuu alikuwa na kazi muhimu sana. Mara moja kwa mwaka kulikuwa na tamasha ambalo liliitwa Siku ya </w:t>
-      </w:r>
-      <w:r>
-        <w:rPr>
-          <w:b/>
-          <w:lang w:val="sw_KE" w:bidi="sw_KE"/>
-        </w:rPr>
-        <w:t>Upatanisho</w:t>
-      </w:r>
-      <w:r>
-        <w:rPr>
-          <w:lang w:val="sw_KE" w:bidi="sw_KE"/>
-        </w:rPr>
-        <w:t xml:space="preserve">. Hii ina maana kitu kama "siku kuu ya msamaha </w:t>
-      </w:r>
-      <w:hyperlink r:id="rId40">
-        <w:r>
-          <w:rPr>
-            <w:lang w:val="sw_KE" w:bidi="sw_KE"/>
-          </w:rPr>
-          <w:rPr>
-            <w:color w:val="0000EE"/>
-            <w:u w:val="single"/>
-          </w:rPr>
-          <w:t>upatanisho</w:t>
-        </w:r>
-      </w:hyperlink>
-      <w:r>
-        <w:rPr>
-          <w:lang w:val="sw_KE" w:bidi="sw_KE"/>
-        </w:rPr>
-        <w:t xml:space="preserve">." Siku hii, kuhani mkuu alitoa dhabihu kwa niaba ya watu wote wa </w:t>
-      </w:r>
-      <w:hyperlink r:id="rId18">
-        <w:r>
-          <w:rPr>
-            <w:lang w:val="sw_KE" w:bidi="sw_KE"/>
-          </w:rPr>
-          <w:rPr>
-            <w:color w:val="0000EE"/>
-            <w:u w:val="single"/>
-          </w:rPr>
-          <w:t>Israeli</w:t>
-        </w:r>
-      </w:hyperlink>
-      <w:r>
-        <w:rPr>
-          <w:lang w:val="sw_KE" w:bidi="sw_KE"/>
-        </w:rPr>
-        <w:t xml:space="preserve"> kuomba msamaha wa dhambi zote ambazo walikuwa wamefanya katika mwaka uliopita. Kuhani mkuu kwanza alipaswa kuomba msamaha kwa dhambi yake mwenyewe, na kisha kwa dhambi ya watu wote. Kuhani mkuu alimuua mwana-kondoo, na kuchukua damu ndani ya hekalu. Sehemu ya mbali zaidi ya hekalu iliitwa </w:t>
-      </w:r>
-      <w:r>
-        <w:rPr>
-          <w:b/>
-          <w:lang w:val="sw_KE" w:bidi="sw_KE"/>
-        </w:rPr>
-        <w:t>Mahali Patakatifu Zaidi</w:t>
-      </w:r>
-      <w:r>
-        <w:rPr>
-          <w:lang w:val="sw_KE" w:bidi="sw_KE"/>
-        </w:rPr>
-        <w:t>. Siku kuu ya msamaha ilikuwa wakati tu katika mwaka ambao mtu yeyote aliruhusiwa kuja mahali hapo. Kuhani mkuu alitumia damu ya mwana-kondoo ambaye aliua na kueneza hii katika Mahali Patakatifu Zaidi. Dhambi za watu zilikuwa zimefanya hekalu takatifu la Mungu lisiwe safi, na kwa kueneza damu, hekalu likawa safi tena. Kwa sababu ya dhabihu ya mwana-kondoo, ilikuwa tena uwezekano kwa Mungu na watu kuwa na uhusiano pamoja.</w:t>
-      </w:r>
-    </w:p>
-    <w:p>
-      <w:pPr/>
-      <w:r>
-        <w:rPr>
-          <w:lang w:val="sw_KE" w:bidi="sw_KE"/>
-        </w:rPr>
-      </w:r>
-      <w:r>
-        <w:rPr>
-          <w:lang w:val="sw_KE" w:bidi="sw_KE"/>
-        </w:rPr>
-        <w:t xml:space="preserve">Baadaye katika Agano Jipya, mwandishi wa kitabu cha Waebrania analinganisha kazi ambayo Yesu alifanya na kazi ya kuhani mkuu katika siku kuu ya msamaha. Yesu aliwafanya watu wasafi—kama vile kuhani mkuu alivyowafanya watu wasafi. Yesu alifanya iwezekanavyo kwa watu na Mungu kuwa na uhusiano tena. Lakini Yesu hakumua mwana-kondoo kufanya hii: Yesu mwenyewe alikufa. Kwa hiyo Yesu alikuwa mwana-kondoo, na pia kuhani mkuu! Lakini Yesu hakuwa na haja ya kuomba msamaha kwa dhambi zake mwenyewe kwanza, kwa sababu Yesu alikuwa hajawahi kutenda dhambi. Na badala ya kuwa na kurudia dhabihu hii mwaka baada ya mwaka, Yesu alifanya hii mara moja na kwa wote, kwa watu wote </w:t>
-      </w:r>
-      <w:r>
-        <w:rPr>
-          <w:b/>
-          <w:lang w:val="sw_KE" w:bidi="sw_KE"/>
-        </w:rPr>
-        <w:t>wanaomwamini</w:t>
-      </w:r>
-      <w:r>
-        <w:rPr>
-          <w:lang w:val="sw_KE" w:bidi="sw_KE"/>
-        </w:rPr>
-        <w:t>.</w:t>
-      </w:r>
-      <w:r>
-        <w:rPr>
-          <w:lang w:val="sw_KE" w:bidi="sw_KE"/>
-        </w:rPr>
-      </w:r>
-      <w:r>
-        <w:rPr>
-          <w:lang w:val="sw_KE" w:bidi="sw_KE"/>
-        </w:rPr>
-      </w:r>
-    </w:p>
-    <w:p>
-      <w:pPr/>
-      <w:r>
-        <w:rPr>
-          <w:lang w:val="sw_KE" w:bidi="sw_KE"/>
-        </w:rPr>
-      </w:r>
-    </w:p>
-    <w:p>
-      <w:pPr>
-        <w:pStyle w:val="Heading2"/>
-      </w:pPr>
-      <w:r>
-        <w:rPr>
-          <w:lang w:val="sw_KE" w:bidi="sw_KE"/>
-        </w:rPr>
-        <w:t>kukomboa</w:t>
-      </w:r>
-      <w:r>
-        <w:rPr>
-          <w:lang w:val="sw_KE" w:bidi="sw_KE"/>
-        </w:rPr>
-      </w:r>
-    </w:p>
-    <w:p>
-      <w:pPr/>
-      <w:r>
-        <w:rPr>
-          <w:lang w:val="sw_KE" w:bidi="sw_KE"/>
-        </w:rPr>
-      </w:r>
-      <w:r>
-        <w:rPr>
-          <w:lang w:val="sw_KE" w:bidi="sw_KE"/>
-        </w:rPr>
-        <w:t>Biblia inatumia maneno ya kidunia kuzungumza kuhusu mambo ya mbinguni. Maneno ya kidunia na mambo ya mbinguni hayalalezi pamoja kwa ukamilifu, lakini yanatupa picha ya manufaa ya Mungu na kile ambacho Mungu anafanya.</w:t>
-      </w:r>
-    </w:p>
-    <w:p>
-      <w:pPr/>
-      <w:r>
-        <w:rPr>
-          <w:lang w:val="sw_KE" w:bidi="sw_KE"/>
-        </w:rPr>
-      </w:r>
-      <w:r>
-        <w:rPr>
-          <w:lang w:val="sw_KE" w:bidi="sw_KE"/>
-        </w:rPr>
-        <w:t xml:space="preserve">Biblia ina njia kadhaa za kusaidia za kuzungumza kuhusu jinsi Mungu </w:t>
-      </w:r>
-      <w:r>
-        <w:rPr>
-          <w:b/>
-          <w:lang w:val="sw_KE" w:bidi="sw_KE"/>
-        </w:rPr>
-        <w:t>anavyowakomboa</w:t>
-      </w:r>
-      <w:r>
-        <w:rPr>
-          <w:lang w:val="sw_KE" w:bidi="sw_KE"/>
-        </w:rPr>
-        <w:t>, au anawaweka huru watu wake.</w:t>
-      </w:r>
-    </w:p>
-    <w:p>
-      <w:pPr/>
-      <w:r>
-        <w:rPr>
-          <w:lang w:val="sw_KE" w:bidi="sw_KE"/>
-        </w:rPr>
-      </w:r>
-      <w:r>
-        <w:rPr>
-          <w:b/>
-          <w:lang w:val="sw_KE" w:bidi="sw_KE"/>
-        </w:rPr>
-        <w:t>Watumwa</w:t>
-      </w:r>
-      <w:r>
-        <w:rPr>
-          <w:lang w:val="sw_KE" w:bidi="sw_KE"/>
-        </w:rPr>
-        <w:t xml:space="preserve"> lazima watumike mabwana wao. Watu ambao wana deni ni lazima walipe deni lao. Unapomkomboa mtu, unamweka huru mtu huyo kutoka kwa deni au utumwa. Hii inaweza kuhusisha kulipa deni la mtu. Mtu ambaye anafunguliwa anakombolewa. Kwa kawaida watu wanawakomboa jamaa au wengine wanaojua. Wakati mwingine mtu mwenye fadhili ambaye ana pesa za kutosha anaweza kumkomboa mgeni anayemwonea huruma.</w:t>
-      </w:r>
-    </w:p>
-    <w:p>
-      <w:pPr/>
-      <w:r>
-        <w:rPr>
-          <w:lang w:val="sw_KE" w:bidi="sw_KE"/>
-        </w:rPr>
-      </w:r>
-      <w:r>
-        <w:rPr>
-          <w:lang w:val="sw_KE" w:bidi="sw_KE"/>
-        </w:rPr>
-        <w:t xml:space="preserve">Mfano mwingine wa ukombozi ni ule wa familia maskini ambayo ni lazima auze ardhi yao kwa sababu fulani. Mungu alikuwa ametoa sheria kwamba shamba katika </w:t>
-      </w:r>
-      <w:hyperlink r:id="rId18">
-        <w:r>
-          <w:rPr>
-            <w:lang w:val="sw_KE" w:bidi="sw_KE"/>
-          </w:rPr>
-          <w:rPr>
-            <w:color w:val="0000EE"/>
-            <w:u w:val="single"/>
-          </w:rPr>
-          <w:t>Israeli</w:t>
-        </w:r>
-      </w:hyperlink>
-      <w:r>
-        <w:rPr>
-          <w:lang w:val="sw_KE" w:bidi="sw_KE"/>
-        </w:rPr>
-        <w:t xml:space="preserve"> inapaswa kukaa ndani ya familia kila wakati. Ikiwa familia ilikuwa maskini sana kwamba walipaswa kuuza sehemu ya ardhi yao, basi jamaa anapaswa kununua kutoka kwao ikiwa inawezekana. Kwa njia hiyo, ardhi ilibakia katika familia. Tunasema kwamba jamaa "aliikomboa" nchi. Wakati mwingine jamaa hakuweza kununua au kukomboa ardhi. Hata hivyo, Mungu alikuwa ametoa sheria kwamba katika kila mwaka wa 50 unaoitwa </w:t>
-      </w:r>
-      <w:r>
-        <w:rPr>
-          <w:b/>
-          <w:lang w:val="sw_KE" w:bidi="sw_KE"/>
-        </w:rPr>
-        <w:t>mwaka wa Yubile</w:t>
-      </w:r>
-      <w:r>
-        <w:rPr>
-          <w:lang w:val="sw_KE" w:bidi="sw_KE"/>
-        </w:rPr>
-        <w:t xml:space="preserve"> ardhi yote ilipaswa kurudi kwa wamiliki wa awali! Kwa njia hiyo, Mungu alihakikisha kwamba hakuna mtu angekuwa maskini sana.</w:t>
-      </w:r>
-    </w:p>
-    <w:p>
-      <w:pPr/>
-      <w:r>
-        <w:rPr>
-          <w:lang w:val="sw_KE" w:bidi="sw_KE"/>
-        </w:rPr>
-      </w:r>
-      <w:r>
-        <w:rPr>
-          <w:lang w:val="sw_KE" w:bidi="sw_KE"/>
-        </w:rPr>
-        <w:t xml:space="preserve">Biblia inatumia picha ya kumnunua mtu bure kuelezea kile ambacho Mungu amefanya kwa watu. Katika Agano la Kale, Mungu aliwakomboa watu wa Israeli kutoka kwa utumwa katika Misri. Mungu hakuwalipa Wamisri chochote ili kuwaweka huru Waisraeli; Mungu aliwapa huru </w:t>
-      </w:r>
-      <w:r>
-        <w:rPr>
-          <w:b/>
-          <w:lang w:val="sw_KE" w:bidi="sw_KE"/>
-        </w:rPr>
-        <w:t>Waisraeli</w:t>
-      </w:r>
-      <w:r>
-        <w:rPr>
-          <w:lang w:val="sw_KE" w:bidi="sw_KE"/>
-        </w:rPr>
-        <w:t xml:space="preserve"> huru kwa sababu Mungu ni mwenye nguvu na mwenye uwezo. Mungu alielezea kile alichofanya kwa Israeli kwa kusema kwamba Aliwakomboa watu wa Israeli.</w:t>
-      </w:r>
-    </w:p>
-    <w:p>
-      <w:pPr/>
-      <w:r>
-        <w:rPr>
-          <w:lang w:val="sw_KE" w:bidi="sw_KE"/>
-        </w:rPr>
-      </w:r>
-      <w:r>
-        <w:rPr>
-          <w:lang w:val="sw_KE" w:bidi="sw_KE"/>
-        </w:rPr>
-        <w:t xml:space="preserve">Katika Agano Jipya, tunajifunza kwamba Mungu amekomboa, au kutuweka huru kutoka kwa utumwa wa </w:t>
-      </w:r>
-      <w:hyperlink r:id="rId39">
-        <w:r>
-          <w:rPr>
-            <w:lang w:val="sw_KE" w:bidi="sw_KE"/>
-          </w:rPr>
-          <w:rPr>
-            <w:color w:val="0000EE"/>
-            <w:u w:val="single"/>
-          </w:rPr>
-          <w:t>dhambi</w:t>
-        </w:r>
-      </w:hyperlink>
-      <w:r>
-        <w:rPr>
-          <w:lang w:val="sw_KE" w:bidi="sw_KE"/>
-        </w:rPr>
-        <w:t>. Wazo la ukombozi, au Mungu anatukomboa, linatuonyesha kile ambacho Mungu amefanya. Hata hivyo, tunapaswa kukumbuka kwamba Mungu hakumlipa mtu yeyote kwa ajili yetu. Mungu hana haja ya kumlipa mtu kitu; yeye ni mwenye nguvu na mwenye nguvu wa kutosha kutuokoa. Lakini Mungu alimtoa mwana wake badala yetu, kama mtu anavyotoa malipo, kutufanya huru kutoka kwa utumwa wa dhambi na uovu. Ni kama Mungu alipa bei kubwa sana kwa hii: maisha yake mwenyewe, maisha ya Yesu. Kwa sababu ya bei hii ya gharama, watu wanaweza kuwa huru. Mungu ametukomboa. Tumepokea ukombozi. Ukombozi ni neno la ajabu ambalo linatusaidia kuelewa Mungu na kile Ambacho amefanya wakati Mungu alitukomboa, au kutufanya huru.</w:t>
-      </w:r>
-      <w:r>
-        <w:rPr>
-          <w:lang w:val="sw_KE" w:bidi="sw_KE"/>
-        </w:rPr>
-      </w:r>
-      <w:r>
-        <w:rPr>
-          <w:lang w:val="sw_KE" w:bidi="sw_KE"/>
-        </w:rPr>
-      </w:r>
-    </w:p>
-    <w:p>
-      <w:pPr/>
-      <w:r>
-        <w:rPr>
-          <w:lang w:val="sw_KE" w:bidi="sw_KE"/>
-        </w:rPr>
-      </w:r>
-    </w:p>
-    <w:p>
-      <w:pPr>
-        <w:pStyle w:val="Heading2"/>
-      </w:pPr>
-      <w:r>
-        <w:rPr>
-          <w:lang w:val="sw_KE" w:bidi="sw_KE"/>
-        </w:rPr>
-        <w:t>kukufuru</w:t>
-      </w:r>
-      <w:r>
-        <w:rPr>
-          <w:lang w:val="sw_KE" w:bidi="sw_KE"/>
-        </w:rPr>
-      </w:r>
-    </w:p>
-    <w:p>
-      <w:pPr/>
-      <w:r>
-        <w:rPr>
-          <w:lang w:val="sw_KE" w:bidi="sw_KE"/>
-        </w:rPr>
-      </w:r>
-      <w:r>
-        <w:rPr>
-          <w:lang w:val="sw_KE" w:bidi="sw_KE"/>
-        </w:rPr>
-        <w:t xml:space="preserve">Kumkufuru </w:t>
-      </w:r>
-      <w:r>
-        <w:rPr>
-          <w:b/>
-          <w:lang w:val="sw_KE" w:bidi="sw_KE"/>
-        </w:rPr>
-        <w:t>mtu</w:t>
-      </w:r>
-      <w:r>
-        <w:rPr>
-          <w:lang w:val="sw_KE" w:bidi="sw_KE"/>
-        </w:rPr>
-        <w:t xml:space="preserve"> inamaanisha kuzungumza maovu </w:t>
-      </w:r>
-      <w:hyperlink r:id="rId50">
-        <w:r>
-          <w:rPr>
-            <w:lang w:val="sw_KE" w:bidi="sw_KE"/>
-          </w:rPr>
-          <w:rPr>
-            <w:color w:val="0000EE"/>
-            <w:u w:val="single"/>
-          </w:rPr>
-          <w:t>kuhusu</w:t>
-        </w:r>
-      </w:hyperlink>
-      <w:r>
-        <w:rPr>
-          <w:lang w:val="sw_KE" w:bidi="sw_KE"/>
-        </w:rPr>
-        <w:t xml:space="preserve"> mtu, na kumtukana mtu. Mtu </w:t>
-      </w:r>
-      <w:r>
-        <w:rPr>
-          <w:b/>
-          <w:lang w:val="sw_KE" w:bidi="sw_KE"/>
-        </w:rPr>
-        <w:t>anayemlaani</w:t>
-      </w:r>
-      <w:r>
-        <w:rPr>
-          <w:lang w:val="sw_KE" w:bidi="sw_KE"/>
-        </w:rPr>
-        <w:t xml:space="preserve"> Mungu, anamtukana Mungu, anamvunja Mungu, au anamfanya Mungu aonekane kuwa na nguvu kidogo au muhimu, anamkufuru Mungu. Adhabu ya kufuru ilikuwa kifo.</w:t>
-      </w:r>
-      <w:r>
-        <w:rPr>
-          <w:lang w:val="sw_KE" w:bidi="sw_KE"/>
-        </w:rPr>
-      </w:r>
-      <w:r>
-        <w:rPr>
-          <w:lang w:val="sw_KE" w:bidi="sw_KE"/>
-        </w:rPr>
-      </w:r>
-    </w:p>
-    <w:p>
-      <w:pPr/>
-      <w:r>
-        <w:rPr>
-          <w:lang w:val="sw_KE" w:bidi="sw_KE"/>
-        </w:rPr>
-      </w:r>
-    </w:p>
-    <w:p>
-      <w:pPr>
-        <w:pStyle w:val="Heading2"/>
-      </w:pPr>
-      <w:r>
-        <w:rPr>
-          <w:lang w:val="sw_KE" w:bidi="sw_KE"/>
-        </w:rPr>
-        <w:t>kumcha Mungu</w:t>
-      </w:r>
-      <w:r>
-        <w:rPr>
-          <w:lang w:val="sw_KE" w:bidi="sw_KE"/>
-        </w:rPr>
-      </w:r>
-    </w:p>
-    <w:p>
-      <w:pPr/>
-      <w:r>
-        <w:rPr>
-          <w:lang w:val="sw_KE" w:bidi="sw_KE"/>
-        </w:rPr>
-      </w:r>
-      <w:r>
-        <w:rPr>
-          <w:lang w:val="sw_KE" w:bidi="sw_KE"/>
-        </w:rPr>
-        <w:t xml:space="preserve">Wakati </w:t>
-      </w:r>
-      <w:r>
-        <w:rPr>
-          <w:b/>
-          <w:lang w:val="sw_KE" w:bidi="sw_KE"/>
-        </w:rPr>
-        <w:t>mtu anamcha Mungu</w:t>
-      </w:r>
-      <w:r>
-        <w:rPr>
-          <w:lang w:val="sw_KE" w:bidi="sw_KE"/>
-        </w:rPr>
-        <w:t xml:space="preserve">, ana heshima kubwa, heshima, na heshima kwa Mungu. Wanaamini </w:t>
-      </w:r>
-      <w:r>
-        <w:rPr>
-          <w:b/>
-          <w:lang w:val="sw_KE" w:bidi="sw_KE"/>
-        </w:rPr>
-        <w:t>kwamba</w:t>
-      </w:r>
-      <w:r>
-        <w:rPr>
-          <w:lang w:val="sw_KE" w:bidi="sw_KE"/>
-        </w:rPr>
-        <w:t xml:space="preserve"> kila kitu amesema ni kweli. Matokeo yake wanamtii sababu wanajua kwamba amri za Mungu ni nzuri, na kwamba Mungu atawaadhibu wakikaidi Watu wanaomcha Mungu wanachukia kila kitu ambacho ni kinyume na amri za Mungu. Ni muhimu kwa watu sababu sana, Mungu ni mkubwa sana, mwenye nguvu, na </w:t>
-      </w:r>
-      <w:hyperlink r:id="rId45">
-        <w:r>
-          <w:rPr>
-            <w:lang w:val="sw_KE" w:bidi="sw_KE"/>
-          </w:rPr>
-          <w:rPr>
-            <w:color w:val="0000EE"/>
-            <w:u w:val="single"/>
-          </w:rPr>
-          <w:t>mtakatifu</w:t>
-        </w:r>
-      </w:hyperlink>
-      <w:r>
-        <w:rPr>
-          <w:lang w:val="sw_KE" w:bidi="sw_KE"/>
-        </w:rPr>
-        <w:t xml:space="preserve"> kuliko sisi!</w:t>
-      </w:r>
-    </w:p>
-    <w:p>
-      <w:pPr/>
-      <w:r>
-        <w:rPr>
-          <w:lang w:val="sw_KE" w:bidi="sw_KE"/>
-        </w:rPr>
-      </w:r>
-      <w:r>
-        <w:rPr>
-          <w:lang w:val="sw_KE" w:bidi="sw_KE"/>
-        </w:rPr>
-        <w:t>Ni wakati tu watu wanamcha Mungu ndipo wanapoweza kuwa wenye hekima na ufahamu.</w:t>
-      </w:r>
-    </w:p>
-    <w:p>
-      <w:pPr/>
-      <w:r>
-        <w:rPr>
-          <w:lang w:val="sw_KE" w:bidi="sw_KE"/>
-        </w:rPr>
-      </w:r>
-      <w:r>
-        <w:rPr>
-          <w:lang w:val="sw_KE" w:bidi="sw_KE"/>
-        </w:rPr>
-        <w:t xml:space="preserve">Kwa sababu Yesu amekufa kwa </w:t>
-      </w:r>
-      <w:hyperlink r:id="rId39">
-        <w:r>
-          <w:rPr>
-            <w:lang w:val="sw_KE" w:bidi="sw_KE"/>
-          </w:rPr>
-          <w:rPr>
-            <w:color w:val="0000EE"/>
-            <w:u w:val="single"/>
-          </w:rPr>
-          <w:t>dhambi</w:t>
-        </w:r>
-      </w:hyperlink>
-      <w:r>
-        <w:rPr>
-          <w:lang w:val="sw_KE" w:bidi="sw_KE"/>
-        </w:rPr>
-        <w:t xml:space="preserve"> za watu, sasa kwa bila ya kumcha Lakini bado tunapaswa kumheshimu sana Mungu na kutambua kwamba yeye ni nguvu sana. Wakati tunamcha Mungu inatusaidia kufanya mema badala ya mambo mabaya, kwa sababu tunajua kwamba bado kutuadhibu.</w:t>
-      </w:r>
-      <w:r>
-        <w:rPr>
-          <w:lang w:val="sw_KE" w:bidi="sw_KE"/>
-        </w:rPr>
-      </w:r>
-      <w:r>
-        <w:rPr>
-          <w:lang w:val="sw_KE" w:bidi="sw_KE"/>
-        </w:rPr>
-      </w:r>
-    </w:p>
-    <w:p>
-      <w:pPr/>
-      <w:r>
-        <w:rPr>
-          <w:lang w:val="sw_KE" w:bidi="sw_KE"/>
-        </w:rPr>
-      </w:r>
-    </w:p>
-    <w:p>
-      <w:pPr>
-        <w:pStyle w:val="Heading2"/>
-      </w:pPr>
-      <w:r>
-        <w:rPr>
-          <w:lang w:val="sw_KE" w:bidi="sw_KE"/>
-        </w:rPr>
-        <w:t>kumtukuza</w:t>
-      </w:r>
-      <w:r>
-        <w:rPr>
-          <w:lang w:val="sw_KE" w:bidi="sw_KE"/>
-        </w:rPr>
-      </w:r>
-    </w:p>
-    <w:p>
-      <w:pPr/>
-      <w:r>
-        <w:rPr>
-          <w:lang w:val="sw_KE" w:bidi="sw_KE"/>
-        </w:rPr>
-      </w:r>
-      <w:hyperlink r:id="rId51">
-        <w:r>
-          <w:rPr>
-            <w:lang w:val="sw_KE" w:bidi="sw_KE"/>
-          </w:rPr>
-          <w:rPr>
-            <w:color w:val="0000EE"/>
-            <w:u w:val="single"/>
-          </w:rPr>
-          <w:t>Utukufu</w:t>
-        </w:r>
-      </w:hyperlink>
-      <w:r>
-        <w:rPr>
-          <w:lang w:val="sw_KE" w:bidi="sw_KE"/>
-        </w:rPr>
-        <w:t xml:space="preserve"> ni umaarufu na kupongezwa unapofanya jambo zuri.</w:t>
-      </w:r>
-    </w:p>
-    <w:p>
-      <w:pPr/>
-      <w:r>
-        <w:rPr>
-          <w:lang w:val="sw_KE" w:bidi="sw_KE"/>
-        </w:rPr>
-      </w:r>
-      <w:r>
-        <w:rPr>
-          <w:lang w:val="sw_KE" w:bidi="sw_KE"/>
-        </w:rPr>
-        <w:t xml:space="preserve">Watu </w:t>
-      </w:r>
-      <w:r>
-        <w:rPr>
-          <w:b/>
-          <w:lang w:val="sw_KE" w:bidi="sw_KE"/>
-        </w:rPr>
-        <w:t>wanapomtukuza</w:t>
-      </w:r>
-      <w:r>
-        <w:rPr>
-          <w:lang w:val="sw_KE" w:bidi="sw_KE"/>
-        </w:rPr>
-        <w:t xml:space="preserve"> Mungu wanamsifu </w:t>
-      </w:r>
-      <w:hyperlink r:id="rId52">
-        <w:r>
-          <w:rPr>
-            <w:lang w:val="sw_KE" w:bidi="sw_KE"/>
-          </w:rPr>
-          <w:rPr>
-            <w:color w:val="0000EE"/>
-            <w:u w:val="single"/>
-          </w:rPr>
-          <w:t>wanampenda</w:t>
-        </w:r>
-      </w:hyperlink>
-      <w:r>
-        <w:rPr>
-          <w:lang w:val="sw_KE" w:bidi="sw_KE"/>
-        </w:rPr>
-        <w:t>, na wanasema mambo mazuri kumhusu Mungu.</w:t>
-      </w:r>
-    </w:p>
-    <w:p>
-      <w:pPr/>
-      <w:r>
-        <w:rPr>
-          <w:lang w:val="sw_KE" w:bidi="sw_KE"/>
-        </w:rPr>
-      </w:r>
-      <w:r>
-        <w:rPr>
-          <w:lang w:val="sw_KE" w:bidi="sw_KE"/>
-        </w:rPr>
-        <w:t xml:space="preserve">Wakati Mungu </w:t>
-      </w:r>
-      <w:r>
-        <w:rPr>
-          <w:b/>
-          <w:lang w:val="sw_KE" w:bidi="sw_KE"/>
-        </w:rPr>
-        <w:t>anapoonyesha</w:t>
-      </w:r>
-      <w:r>
-        <w:rPr>
-          <w:lang w:val="sw_KE" w:bidi="sw_KE"/>
-        </w:rPr>
-        <w:t xml:space="preserve"> utukufu wake, watu wanaweza kuona jinsi Mungu alivyo mzuri sana, mwenye nguvu, na mwenye utukufu. Si watu wengi katika Biblia ambao wana fursa ya kuuona utukufu wa Mungu, kwa hiyo inapotokea, hii ni wakati maalum sana na wa kushangaza. Ni jambo la kushangaza sana hivi kwamba kwa kawaida watu huwa na hofu sana wanapoona utukufu wa Mungu. Wakati mwingine, watu huona mwanga mkali sana kwa wakati mmoja, lakini si kila wakati.</w:t>
-      </w:r>
-    </w:p>
-    <w:p>
-      <w:pPr/>
-      <w:r>
-        <w:rPr>
-          <w:lang w:val="sw_KE" w:bidi="sw_KE"/>
-        </w:rPr>
-      </w:r>
-      <w:r>
-        <w:rPr>
-          <w:lang w:val="sw_KE" w:bidi="sw_KE"/>
-        </w:rPr>
-        <w:t>Inaweza kuwa vigumu kutafsiri neno utukufu. Katika visa vingine, unaweza kusema "Nguvu na utukufu wa Mungu." Unapomtukuza Mungu, unaonyesha nguvu na utukufu wa Mungu.</w:t>
-      </w:r>
-      <w:r>
-        <w:rPr>
-          <w:lang w:val="sw_KE" w:bidi="sw_KE"/>
-        </w:rPr>
-      </w:r>
-      <w:r>
-        <w:rPr>
-          <w:lang w:val="sw_KE" w:bidi="sw_KE"/>
-        </w:rPr>
-      </w:r>
-    </w:p>
-    <w:p>
-      <w:pPr/>
-      <w:r>
-        <w:rPr>
-          <w:lang w:val="sw_KE" w:bidi="sw_KE"/>
-        </w:rPr>
-      </w:r>
-    </w:p>
-    <w:p>
-      <w:pPr>
-        <w:pStyle w:val="Heading2"/>
-      </w:pPr>
-      <w:r>
-        <w:rPr>
-          <w:lang w:val="sw_KE" w:bidi="sw_KE"/>
-        </w:rPr>
-        <w:t>kuponya</w:t>
-      </w:r>
-      <w:r>
-        <w:rPr>
-          <w:lang w:val="sw_KE" w:bidi="sw_KE"/>
-        </w:rPr>
-      </w:r>
-    </w:p>
-    <w:p>
-      <w:pPr/>
-      <w:r>
-        <w:rPr>
-          <w:lang w:val="sw_KE" w:bidi="sw_KE"/>
-        </w:rPr>
-      </w:r>
-      <w:r>
-        <w:rPr>
-          <w:lang w:val="sw_KE" w:bidi="sw_KE"/>
-        </w:rPr>
-        <w:t xml:space="preserve">Katika aina hii ya </w:t>
-      </w:r>
-      <w:r>
-        <w:rPr>
-          <w:b/>
-          <w:lang w:val="sw_KE" w:bidi="sw_KE"/>
-        </w:rPr>
-        <w:t>uponyaji</w:t>
-      </w:r>
-      <w:r>
-        <w:rPr>
-          <w:lang w:val="sw_KE" w:bidi="sw_KE"/>
-        </w:rPr>
-        <w:t>, Yesu humponya mtu huyo kimwili na kiroho, na kumrudisha kwa jamii. Mtu huyo amefanywa kuwa mkamilifu au kamili.</w:t>
-      </w:r>
-      <w:r>
-        <w:rPr>
-          <w:lang w:val="sw_KE" w:bidi="sw_KE"/>
-        </w:rPr>
-      </w:r>
-      <w:r>
-        <w:rPr>
-          <w:lang w:val="sw_KE" w:bidi="sw_KE"/>
-        </w:rPr>
-      </w:r>
-    </w:p>
-    <w:p>
-      <w:pPr/>
-      <w:r>
-        <w:rPr>
-          <w:lang w:val="sw_KE" w:bidi="sw_KE"/>
-        </w:rPr>
-      </w:r>
-    </w:p>
-    <w:p>
-      <w:pPr>
-        <w:pStyle w:val="Heading2"/>
-      </w:pPr>
-      <w:r>
-        <w:rPr>
-          <w:lang w:val="sw_KE" w:bidi="sw_KE"/>
-        </w:rPr>
-        <w:t>kusulubiwa</w:t>
-      </w:r>
-      <w:r>
-        <w:rPr>
-          <w:lang w:val="sw_KE" w:bidi="sw_KE"/>
-        </w:rPr>
-      </w:r>
-    </w:p>
-    <w:p>
-      <w:pPr/>
-      <w:r>
-        <w:rPr>
-          <w:lang w:val="sw_KE" w:bidi="sw_KE"/>
-        </w:rPr>
-      </w:r>
-      <w:r>
-        <w:rPr>
-          <w:b/>
-          <w:lang w:val="sw_KE" w:bidi="sw_KE"/>
-        </w:rPr>
-        <w:t>Kusulubiwa</w:t>
-      </w:r>
-      <w:r>
-        <w:rPr>
-          <w:lang w:val="sw_KE" w:bidi="sw_KE"/>
-        </w:rPr>
-        <w:t xml:space="preserve"> ilikuwa njia ya Kirumi ya kuwaua watu. Ilitumiwa tu kwa </w:t>
-      </w:r>
-      <w:r>
-        <w:rPr>
-          <w:b/>
-          <w:lang w:val="sw_KE" w:bidi="sw_KE"/>
-        </w:rPr>
-        <w:t>watumwa</w:t>
-      </w:r>
-      <w:r>
-        <w:rPr>
-          <w:lang w:val="sw_KE" w:bidi="sw_KE"/>
-        </w:rPr>
-        <w:t xml:space="preserve"> na wahalifu wabaya zaidi. Kusulubiwa ilikuwa njia chungu zaidi na ya aibu ya kufa. Kusulubiwa inamaanisha kwamba mtu anatundikwa </w:t>
-      </w:r>
-      <w:hyperlink r:id="rId53">
-        <w:r>
-          <w:rPr>
-            <w:lang w:val="sw_KE" w:bidi="sw_KE"/>
-          </w:rPr>
-          <w:rPr>
-            <w:color w:val="0000EE"/>
-            <w:u w:val="single"/>
-          </w:rPr>
-          <w:t>msalabani</w:t>
-        </w:r>
-      </w:hyperlink>
-      <w:r>
-        <w:rPr>
-          <w:lang w:val="sw_KE" w:bidi="sw_KE"/>
-        </w:rPr>
-        <w:t xml:space="preserve"> na kisha kuachwa kufa.</w:t>
-      </w:r>
-    </w:p>
-    <w:p>
-      <w:pPr/>
-      <w:r>
-        <w:rPr>
-          <w:lang w:val="sw_KE" w:bidi="sw_KE"/>
-        </w:rPr>
-      </w:r>
-      <w:r>
-        <w:rPr>
-          <w:lang w:val="sw_KE" w:bidi="sw_KE"/>
-        </w:rPr>
-        <w:t>Msalaba ni kipande kilicho wima cha mbao na kipande kingine cha mbao kinachoitwa "boriti ya msalaba" - kilichounganishwa kando karibu na juu. Mtu ambaye angesulubiwa alipigwa kwanza sana, na kisha alipaswa kubeba boriti ya msalaba mwenyewe hadi mahali pa kuuawa. Kisha wanajeshi walimweka mwathirika juu ya msalaba wa mbao mikono yake ikonyosha pana. kisha askari walipiga misumari mikubwa ya chuma kupitia viganja au mikono na miguu ya mwathirika, ili akabaki msalabani. Wakati mwingine askari wangemfunga mtu kwa kamba tu na kutotumia misumari. Kisha walivuta msalaba wima na kumwacha mwathirika uchi akitundikwa hadi kufa kwa mwonekano kamili wa watu wengine. Mwathirika hangeweza kusonga na alikuwa katika maumivu ya kila kudumu. Hatimaye angekufa kwa sababu ya maumivu, njaa, na kiu, au kwa sababu hangeweza tena kupumua ipasavyo. Hii ingeweza kuchukua masaa kadhaa au hata siku kadhaa. Wakati mwingine askari wangemfanya mwathirika kufa haraka kwa kuvunja miguu yake ili asiweze kujisimamisha ili aweze kupumua.</w:t>
-      </w:r>
-      <w:r>
-        <w:rPr>
-          <w:lang w:val="sw_KE" w:bidi="sw_KE"/>
-        </w:rPr>
-      </w:r>
-      <w:r>
-        <w:rPr>
-          <w:lang w:val="sw_KE" w:bidi="sw_KE"/>
-        </w:rPr>
-      </w:r>
-    </w:p>
-    <w:p>
-      <w:pPr/>
-      <w:r>
-        <w:rPr>
-          <w:lang w:val="sw_KE" w:bidi="sw_KE"/>
-        </w:rPr>
-      </w:r>
-    </w:p>
-    <w:p>
-      <w:pPr>
-        <w:pStyle w:val="Heading2"/>
-      </w:pPr>
-      <w:r>
-        <w:rPr>
-          <w:lang w:val="sw_KE" w:bidi="sw_KE"/>
-        </w:rPr>
-        <w:t>kutakasa</w:t>
-      </w:r>
-      <w:r>
-        <w:rPr>
-          <w:lang w:val="sw_KE" w:bidi="sw_KE"/>
-        </w:rPr>
-      </w:r>
-    </w:p>
-    <w:p>
-      <w:pPr/>
-      <w:r>
-        <w:rPr>
-          <w:lang w:val="sw_KE" w:bidi="sw_KE"/>
-        </w:rPr>
-      </w:r>
-      <w:r>
-        <w:rPr>
-          <w:lang w:val="sw_KE" w:bidi="sw_KE"/>
-        </w:rPr>
-        <w:t>Ku</w:t>
-      </w:r>
-      <w:r>
-        <w:rPr>
-          <w:b/>
-          <w:lang w:val="sw_KE" w:bidi="sw_KE"/>
-        </w:rPr>
-        <w:t>takasa</w:t>
-      </w:r>
-      <w:r>
-        <w:rPr>
-          <w:lang w:val="sw_KE" w:bidi="sw_KE"/>
-        </w:rPr>
-        <w:t xml:space="preserve"> mtu inamaanisha kumfanya mtu awe safi au takatifu. Maneno "safi" na "najisi" katika Biblia hayazungumzii kuhusu ikiwa kitu ni safi au chafu kutoka nje. Katika Biblia, mtu safi anamaanisha mtu </w:t>
-      </w:r>
-      <w:r>
-        <w:rPr>
-          <w:b/>
-          <w:lang w:val="sw_KE" w:bidi="sw_KE"/>
-        </w:rPr>
-        <w:t>anayefaa</w:t>
-      </w:r>
-      <w:r>
-        <w:rPr>
-          <w:lang w:val="sw_KE" w:bidi="sw_KE"/>
-        </w:rPr>
-        <w:t xml:space="preserve"> kwa huduma kwa </w:t>
-      </w:r>
-      <w:hyperlink r:id="rId54">
-        <w:r>
-          <w:rPr>
-            <w:lang w:val="sw_KE" w:bidi="sw_KE"/>
-          </w:rPr>
-          <w:rPr>
-            <w:color w:val="0000EE"/>
-            <w:u w:val="single"/>
-          </w:rPr>
-          <w:t>Mungu</w:t>
-        </w:r>
-      </w:hyperlink>
-      <w:r>
-        <w:rPr>
-          <w:lang w:val="sw_KE" w:bidi="sw_KE"/>
-        </w:rPr>
-        <w:t xml:space="preserve">, anayekubalika kushiriki katika </w:t>
-      </w:r>
-      <w:hyperlink r:id="rId14">
-        <w:r>
-          <w:rPr>
-            <w:lang w:val="sw_KE" w:bidi="sw_KE"/>
-          </w:rPr>
-          <w:rPr>
-            <w:color w:val="0000EE"/>
-            <w:u w:val="single"/>
-          </w:rPr>
-          <w:t>ibada</w:t>
-        </w:r>
-      </w:hyperlink>
-      <w:r>
-        <w:rPr>
-          <w:lang w:val="sw_KE" w:bidi="sw_KE"/>
-        </w:rPr>
-        <w:t xml:space="preserve"> kwa Mungu. Mtu ambaye ni najisi haifai kwa huduma kwa Mungu. Mtu anaweza kuwa mchafu au najisi anapotenda dhambi dhidi ya Mungu, anapotenda dhambi ya ngono, au anapogusa au kula vitu visivyo safi au chafu bila kukusudia. Wanyama na hata vitu pia vinaweza kuwa safi au najisi.</w:t>
-      </w:r>
-    </w:p>
-    <w:p>
-      <w:pPr/>
-      <w:r>
-        <w:rPr>
-          <w:lang w:val="sw_KE" w:bidi="sw_KE"/>
-        </w:rPr>
-      </w:r>
-      <w:r>
-        <w:rPr>
-          <w:lang w:val="sw_KE" w:bidi="sw_KE"/>
-        </w:rPr>
-        <w:t xml:space="preserve">Wakati wowote mtu alikuwa amekuwa najisi, walipaswa kufanya mila fulani kuwa safi tena. Mungu aliwapa watu wake sheria na mila maalum ili kuwafanya kuwa safi tena. Mila hizi mara nyingi zilijumuisha kuoga maalum. Wakati mwingine watu wangeosha tu sehemu moja ya mwili wao, na wakati mwingine walihitaji kwenda chini kabisa ya maji. Kisha wangebadili nguo zao. Wakati mwingine watu walihitaji kutoa </w:t>
-      </w:r>
-      <w:hyperlink r:id="rId55">
-        <w:r>
-          <w:rPr>
-            <w:lang w:val="sw_KE" w:bidi="sw_KE"/>
-          </w:rPr>
-          <w:rPr>
-            <w:color w:val="0000EE"/>
-            <w:u w:val="single"/>
-          </w:rPr>
-          <w:t>dhabihu</w:t>
-        </w:r>
-      </w:hyperlink>
-      <w:r>
-        <w:rPr>
-          <w:lang w:val="sw_KE" w:bidi="sw_KE"/>
-        </w:rPr>
-        <w:t xml:space="preserve"> pia. Mchakato huu ulikuwa ishara ambayo ilionyesha kwamba watu walikuwa wakiondoa kitu chochote ambacho kilikuwa chafu au najisi na ambacho kiliwatenganisha na Mungu. Ilikuwa kazi ya </w:t>
-      </w:r>
-      <w:hyperlink r:id="rId56">
-        <w:r>
-          <w:rPr>
-            <w:lang w:val="sw_KE" w:bidi="sw_KE"/>
-          </w:rPr>
-          <w:rPr>
-            <w:color w:val="0000EE"/>
-            <w:u w:val="single"/>
-          </w:rPr>
-          <w:t>kuhani</w:t>
-        </w:r>
-      </w:hyperlink>
-      <w:r>
-        <w:rPr>
-          <w:lang w:val="sw_KE" w:bidi="sw_KE"/>
-        </w:rPr>
-        <w:t>, mtumishi wa Mungu katika hekalu, kuwasaidia watu kufanya mila ambazo ziliwafanya kuwa safi.</w:t>
-      </w:r>
-      <w:r>
-        <w:rPr>
-          <w:lang w:val="sw_KE" w:bidi="sw_KE"/>
-        </w:rPr>
-      </w:r>
-      <w:r>
-        <w:rPr>
-          <w:lang w:val="sw_KE" w:bidi="sw_KE"/>
-        </w:rPr>
-      </w:r>
-    </w:p>
-    <w:p>
-      <w:pPr/>
-      <w:r>
-        <w:rPr>
-          <w:lang w:val="sw_KE" w:bidi="sw_KE"/>
-        </w:rPr>
-      </w:r>
-    </w:p>
-    <w:p>
-      <w:pPr>
-        <w:pStyle w:val="Heading2"/>
-      </w:pPr>
-      <w:r>
-        <w:rPr>
-          <w:lang w:val="sw_KE" w:bidi="sw_KE"/>
-        </w:rPr>
-        <w:t>kuwa mwenye haki</w:t>
-      </w:r>
-      <w:r>
-        <w:rPr>
-          <w:lang w:val="sw_KE" w:bidi="sw_KE"/>
-        </w:rPr>
-      </w:r>
-    </w:p>
-    <w:p>
-      <w:pPr/>
-      <w:r>
-        <w:rPr>
-          <w:lang w:val="sw_KE" w:bidi="sw_KE"/>
-        </w:rPr>
-      </w:r>
-      <w:r>
-        <w:rPr>
-          <w:lang w:val="sw_KE" w:bidi="sw_KE"/>
-        </w:rPr>
-        <w:t xml:space="preserve">Mtu ambaye ni </w:t>
-      </w:r>
-      <w:r>
-        <w:rPr>
-          <w:b/>
-          <w:lang w:val="sw_KE" w:bidi="sw_KE"/>
-        </w:rPr>
-        <w:t>mwenye haki</w:t>
-      </w:r>
-      <w:r>
-        <w:rPr>
-          <w:lang w:val="sw_KE" w:bidi="sw_KE"/>
-        </w:rPr>
-        <w:t xml:space="preserve"> anatenda kwa njia sahihi. Mungu ni mwenye haki, kwa sababu kila kitu ambacho Mungu anafanya ni sahihi na nzuri.</w:t>
-      </w:r>
-    </w:p>
-    <w:p>
-      <w:pPr/>
-      <w:r>
-        <w:rPr>
-          <w:lang w:val="sw_KE" w:bidi="sw_KE"/>
-        </w:rPr>
-      </w:r>
-      <w:r>
-        <w:rPr>
-          <w:lang w:val="sw_KE" w:bidi="sw_KE"/>
-        </w:rPr>
-        <w:t xml:space="preserve">Mungu anataka watu wote wawe wenye haki. Mtu mwenye haki tu ndiye anayeweza kuwa na uhusiano </w:t>
-      </w:r>
-      <w:r>
-        <w:rPr>
-          <w:b/>
-          <w:lang w:val="sw_KE" w:bidi="sw_KE"/>
-        </w:rPr>
-        <w:t>mzuri</w:t>
-      </w:r>
-      <w:r>
-        <w:rPr>
-          <w:lang w:val="sw_KE" w:bidi="sw_KE"/>
-        </w:rPr>
-        <w:t xml:space="preserve"> na Mungu.</w:t>
-      </w:r>
-    </w:p>
-    <w:p>
-      <w:pPr/>
-      <w:r>
-        <w:rPr>
-          <w:lang w:val="sw_KE" w:bidi="sw_KE"/>
-        </w:rPr>
-      </w:r>
-      <w:r>
-        <w:rPr>
-          <w:lang w:val="sw_KE" w:bidi="sw_KE"/>
-        </w:rPr>
-        <w:t xml:space="preserve">Mtu anayetaka kumtii Mungu na kufanya mambo yanayompendeza Mungu ni mwenye haki, hata ingawa bado anaweza kufanya makosa na kumwasi Mungu bila kukusudia. Mtu mwenye haki anahuzunika anapogundua kwamba wamemwasi Mungu, na </w:t>
-      </w:r>
-      <w:r>
-        <w:rPr>
-          <w:b/>
-          <w:lang w:val="sw_KE" w:bidi="sw_KE"/>
-        </w:rPr>
-        <w:t>anatubu</w:t>
-      </w:r>
-      <w:r>
-        <w:rPr>
-          <w:lang w:val="sw_KE" w:bidi="sw_KE"/>
-        </w:rPr>
-        <w:t xml:space="preserve">. Mtu asiye haki kwa upande mwingine anaendelea kufanya mambo mabaya, na haamini au </w:t>
-      </w:r>
-      <w:r>
-        <w:rPr>
-          <w:b/>
-          <w:lang w:val="sw_KE" w:bidi="sw_KE"/>
-        </w:rPr>
-        <w:t>kujali</w:t>
-      </w:r>
-      <w:r>
-        <w:rPr>
-          <w:lang w:val="sw_KE" w:bidi="sw_KE"/>
-        </w:rPr>
-        <w:t xml:space="preserve"> kwamba Mungu anaweza kukasirikia au kuwaadhibu.</w:t>
-      </w:r>
-    </w:p>
-    <w:p>
-      <w:pPr/>
-      <w:r>
-        <w:rPr>
-          <w:lang w:val="sw_KE" w:bidi="sw_KE"/>
-        </w:rPr>
-      </w:r>
-      <w:r>
-        <w:rPr>
-          <w:lang w:val="sw_KE" w:bidi="sw_KE"/>
-        </w:rPr>
-        <w:t xml:space="preserve">Ibrahimu </w:t>
-      </w:r>
-      <w:hyperlink r:id="rId19">
-        <w:r>
-          <w:rPr>
-            <w:lang w:val="sw_KE" w:bidi="sw_KE"/>
-          </w:rPr>
-          <w:rPr>
-            <w:color w:val="0000EE"/>
-            <w:u w:val="single"/>
-          </w:rPr>
-          <w:t>alipoamini</w:t>
-        </w:r>
-      </w:hyperlink>
-      <w:r>
-        <w:rPr>
-          <w:lang w:val="sw_KE" w:bidi="sw_KE"/>
-        </w:rPr>
-        <w:t xml:space="preserve"> ahadi ambayo Mungu alimpa kwamba Ibrahimu angekuwa na uzao </w:t>
-      </w:r>
-      <w:r>
-        <w:rPr>
-          <w:b/>
-          <w:lang w:val="sw_KE" w:bidi="sw_KE"/>
-        </w:rPr>
-        <w:t>mwingi</w:t>
-      </w:r>
-      <w:r>
-        <w:rPr>
-          <w:lang w:val="sw_KE" w:bidi="sw_KE"/>
-        </w:rPr>
-        <w:t>, Mungu alimuona Ibrahimu kuwa mwenye haki. Ibrahimu hakuwa mwenye haki kwa sababu alikuwa amefanya kitu kizuri, lakini kwa sababu tu alimwamini Mungu.</w:t>
-      </w:r>
-    </w:p>
-    <w:p>
-      <w:pPr/>
-      <w:r>
-        <w:rPr>
-          <w:lang w:val="sw_KE" w:bidi="sw_KE"/>
-        </w:rPr>
-      </w:r>
-      <w:r>
-        <w:rPr>
-          <w:lang w:val="sw_KE" w:bidi="sw_KE"/>
-        </w:rPr>
-        <w:t>Aina hii ya haki inapatikana kwa watu wanaomwamini Yesu. Watu wanapomwamini Yesu, Mungu anawapa zawadi ya haki. Unapoamini kwamba unaweza kuwa na uhusiano sahihi na Mungu kwa sababu ya kile ambacho Yesu amekufanyia, Mungu anatangaza kwamba wewe ni mwenye haki.</w:t>
-      </w:r>
-    </w:p>
-    <w:p>
-      <w:pPr/>
-      <w:r>
-        <w:rPr>
-          <w:lang w:val="sw_KE" w:bidi="sw_KE"/>
-        </w:rPr>
-      </w:r>
-      <w:r>
-        <w:rPr>
-          <w:b/>
-          <w:lang w:val="sw_KE" w:bidi="sw_KE"/>
-        </w:rPr>
-        <w:t>Wakati wa kutafsiri mwenye haki, kuwa mwangalifu kuhusu mambo yafuatayo:</w:t>
-      </w:r>
-    </w:p>
-    <w:p>
-      <w:pPr/>
-      <w:r>
-        <w:rPr>
-          <w:lang w:val="sw_KE" w:bidi="sw_KE"/>
-        </w:rPr>
-      </w:r>
-      <w:r>
-        <w:rPr>
-          <w:lang w:val="sw_KE" w:bidi="sw_KE"/>
-        </w:rPr>
-        <w:t>Unaweza kuelezea haki kama kuwa katika uhusiano sahihi na Mungu, kuwa sahihi machoni pa Mungu, au kukubaliwa na Mungu. Au unaweza kuelezea haki kama kuwa bila lawama au bila hatia, au kuwa bila lawama au bila hatia machoni pa Mungu.</w:t>
-      </w:r>
-    </w:p>
-    <w:p>
-      <w:pPr/>
-      <w:r>
-        <w:rPr>
-          <w:lang w:val="sw_KE" w:bidi="sw_KE"/>
-        </w:rPr>
-      </w:r>
-      <w:r>
-        <w:rPr>
-          <w:lang w:val="sw_KE" w:bidi="sw_KE"/>
-        </w:rPr>
-        <w:t>Lugha yako inaweza kuwa na maneno maalum yanayoelezea wazo la haki, kama vile "kuwa na moyo mnyofu," "kuwa mnyofu," "kutembea katika njia ya Mungu," au mambo mengine kama hayo.</w:t>
-      </w:r>
-      <w:r>
-        <w:rPr>
-          <w:lang w:val="sw_KE" w:bidi="sw_KE"/>
-        </w:rPr>
-      </w:r>
-      <w:r>
-        <w:rPr>
-          <w:lang w:val="sw_KE" w:bidi="sw_KE"/>
-        </w:rPr>
-      </w:r>
-    </w:p>
-    <w:p>
-      <w:pPr/>
-      <w:r>
-        <w:rPr>
-          <w:lang w:val="sw_KE" w:bidi="sw_KE"/>
-        </w:rPr>
-      </w:r>
-    </w:p>
-    <w:p>
-      <w:pPr>
-        <w:pStyle w:val="Heading2"/>
-      </w:pPr>
+        <w:t>jehanamu</w:t>
+      </w:r>
+      <w:r>
+        <w:rPr>
+          <w:lang w:val="sw_KE" w:bidi="sw_KE"/>
+        </w:rPr>
+        <w:t xml:space="preserve"> ni jina la mahali ambapo watu waovu wataadhibiwa baada ya kufa.</w:t>
+      </w:r>
+    </w:p>
+    <w:p>
+      <w:pPr/>
+      <w:r>
+        <w:rPr>
+          <w:lang w:val="sw_KE" w:bidi="sw_KE"/>
+        </w:rPr>
+      </w:r>
+      <w:r>
+        <w:rPr>
+          <w:lang w:val="sw_KE" w:bidi="sw_KE"/>
+        </w:rPr>
+        <w:t xml:space="preserve">Nini hufanyika kwa watu baada ya kufa? </w:t>
+      </w:r>
       <w:r>
         <w:rPr>
           <w:lang w:val="sw_KE" w:bidi="sw_KE"/>
@@ -5006,64 +4604,6 @@
         <w:rPr>
           <w:lang w:val="sw_KE" w:bidi="sw_KE"/>
         </w:rPr>
-      </w:r>
-    </w:p>
-    <w:p>
-      <w:pPr/>
-      <w:r>
-        <w:rPr>
-          <w:lang w:val="sw_KE" w:bidi="sw_KE"/>
-        </w:rPr>
-      </w:r>
-      <w:r>
-        <w:rPr>
-          <w:lang w:val="sw_KE" w:bidi="sw_KE"/>
-        </w:rPr>
-        <w:t xml:space="preserve">Neno </w:t>
-      </w:r>
-      <w:hyperlink r:id="rId57">
-        <w:r>
-          <w:rPr>
-            <w:lang w:val="sw_KE" w:bidi="sw_KE"/>
-          </w:rPr>
-          <w:rPr>
-            <w:color w:val="0000EE"/>
-            <w:u w:val="single"/>
-          </w:rPr>
-          <w:t>jehanamu</w:t>
-        </w:r>
-      </w:hyperlink>
-      <w:r>
-        <w:rPr>
-          <w:lang w:val="sw_KE" w:bidi="sw_KE"/>
-        </w:rPr>
-        <w:t xml:space="preserve"> ni jina la mahali ambapo watu waovu wataadhibiwa baada ya kufa.</w:t>
-      </w:r>
-    </w:p>
-    <w:p>
-      <w:pPr/>
-      <w:r>
-        <w:rPr>
-          <w:lang w:val="sw_KE" w:bidi="sw_KE"/>
-        </w:rPr>
-      </w:r>
-      <w:r>
-        <w:rPr>
-          <w:lang w:val="sw_KE" w:bidi="sw_KE"/>
-        </w:rPr>
-        <w:t xml:space="preserve">Nini hufanyika kwa watu baada ya kufa? </w:t>
-      </w:r>
-      <w:r>
-        <w:rPr>
-          <w:b/>
-          <w:lang w:val="sw_KE" w:bidi="sw_KE"/>
-        </w:rPr>
-        <w:t>kuzimu</w:t>
-      </w:r>
-      <w:r>
-        <w:rPr>
-          <w:lang w:val="sw_KE" w:bidi="sw_KE"/>
-        </w:rPr>
         <w:t xml:space="preserve"> Lakini watu ambao waliishi katika nyakati za Biblia kila wakati hawakuwa na wazo wazi kama hilo kuhusu hili bado.</w:t>
       </w:r>
     </w:p>
@@ -5080,18 +4620,12 @@
         </w:rPr>
         <w:t>Wakati watu katika Agano la Kale walizungumza kuhusu kile kilichotokea kwa watu baada ya kufa, walisema kwamba watu walienda katika "ulimwengu wa chini," au "</w:t>
       </w:r>
-      <w:hyperlink r:id="rId58">
-        <w:r>
-          <w:rPr>
-            <w:lang w:val="sw_KE" w:bidi="sw_KE"/>
-          </w:rPr>
-          <w:rPr>
-            <w:color w:val="0000EE"/>
-            <w:u w:val="single"/>
-          </w:rPr>
-          <w:t>Sheoli</w:t>
-        </w:r>
-      </w:hyperlink>
+      <w:r>
+        <w:rPr>
+          <w:lang w:val="sw_KE" w:bidi="sw_KE"/>
+        </w:rPr>
+        <w:t>Sheoli</w:t>
+      </w:r>
       <w:r>
         <w:rPr>
           <w:lang w:val="sw_KE" w:bidi="sw_KE"/>
@@ -5126,54 +4660,36 @@
         </w:rPr>
         <w:t xml:space="preserve">Yesu aliwaambia watu kwamba baada ya kifo watu ama watakwenda katika </w:t>
       </w:r>
-      <w:hyperlink r:id="rId59">
-        <w:r>
-          <w:rPr>
-            <w:lang w:val="sw_KE" w:bidi="sw_KE"/>
-          </w:rPr>
-          <w:rPr>
-            <w:color w:val="0000EE"/>
-            <w:u w:val="single"/>
-          </w:rPr>
-          <w:t>ufalme wa Mungu</w:t>
-        </w:r>
-      </w:hyperlink>
+      <w:r>
+        <w:rPr>
+          <w:lang w:val="sw_KE" w:bidi="sw_KE"/>
+        </w:rPr>
+        <w:t>ufalme wa Mungu</w:t>
+      </w:r>
       <w:r>
         <w:rPr>
           <w:lang w:val="sw_KE" w:bidi="sw_KE"/>
         </w:rPr>
         <w:t xml:space="preserve">, au watakwenda jehanamu. Neno jehanamu katika lugha ya Kigiriki linatoka kwa jina la mahali karibu na </w:t>
       </w:r>
-      <w:hyperlink r:id="rId23">
-        <w:r>
-          <w:rPr>
-            <w:lang w:val="sw_KE" w:bidi="sw_KE"/>
-          </w:rPr>
-          <w:rPr>
-            <w:color w:val="0000EE"/>
-            <w:u w:val="single"/>
-          </w:rPr>
-          <w:t>Yerusalemu</w:t>
-        </w:r>
-      </w:hyperlink>
+      <w:r>
+        <w:rPr>
+          <w:lang w:val="sw_KE" w:bidi="sw_KE"/>
+        </w:rPr>
+        <w:t>Yerusalemu</w:t>
+      </w:r>
       <w:r>
         <w:rPr>
           <w:lang w:val="sw_KE" w:bidi="sw_KE"/>
         </w:rPr>
         <w:t xml:space="preserve"> ambapo kwa wakati mmoja katika historia yao watu wa </w:t>
       </w:r>
-      <w:hyperlink r:id="rId18">
-        <w:r>
-          <w:rPr>
-            <w:lang w:val="sw_KE" w:bidi="sw_KE"/>
-          </w:rPr>
-          <w:rPr>
-            <w:color w:val="0000EE"/>
-            <w:u w:val="single"/>
-          </w:rPr>
-          <w:t>Israeli</w:t>
-        </w:r>
-      </w:hyperlink>
+      <w:r>
+        <w:rPr>
+          <w:lang w:val="sw_KE" w:bidi="sw_KE"/>
+        </w:rPr>
+        <w:t>Israeli</w:t>
+      </w:r>
       <w:r>
         <w:rPr>
           <w:lang w:val="sw_KE" w:bidi="sw_KE"/>
@@ -5194,18 +4710,12 @@
         </w:rPr>
         <w:t xml:space="preserve">Yesu anafundisha kwamba jehanamu pia ni mahali ambapo </w:t>
       </w:r>
-      <w:hyperlink r:id="rId60">
-        <w:r>
-          <w:rPr>
-            <w:lang w:val="sw_KE" w:bidi="sw_KE"/>
-          </w:rPr>
-          <w:rPr>
-            <w:color w:val="0000EE"/>
-            <w:u w:val="single"/>
-          </w:rPr>
-          <w:t>Shetani</w:t>
-        </w:r>
-      </w:hyperlink>
+      <w:r>
+        <w:rPr>
+          <w:lang w:val="sw_KE" w:bidi="sw_KE"/>
+        </w:rPr>
+        <w:t>Shetani</w:t>
+      </w:r>
       <w:r>
         <w:rPr>
           <w:lang w:val="sw_KE" w:bidi="sw_KE"/>
@@ -5214,7 +4724,6 @@
       </w:r>
       <w:r>
         <w:rPr>
-          <w:b/>
           <w:lang w:val="sw_KE" w:bidi="sw_KE"/>
         </w:rPr>
         <w:t>pepo</w:t>
